--- a/report.docx
+++ b/report.docx
@@ -66,10 +66,7 @@
         </w:rPr>
       </w:pPr>
       <w:r>
-        <w:t>Name2:</w:t>
-      </w:r>
-      <w:r>
-        <w:t xml:space="preserve"> </w:t>
+        <w:t xml:space="preserve">Name2: </w:t>
       </w:r>
     </w:p>
     <w:p>
@@ -84,21 +81,12 @@
         </w:rPr>
       </w:pPr>
       <w:r>
-        <w:t>Name</w:t>
-      </w:r>
-      <w:r>
-        <w:t xml:space="preserve">3: </w:t>
-      </w:r>
-    </w:p>
-    <w:p>
-      <w:r>
-        <w:t>ID</w:t>
-      </w:r>
-      <w:r>
-        <w:t>3</w:t>
-      </w:r>
-      <w:r>
-        <w:t xml:space="preserve"> </w:t>
+        <w:t xml:space="preserve">Name3: </w:t>
+      </w:r>
+    </w:p>
+    <w:p>
+      <w:r>
+        <w:t xml:space="preserve">ID3 </w:t>
       </w:r>
     </w:p>
     <w:p/>
@@ -931,12 +919,6 @@
         <w:gridCol w:w="3120"/>
       </w:tblGrid>
       <w:tr>
-        <w:tblPrEx>
-          <w:tblCellMar>
-            <w:top w:w="0" w:type="dxa"/>
-            <w:bottom w:w="0" w:type="dxa"/>
-          </w:tblCellMar>
-        </w:tblPrEx>
         <w:tc>
           <w:tcPr>
             <w:tcW w:w="3120" w:type="dxa"/>
@@ -1038,12 +1020,6 @@
         </w:tc>
       </w:tr>
       <w:tr>
-        <w:tblPrEx>
-          <w:tblCellMar>
-            <w:top w:w="0" w:type="dxa"/>
-            <w:bottom w:w="0" w:type="dxa"/>
-          </w:tblCellMar>
-        </w:tblPrEx>
         <w:tc>
           <w:tcPr>
             <w:tcW w:w="3120" w:type="dxa"/>
@@ -1136,12 +1112,6 @@
         </w:tc>
       </w:tr>
       <w:tr>
-        <w:tblPrEx>
-          <w:tblCellMar>
-            <w:top w:w="0" w:type="dxa"/>
-            <w:bottom w:w="0" w:type="dxa"/>
-          </w:tblCellMar>
-        </w:tblPrEx>
         <w:tc>
           <w:tcPr>
             <w:tcW w:w="3120" w:type="dxa"/>
@@ -1234,12 +1204,6 @@
         </w:tc>
       </w:tr>
       <w:tr>
-        <w:tblPrEx>
-          <w:tblCellMar>
-            <w:top w:w="0" w:type="dxa"/>
-            <w:bottom w:w="0" w:type="dxa"/>
-          </w:tblCellMar>
-        </w:tblPrEx>
         <w:tc>
           <w:tcPr>
             <w:tcW w:w="3120" w:type="dxa"/>
@@ -2089,12 +2053,6 @@
         <w:gridCol w:w="1300"/>
       </w:tblGrid>
       <w:tr>
-        <w:tblPrEx>
-          <w:tblCellMar>
-            <w:top w:w="0" w:type="dxa"/>
-            <w:bottom w:w="0" w:type="dxa"/>
-          </w:tblCellMar>
-        </w:tblPrEx>
         <w:tc>
           <w:tcPr>
             <w:tcW w:w="1560" w:type="dxa"/>
@@ -2340,12 +2298,6 @@
         </w:tc>
       </w:tr>
       <w:tr>
-        <w:tblPrEx>
-          <w:tblCellMar>
-            <w:top w:w="0" w:type="dxa"/>
-            <w:bottom w:w="0" w:type="dxa"/>
-          </w:tblCellMar>
-        </w:tblPrEx>
         <w:tc>
           <w:tcPr>
             <w:tcW w:w="1560" w:type="dxa"/>
@@ -2565,12 +2517,6 @@
         </w:tc>
       </w:tr>
       <w:tr>
-        <w:tblPrEx>
-          <w:tblCellMar>
-            <w:top w:w="0" w:type="dxa"/>
-            <w:bottom w:w="0" w:type="dxa"/>
-          </w:tblCellMar>
-        </w:tblPrEx>
         <w:tc>
           <w:tcPr>
             <w:tcW w:w="1560" w:type="dxa"/>
@@ -2790,12 +2736,6 @@
         </w:tc>
       </w:tr>
       <w:tr>
-        <w:tblPrEx>
-          <w:tblCellMar>
-            <w:top w:w="0" w:type="dxa"/>
-            <w:bottom w:w="0" w:type="dxa"/>
-          </w:tblCellMar>
-        </w:tblPrEx>
         <w:tc>
           <w:tcPr>
             <w:tcW w:w="1560" w:type="dxa"/>
@@ -3015,12 +2955,6 @@
         </w:tc>
       </w:tr>
       <w:tr>
-        <w:tblPrEx>
-          <w:tblCellMar>
-            <w:top w:w="0" w:type="dxa"/>
-            <w:bottom w:w="0" w:type="dxa"/>
-          </w:tblCellMar>
-        </w:tblPrEx>
         <w:tc>
           <w:tcPr>
             <w:tcW w:w="1560" w:type="dxa"/>
@@ -3240,12 +3174,6 @@
         </w:tc>
       </w:tr>
       <w:tr>
-        <w:tblPrEx>
-          <w:tblCellMar>
-            <w:top w:w="0" w:type="dxa"/>
-            <w:bottom w:w="0" w:type="dxa"/>
-          </w:tblCellMar>
-        </w:tblPrEx>
         <w:tc>
           <w:tcPr>
             <w:tcW w:w="1560" w:type="dxa"/>
@@ -3584,12 +3512,6 @@
         <w:gridCol w:w="3120"/>
       </w:tblGrid>
       <w:tr>
-        <w:tblPrEx>
-          <w:tblCellMar>
-            <w:top w:w="0" w:type="dxa"/>
-            <w:bottom w:w="0" w:type="dxa"/>
-          </w:tblCellMar>
-        </w:tblPrEx>
         <w:tc>
           <w:tcPr>
             <w:tcW w:w="3120" w:type="dxa"/>
@@ -3658,12 +3580,6 @@
         </w:tc>
       </w:tr>
       <w:tr>
-        <w:tblPrEx>
-          <w:tblCellMar>
-            <w:top w:w="0" w:type="dxa"/>
-            <w:bottom w:w="0" w:type="dxa"/>
-          </w:tblCellMar>
-        </w:tblPrEx>
         <w:tc>
           <w:tcPr>
             <w:tcW w:w="3120" w:type="dxa"/>
@@ -3725,12 +3641,6 @@
         </w:tc>
       </w:tr>
       <w:tr>
-        <w:tblPrEx>
-          <w:tblCellMar>
-            <w:top w:w="0" w:type="dxa"/>
-            <w:bottom w:w="0" w:type="dxa"/>
-          </w:tblCellMar>
-        </w:tblPrEx>
         <w:tc>
           <w:tcPr>
             <w:tcW w:w="3120" w:type="dxa"/>
@@ -3824,12 +3734,6 @@
         <w:gridCol w:w="1680"/>
       </w:tblGrid>
       <w:tr>
-        <w:tblPrEx>
-          <w:tblCellMar>
-            <w:top w:w="0" w:type="dxa"/>
-            <w:bottom w:w="0" w:type="dxa"/>
-          </w:tblCellMar>
-        </w:tblPrEx>
         <w:tc>
           <w:tcPr>
             <w:tcW w:w="1680" w:type="dxa"/>
@@ -3921,12 +3825,6 @@
         </w:tc>
       </w:tr>
       <w:tr>
-        <w:tblPrEx>
-          <w:tblCellMar>
-            <w:top w:w="0" w:type="dxa"/>
-            <w:bottom w:w="0" w:type="dxa"/>
-          </w:tblCellMar>
-        </w:tblPrEx>
         <w:tc>
           <w:tcPr>
             <w:tcW w:w="1680" w:type="dxa"/>
@@ -4049,12 +3947,6 @@
         </w:tc>
       </w:tr>
       <w:tr>
-        <w:tblPrEx>
-          <w:tblCellMar>
-            <w:top w:w="0" w:type="dxa"/>
-            <w:bottom w:w="0" w:type="dxa"/>
-          </w:tblCellMar>
-        </w:tblPrEx>
         <w:tc>
           <w:tcPr>
             <w:tcW w:w="1680" w:type="dxa"/>
@@ -4340,7 +4232,19 @@
         <w:rPr>
           <w:color w:val="000000"/>
         </w:rPr>
-        <w:t xml:space="preserve"> what a single decision boundary tree can express. The remaining gap will be addressed by the ensemble methods in Sections 4 and 5.</w:t>
+        <w:t xml:space="preserve"> what a single decision boundary tree can express. The remaining </w:t>
+      </w:r>
+      <w:r>
+        <w:rPr>
+          <w:color w:val="000000"/>
+        </w:rPr>
+        <w:t xml:space="preserve">gap </w:t>
+      </w:r>
+      <w:r>
+        <w:rPr>
+          <w:color w:val="000000"/>
+        </w:rPr>
+        <w:t>will be addressed by the ensemble methods in Sections 4 and 5.</w:t>
       </w:r>
     </w:p>
     <w:p>
@@ -4368,6 +4272,3588 @@
       </w:pPr>
       <w:r>
         <w:t>4.1 Algorithm Design</w:t>
+      </w:r>
+    </w:p>
+    <w:p>
+      <w:pPr>
+        <w:pStyle w:val="Heading2"/>
+        <w:spacing w:before="0"/>
+        <w:rPr>
+          <w:b w:val="0"/>
+          <w:color w:val="000000" w:themeColor="text1"/>
+          <w:sz w:val="24"/>
+          <w:szCs w:val="24"/>
+          <w14:shadow w14:blurRad="38100" w14:dist="19050" w14:dir="2700000" w14:sx="100000" w14:sy="100000" w14:kx="0" w14:ky="0" w14:algn="tl">
+            <w14:schemeClr w14:val="dk1">
+              <w14:alpha w14:val="60000"/>
+            </w14:schemeClr>
+          </w14:shadow>
+          <w14:textOutline w14:w="0" w14:cap="flat" w14:cmpd="sng" w14:algn="ctr">
+            <w14:noFill/>
+            <w14:prstDash w14:val="solid"/>
+            <w14:round/>
+          </w14:textOutline>
+        </w:rPr>
+      </w:pPr>
+      <w:r>
+        <w:rPr>
+          <w:b w:val="0"/>
+          <w:color w:val="000000" w:themeColor="text1"/>
+          <w:sz w:val="24"/>
+          <w:szCs w:val="24"/>
+          <w14:shadow w14:blurRad="38100" w14:dist="19050" w14:dir="2700000" w14:sx="100000" w14:sy="100000" w14:kx="0" w14:ky="0" w14:algn="tl">
+            <w14:schemeClr w14:val="dk1">
+              <w14:alpha w14:val="60000"/>
+            </w14:schemeClr>
+          </w14:shadow>
+          <w14:textOutline w14:w="0" w14:cap="flat" w14:cmpd="sng" w14:algn="ctr">
+            <w14:noFill/>
+            <w14:prstDash w14:val="solid"/>
+            <w14:round/>
+          </w14:textOutline>
+        </w:rPr>
+        <w:t>The Bagging (Bootstrap Aggregating) ensemble is implemented in bagging.py using the previously developed Decision Tree as the base learner.</w:t>
+      </w:r>
+    </w:p>
+    <w:p>
+      <w:pPr>
+        <w:pStyle w:val="Heading2"/>
+        <w:spacing w:before="0"/>
+        <w:rPr>
+          <w:bCs w:val="0"/>
+          <w:color w:val="FF0000"/>
+          <w:sz w:val="24"/>
+          <w:szCs w:val="24"/>
+          <w14:shadow w14:blurRad="38100" w14:dist="19050" w14:dir="2700000" w14:sx="100000" w14:sy="100000" w14:kx="0" w14:ky="0" w14:algn="tl">
+            <w14:schemeClr w14:val="dk1">
+              <w14:alpha w14:val="60000"/>
+            </w14:schemeClr>
+          </w14:shadow>
+          <w14:textOutline w14:w="0" w14:cap="flat" w14:cmpd="sng" w14:algn="ctr">
+            <w14:noFill/>
+            <w14:prstDash w14:val="solid"/>
+            <w14:round/>
+          </w14:textOutline>
+        </w:rPr>
+      </w:pPr>
+      <w:r>
+        <w:rPr>
+          <w:bCs w:val="0"/>
+          <w:color w:val="FF0000"/>
+          <w:sz w:val="24"/>
+          <w:szCs w:val="24"/>
+          <w14:shadow w14:blurRad="38100" w14:dist="19050" w14:dir="2700000" w14:sx="100000" w14:sy="100000" w14:kx="0" w14:ky="0" w14:algn="tl">
+            <w14:schemeClr w14:val="dk1">
+              <w14:alpha w14:val="60000"/>
+            </w14:schemeClr>
+          </w14:shadow>
+          <w14:textOutline w14:w="0" w14:cap="flat" w14:cmpd="sng" w14:algn="ctr">
+            <w14:noFill/>
+            <w14:prstDash w14:val="solid"/>
+            <w14:round/>
+          </w14:textOutline>
+        </w:rPr>
+        <w:t>Bootstrap Sampling</w:t>
+      </w:r>
+    </w:p>
+    <w:p>
+      <w:pPr>
+        <w:pStyle w:val="Heading2"/>
+        <w:spacing w:before="0"/>
+        <w:rPr>
+          <w:b w:val="0"/>
+          <w:color w:val="000000" w:themeColor="text1"/>
+          <w:sz w:val="24"/>
+          <w:szCs w:val="24"/>
+          <w14:shadow w14:blurRad="38100" w14:dist="19050" w14:dir="2700000" w14:sx="100000" w14:sy="100000" w14:kx="0" w14:ky="0" w14:algn="tl">
+            <w14:schemeClr w14:val="dk1">
+              <w14:alpha w14:val="60000"/>
+            </w14:schemeClr>
+          </w14:shadow>
+          <w14:textOutline w14:w="0" w14:cap="flat" w14:cmpd="sng" w14:algn="ctr">
+            <w14:noFill/>
+            <w14:prstDash w14:val="solid"/>
+            <w14:round/>
+          </w14:textOutline>
+        </w:rPr>
+      </w:pPr>
+      <w:r>
+        <w:rPr>
+          <w:b w:val="0"/>
+          <w:color w:val="000000" w:themeColor="text1"/>
+          <w:sz w:val="24"/>
+          <w:szCs w:val="24"/>
+          <w14:shadow w14:blurRad="38100" w14:dist="19050" w14:dir="2700000" w14:sx="100000" w14:sy="100000" w14:kx="0" w14:ky="0" w14:algn="tl">
+            <w14:schemeClr w14:val="dk1">
+              <w14:alpha w14:val="60000"/>
+            </w14:schemeClr>
+          </w14:shadow>
+          <w14:textOutline w14:w="0" w14:cap="flat" w14:cmpd="sng" w14:algn="ctr">
+            <w14:noFill/>
+            <w14:prstDash w14:val="solid"/>
+            <w14:round/>
+          </w14:textOutline>
+        </w:rPr>
+        <w:t xml:space="preserve">Each estimator is trained on a bootstrap sample drawn from the training set. A bootstrap sample is created by randomly selecting </w:t>
+      </w:r>
+      <m:oMath>
+        <m:r>
+          <w:rPr>
+            <w:rFonts w:ascii="Cambria Math" w:hAnsi="Cambria Math"/>
+            <w:color w:val="000000" w:themeColor="text1"/>
+            <w:sz w:val="24"/>
+            <w:szCs w:val="24"/>
+            <w14:shadow w14:blurRad="38100" w14:dist="19050" w14:dir="2700000" w14:sx="100000" w14:sy="100000" w14:kx="0" w14:ky="0" w14:algn="tl">
+              <w14:schemeClr w14:val="dk1">
+                <w14:alpha w14:val="60000"/>
+              </w14:schemeClr>
+            </w14:shadow>
+            <w14:textOutline w14:w="0" w14:cap="flat" w14:cmpd="sng" w14:algn="ctr">
+              <w14:noFill/>
+              <w14:prstDash w14:val="solid"/>
+              <w14:round/>
+            </w14:textOutline>
+          </w:rPr>
+          <m:t>n</m:t>
+        </m:r>
+      </m:oMath>
+      <w:r>
+        <w:rPr>
+          <w:b w:val="0"/>
+          <w:color w:val="000000" w:themeColor="text1"/>
+          <w:sz w:val="24"/>
+          <w:szCs w:val="24"/>
+          <w14:shadow w14:blurRad="38100" w14:dist="19050" w14:dir="2700000" w14:sx="100000" w14:sy="100000" w14:kx="0" w14:ky="0" w14:algn="tl">
+            <w14:schemeClr w14:val="dk1">
+              <w14:alpha w14:val="60000"/>
+            </w14:schemeClr>
+          </w14:shadow>
+          <w14:textOutline w14:w="0" w14:cap="flat" w14:cmpd="sng" w14:algn="ctr">
+            <w14:noFill/>
+            <w14:prstDash w14:val="solid"/>
+            <w14:round/>
+          </w14:textOutline>
+        </w:rPr>
+        <w:t xml:space="preserve">samples from the training data with replacement, where </w:t>
+      </w:r>
+      <m:oMath>
+        <m:r>
+          <w:rPr>
+            <w:rFonts w:ascii="Cambria Math" w:hAnsi="Cambria Math"/>
+            <w:color w:val="000000" w:themeColor="text1"/>
+            <w:sz w:val="24"/>
+            <w:szCs w:val="24"/>
+            <w14:shadow w14:blurRad="38100" w14:dist="19050" w14:dir="2700000" w14:sx="100000" w14:sy="100000" w14:kx="0" w14:ky="0" w14:algn="tl">
+              <w14:schemeClr w14:val="dk1">
+                <w14:alpha w14:val="60000"/>
+              </w14:schemeClr>
+            </w14:shadow>
+            <w14:textOutline w14:w="0" w14:cap="flat" w14:cmpd="sng" w14:algn="ctr">
+              <w14:noFill/>
+              <w14:prstDash w14:val="solid"/>
+              <w14:round/>
+            </w14:textOutline>
+          </w:rPr>
+          <m:t>n=642</m:t>
+        </m:r>
+      </m:oMath>
+      <w:r>
+        <w:rPr>
+          <w:b w:val="0"/>
+          <w:color w:val="000000" w:themeColor="text1"/>
+          <w:sz w:val="24"/>
+          <w:szCs w:val="24"/>
+          <w14:shadow w14:blurRad="38100" w14:dist="19050" w14:dir="2700000" w14:sx="100000" w14:sy="100000" w14:kx="0" w14:ky="0" w14:algn="tl">
+            <w14:schemeClr w14:val="dk1">
+              <w14:alpha w14:val="60000"/>
+            </w14:schemeClr>
+          </w14:shadow>
+          <w14:textOutline w14:w="0" w14:cap="flat" w14:cmpd="sng" w14:algn="ctr">
+            <w14:noFill/>
+            <w14:prstDash w14:val="solid"/>
+            <w14:round/>
+          </w14:textOutline>
+        </w:rPr>
+        <w:t>. As a result, some samples may appear multiple times while others may be omitted entirely.</w:t>
+      </w:r>
+    </w:p>
+    <w:p>
+      <w:pPr>
+        <w:pStyle w:val="Heading2"/>
+        <w:spacing w:before="0"/>
+        <w:rPr>
+          <w:b w:val="0"/>
+          <w:color w:val="000000" w:themeColor="text1"/>
+          <w:sz w:val="24"/>
+          <w:szCs w:val="24"/>
+          <w14:shadow w14:blurRad="38100" w14:dist="19050" w14:dir="2700000" w14:sx="100000" w14:sy="100000" w14:kx="0" w14:ky="0" w14:algn="tl">
+            <w14:schemeClr w14:val="dk1">
+              <w14:alpha w14:val="60000"/>
+            </w14:schemeClr>
+          </w14:shadow>
+          <w14:textOutline w14:w="0" w14:cap="flat" w14:cmpd="sng" w14:algn="ctr">
+            <w14:noFill/>
+            <w14:prstDash w14:val="solid"/>
+            <w14:round/>
+          </w14:textOutline>
+        </w:rPr>
+      </w:pPr>
+      <w:r>
+        <w:rPr>
+          <w:b w:val="0"/>
+          <w:color w:val="000000" w:themeColor="text1"/>
+          <w:sz w:val="24"/>
+          <w:szCs w:val="24"/>
+          <w14:shadow w14:blurRad="38100" w14:dist="19050" w14:dir="2700000" w14:sx="100000" w14:sy="100000" w14:kx="0" w14:ky="0" w14:algn="tl">
+            <w14:schemeClr w14:val="dk1">
+              <w14:alpha w14:val="60000"/>
+            </w14:schemeClr>
+          </w14:shadow>
+          <w14:textOutline w14:w="0" w14:cap="flat" w14:cmpd="sng" w14:algn="ctr">
+            <w14:noFill/>
+            <w14:prstDash w14:val="solid"/>
+            <w14:round/>
+          </w14:textOutline>
+        </w:rPr>
+        <w:t>This sampling process introduces diversity among the base learners, which is critical for reducing variance.</w:t>
+      </w:r>
+    </w:p>
+    <w:p>
+      <w:pPr>
+        <w:pStyle w:val="Heading2"/>
+        <w:spacing w:before="0"/>
+        <w:rPr>
+          <w:bCs w:val="0"/>
+          <w:color w:val="FF0000"/>
+          <w:sz w:val="24"/>
+          <w:szCs w:val="24"/>
+          <w14:shadow w14:blurRad="38100" w14:dist="19050" w14:dir="2700000" w14:sx="100000" w14:sy="100000" w14:kx="0" w14:ky="0" w14:algn="tl">
+            <w14:schemeClr w14:val="dk1">
+              <w14:alpha w14:val="60000"/>
+            </w14:schemeClr>
+          </w14:shadow>
+          <w14:textOutline w14:w="0" w14:cap="flat" w14:cmpd="sng" w14:algn="ctr">
+            <w14:noFill/>
+            <w14:prstDash w14:val="solid"/>
+            <w14:round/>
+          </w14:textOutline>
+        </w:rPr>
+      </w:pPr>
+      <w:r>
+        <w:rPr>
+          <w:bCs w:val="0"/>
+          <w:color w:val="FF0000"/>
+          <w:sz w:val="24"/>
+          <w:szCs w:val="24"/>
+          <w14:shadow w14:blurRad="38100" w14:dist="19050" w14:dir="2700000" w14:sx="100000" w14:sy="100000" w14:kx="0" w14:ky="0" w14:algn="tl">
+            <w14:schemeClr w14:val="dk1">
+              <w14:alpha w14:val="60000"/>
+            </w14:schemeClr>
+          </w14:shadow>
+          <w14:textOutline w14:w="0" w14:cap="flat" w14:cmpd="sng" w14:algn="ctr">
+            <w14:noFill/>
+            <w14:prstDash w14:val="solid"/>
+            <w14:round/>
+          </w14:textOutline>
+        </w:rPr>
+        <w:t>Ensemble Construction</w:t>
+      </w:r>
+    </w:p>
+    <w:p>
+      <w:pPr>
+        <w:pStyle w:val="Heading2"/>
+        <w:spacing w:before="0"/>
+        <w:rPr>
+          <w:b w:val="0"/>
+          <w:color w:val="000000" w:themeColor="text1"/>
+          <w:sz w:val="24"/>
+          <w:szCs w:val="24"/>
+          <w14:shadow w14:blurRad="38100" w14:dist="19050" w14:dir="2700000" w14:sx="100000" w14:sy="100000" w14:kx="0" w14:ky="0" w14:algn="tl">
+            <w14:schemeClr w14:val="dk1">
+              <w14:alpha w14:val="60000"/>
+            </w14:schemeClr>
+          </w14:shadow>
+          <w14:textOutline w14:w="0" w14:cap="flat" w14:cmpd="sng" w14:algn="ctr">
+            <w14:noFill/>
+            <w14:prstDash w14:val="solid"/>
+            <w14:round/>
+          </w14:textOutline>
+        </w:rPr>
+      </w:pPr>
+      <w:r>
+        <w:rPr>
+          <w:b w:val="0"/>
+          <w:color w:val="000000" w:themeColor="text1"/>
+          <w:sz w:val="24"/>
+          <w:szCs w:val="24"/>
+          <w14:shadow w14:blurRad="38100" w14:dist="19050" w14:dir="2700000" w14:sx="100000" w14:sy="100000" w14:kx="0" w14:ky="0" w14:algn="tl">
+            <w14:schemeClr w14:val="dk1">
+              <w14:alpha w14:val="60000"/>
+            </w14:schemeClr>
+          </w14:shadow>
+          <w14:textOutline w14:w="0" w14:cap="flat" w14:cmpd="sng" w14:algn="ctr">
+            <w14:noFill/>
+            <w14:prstDash w14:val="solid"/>
+            <w14:round/>
+          </w14:textOutline>
+        </w:rPr>
+        <w:t xml:space="preserve">The ensemble consists of </w:t>
+      </w:r>
+      <m:oMath>
+        <m:r>
+          <w:rPr>
+            <w:rFonts w:ascii="Cambria Math" w:hAnsi="Cambria Math"/>
+            <w:color w:val="000000" w:themeColor="text1"/>
+            <w:sz w:val="24"/>
+            <w:szCs w:val="24"/>
+            <w14:shadow w14:blurRad="38100" w14:dist="19050" w14:dir="2700000" w14:sx="100000" w14:sy="100000" w14:kx="0" w14:ky="0" w14:algn="tl">
+              <w14:schemeClr w14:val="dk1">
+                <w14:alpha w14:val="60000"/>
+              </w14:schemeClr>
+            </w14:shadow>
+            <w14:textOutline w14:w="0" w14:cap="flat" w14:cmpd="sng" w14:algn="ctr">
+              <w14:noFill/>
+              <w14:prstDash w14:val="solid"/>
+              <w14:round/>
+            </w14:textOutline>
+          </w:rPr>
+          <m:t>n</m:t>
+        </m:r>
+        <m:r>
+          <m:rPr>
+            <m:sty m:val="p"/>
+          </m:rPr>
+          <w:rPr>
+            <w:rFonts w:ascii="Cambria Math" w:hAnsi="Cambria Math"/>
+            <w:color w:val="000000" w:themeColor="text1"/>
+            <w:sz w:val="24"/>
+            <w:szCs w:val="24"/>
+            <w14:shadow w14:blurRad="38100" w14:dist="19050" w14:dir="2700000" w14:sx="100000" w14:sy="100000" w14:kx="0" w14:ky="0" w14:algn="tl">
+              <w14:schemeClr w14:val="dk1">
+                <w14:alpha w14:val="60000"/>
+              </w14:schemeClr>
+            </w14:shadow>
+            <w14:textOutline w14:w="0" w14:cap="flat" w14:cmpd="sng" w14:algn="ctr">
+              <w14:noFill/>
+              <w14:prstDash w14:val="solid"/>
+              <w14:round/>
+            </w14:textOutline>
+          </w:rPr>
+          <m:t>_</m:t>
+        </m:r>
+        <m:r>
+          <w:rPr>
+            <w:rFonts w:ascii="Cambria Math" w:hAnsi="Cambria Math"/>
+            <w:color w:val="000000" w:themeColor="text1"/>
+            <w:sz w:val="24"/>
+            <w:szCs w:val="24"/>
+            <w14:shadow w14:blurRad="38100" w14:dist="19050" w14:dir="2700000" w14:sx="100000" w14:sy="100000" w14:kx="0" w14:ky="0" w14:algn="tl">
+              <w14:schemeClr w14:val="dk1">
+                <w14:alpha w14:val="60000"/>
+              </w14:schemeClr>
+            </w14:shadow>
+            <w14:textOutline w14:w="0" w14:cap="flat" w14:cmpd="sng" w14:algn="ctr">
+              <w14:noFill/>
+              <w14:prstDash w14:val="solid"/>
+              <w14:round/>
+            </w14:textOutline>
+          </w:rPr>
+          <m:t>estimators</m:t>
+        </m:r>
+      </m:oMath>
+      <w:r>
+        <w:rPr>
+          <w:b w:val="0"/>
+          <w:color w:val="000000" w:themeColor="text1"/>
+          <w:sz w:val="24"/>
+          <w:szCs w:val="24"/>
+          <w14:shadow w14:blurRad="38100" w14:dist="19050" w14:dir="2700000" w14:sx="100000" w14:sy="100000" w14:kx="0" w14:ky="0" w14:algn="tl">
+            <w14:schemeClr w14:val="dk1">
+              <w14:alpha w14:val="60000"/>
+            </w14:schemeClr>
+          </w14:shadow>
+          <w14:textOutline w14:w="0" w14:cap="flat" w14:cmpd="sng" w14:algn="ctr">
+            <w14:noFill/>
+            <w14:prstDash w14:val="solid"/>
+            <w14:round/>
+          </w14:textOutline>
+        </w:rPr>
+        <w:t>independent Decision Trees. Each tree is trained using the same hyperparameters (max_depth and min_samples_split) but on a different bootstrap sample.</w:t>
+      </w:r>
+    </w:p>
+    <w:p>
+      <w:pPr>
+        <w:pStyle w:val="Heading2"/>
+        <w:spacing w:before="0"/>
+        <w:rPr>
+          <w:bCs w:val="0"/>
+          <w:color w:val="FF0000"/>
+          <w:sz w:val="24"/>
+          <w:szCs w:val="24"/>
+          <w14:shadow w14:blurRad="38100" w14:dist="19050" w14:dir="2700000" w14:sx="100000" w14:sy="100000" w14:kx="0" w14:ky="0" w14:algn="tl">
+            <w14:schemeClr w14:val="dk1">
+              <w14:alpha w14:val="60000"/>
+            </w14:schemeClr>
+          </w14:shadow>
+          <w14:textOutline w14:w="0" w14:cap="flat" w14:cmpd="sng" w14:algn="ctr">
+            <w14:noFill/>
+            <w14:prstDash w14:val="solid"/>
+            <w14:round/>
+          </w14:textOutline>
+        </w:rPr>
+      </w:pPr>
+      <w:r>
+        <w:rPr>
+          <w:bCs w:val="0"/>
+          <w:color w:val="FF0000"/>
+          <w:sz w:val="24"/>
+          <w:szCs w:val="24"/>
+          <w14:shadow w14:blurRad="38100" w14:dist="19050" w14:dir="2700000" w14:sx="100000" w14:sy="100000" w14:kx="0" w14:ky="0" w14:algn="tl">
+            <w14:schemeClr w14:val="dk1">
+              <w14:alpha w14:val="60000"/>
+            </w14:schemeClr>
+          </w14:shadow>
+          <w14:textOutline w14:w="0" w14:cap="flat" w14:cmpd="sng" w14:algn="ctr">
+            <w14:noFill/>
+            <w14:prstDash w14:val="solid"/>
+            <w14:round/>
+          </w14:textOutline>
+        </w:rPr>
+        <w:t>Aggregation Strategy (Majority Voting)</w:t>
+      </w:r>
+    </w:p>
+    <w:p>
+      <w:pPr>
+        <w:pStyle w:val="Heading2"/>
+        <w:spacing w:before="0"/>
+        <w:rPr>
+          <w:b w:val="0"/>
+          <w:color w:val="000000" w:themeColor="text1"/>
+          <w:sz w:val="24"/>
+          <w:szCs w:val="24"/>
+          <w14:shadow w14:blurRad="38100" w14:dist="19050" w14:dir="2700000" w14:sx="100000" w14:sy="100000" w14:kx="0" w14:ky="0" w14:algn="tl">
+            <w14:schemeClr w14:val="dk1">
+              <w14:alpha w14:val="60000"/>
+            </w14:schemeClr>
+          </w14:shadow>
+          <w14:textOutline w14:w="0" w14:cap="flat" w14:cmpd="sng" w14:algn="ctr">
+            <w14:noFill/>
+            <w14:prstDash w14:val="solid"/>
+            <w14:round/>
+          </w14:textOutline>
+        </w:rPr>
+      </w:pPr>
+      <w:r>
+        <w:rPr>
+          <w:b w:val="0"/>
+          <w:color w:val="000000" w:themeColor="text1"/>
+          <w:sz w:val="24"/>
+          <w:szCs w:val="24"/>
+          <w14:shadow w14:blurRad="38100" w14:dist="19050" w14:dir="2700000" w14:sx="100000" w14:sy="100000" w14:kx="0" w14:ky="0" w14:algn="tl">
+            <w14:schemeClr w14:val="dk1">
+              <w14:alpha w14:val="60000"/>
+            </w14:schemeClr>
+          </w14:shadow>
+          <w14:textOutline w14:w="0" w14:cap="flat" w14:cmpd="sng" w14:algn="ctr">
+            <w14:noFill/>
+            <w14:prstDash w14:val="solid"/>
+            <w14:round/>
+          </w14:textOutline>
+        </w:rPr>
+        <w:lastRenderedPageBreak/>
+        <w:t>During prediction, each tree outputs a class label. The final prediction is obtained by majority voting across all trees:</w:t>
+      </w:r>
+    </w:p>
+    <w:p>
+      <w:pPr>
+        <w:pStyle w:val="Heading2"/>
+        <w:numPr>
+          <w:ilvl w:val="0"/>
+          <w:numId w:val="3"/>
+        </w:numPr>
+        <w:spacing w:before="0"/>
+        <w:rPr>
+          <w:b w:val="0"/>
+          <w:color w:val="000000" w:themeColor="text1"/>
+          <w:sz w:val="24"/>
+          <w:szCs w:val="24"/>
+          <w14:shadow w14:blurRad="38100" w14:dist="19050" w14:dir="2700000" w14:sx="100000" w14:sy="100000" w14:kx="0" w14:ky="0" w14:algn="tl">
+            <w14:schemeClr w14:val="dk1">
+              <w14:alpha w14:val="60000"/>
+            </w14:schemeClr>
+          </w14:shadow>
+          <w14:textOutline w14:w="0" w14:cap="flat" w14:cmpd="sng" w14:algn="ctr">
+            <w14:noFill/>
+            <w14:prstDash w14:val="solid"/>
+            <w14:round/>
+          </w14:textOutline>
+        </w:rPr>
+      </w:pPr>
+      <w:r>
+        <w:rPr>
+          <w:b w:val="0"/>
+          <w:color w:val="000000" w:themeColor="text1"/>
+          <w:sz w:val="24"/>
+          <w:szCs w:val="24"/>
+          <w14:shadow w14:blurRad="38100" w14:dist="19050" w14:dir="2700000" w14:sx="100000" w14:sy="100000" w14:kx="0" w14:ky="0" w14:algn="tl">
+            <w14:schemeClr w14:val="dk1">
+              <w14:alpha w14:val="60000"/>
+            </w14:schemeClr>
+          </w14:shadow>
+          <w14:textOutline w14:w="0" w14:cap="flat" w14:cmpd="sng" w14:algn="ctr">
+            <w14:noFill/>
+            <w14:prstDash w14:val="solid"/>
+            <w14:round/>
+          </w14:textOutline>
+        </w:rPr>
+        <w:t xml:space="preserve">For each input sample, all </w:t>
+      </w:r>
+      <w:proofErr w:type="gramStart"/>
+      <w:r>
+        <w:rPr>
+          <w:b w:val="0"/>
+          <w:color w:val="000000" w:themeColor="text1"/>
+          <w:sz w:val="24"/>
+          <w:szCs w:val="24"/>
+          <w14:shadow w14:blurRad="38100" w14:dist="19050" w14:dir="2700000" w14:sx="100000" w14:sy="100000" w14:kx="0" w14:ky="0" w14:algn="tl">
+            <w14:schemeClr w14:val="dk1">
+              <w14:alpha w14:val="60000"/>
+            </w14:schemeClr>
+          </w14:shadow>
+          <w14:textOutline w14:w="0" w14:cap="flat" w14:cmpd="sng" w14:algn="ctr">
+            <w14:noFill/>
+            <w14:prstDash w14:val="solid"/>
+            <w14:round/>
+          </w14:textOutline>
+        </w:rPr>
+        <w:t>tree</w:t>
+      </w:r>
+      <w:proofErr w:type="gramEnd"/>
+      <w:r>
+        <w:rPr>
+          <w:b w:val="0"/>
+          <w:color w:val="000000" w:themeColor="text1"/>
+          <w:sz w:val="24"/>
+          <w:szCs w:val="24"/>
+          <w14:shadow w14:blurRad="38100" w14:dist="19050" w14:dir="2700000" w14:sx="100000" w14:sy="100000" w14:kx="0" w14:ky="0" w14:algn="tl">
+            <w14:schemeClr w14:val="dk1">
+              <w14:alpha w14:val="60000"/>
+            </w14:schemeClr>
+          </w14:shadow>
+          <w14:textOutline w14:w="0" w14:cap="flat" w14:cmpd="sng" w14:algn="ctr">
+            <w14:noFill/>
+            <w14:prstDash w14:val="solid"/>
+            <w14:round/>
+          </w14:textOutline>
+        </w:rPr>
+        <w:t xml:space="preserve"> predictions are collected. </w:t>
+      </w:r>
+    </w:p>
+    <w:p>
+      <w:pPr>
+        <w:pStyle w:val="Heading2"/>
+        <w:numPr>
+          <w:ilvl w:val="0"/>
+          <w:numId w:val="3"/>
+        </w:numPr>
+        <w:spacing w:before="0"/>
+        <w:rPr>
+          <w:b w:val="0"/>
+          <w:color w:val="000000" w:themeColor="text1"/>
+          <w:sz w:val="24"/>
+          <w:szCs w:val="24"/>
+          <w14:shadow w14:blurRad="38100" w14:dist="19050" w14:dir="2700000" w14:sx="100000" w14:sy="100000" w14:kx="0" w14:ky="0" w14:algn="tl">
+            <w14:schemeClr w14:val="dk1">
+              <w14:alpha w14:val="60000"/>
+            </w14:schemeClr>
+          </w14:shadow>
+          <w14:textOutline w14:w="0" w14:cap="flat" w14:cmpd="sng" w14:algn="ctr">
+            <w14:noFill/>
+            <w14:prstDash w14:val="solid"/>
+            <w14:round/>
+          </w14:textOutline>
+        </w:rPr>
+      </w:pPr>
+      <w:r>
+        <w:rPr>
+          <w:b w:val="0"/>
+          <w:color w:val="000000" w:themeColor="text1"/>
+          <w:sz w:val="24"/>
+          <w:szCs w:val="24"/>
+          <w14:shadow w14:blurRad="38100" w14:dist="19050" w14:dir="2700000" w14:sx="100000" w14:sy="100000" w14:kx="0" w14:ky="0" w14:algn="tl">
+            <w14:schemeClr w14:val="dk1">
+              <w14:alpha w14:val="60000"/>
+            </w14:schemeClr>
+          </w14:shadow>
+          <w14:textOutline w14:w="0" w14:cap="flat" w14:cmpd="sng" w14:algn="ctr">
+            <w14:noFill/>
+            <w14:prstDash w14:val="solid"/>
+            <w14:round/>
+          </w14:textOutline>
+        </w:rPr>
+        <w:t xml:space="preserve">The class with the highest frequency is selected as the final output. </w:t>
+      </w:r>
+    </w:p>
+    <w:p>
+      <w:pPr>
+        <w:pStyle w:val="Heading2"/>
+        <w:spacing w:before="0"/>
+        <w:rPr>
+          <w:b w:val="0"/>
+          <w:color w:val="000000" w:themeColor="text1"/>
+          <w:sz w:val="24"/>
+          <w:szCs w:val="24"/>
+          <w14:shadow w14:blurRad="38100" w14:dist="19050" w14:dir="2700000" w14:sx="100000" w14:sy="100000" w14:kx="0" w14:ky="0" w14:algn="tl">
+            <w14:schemeClr w14:val="dk1">
+              <w14:alpha w14:val="60000"/>
+            </w14:schemeClr>
+          </w14:shadow>
+          <w14:textOutline w14:w="0" w14:cap="flat" w14:cmpd="sng" w14:algn="ctr">
+            <w14:noFill/>
+            <w14:prstDash w14:val="solid"/>
+            <w14:round/>
+          </w14:textOutline>
+        </w:rPr>
+      </w:pPr>
+      <w:r>
+        <w:rPr>
+          <w:b w:val="0"/>
+          <w:color w:val="000000" w:themeColor="text1"/>
+          <w:sz w:val="24"/>
+          <w:szCs w:val="24"/>
+          <w14:shadow w14:blurRad="38100" w14:dist="19050" w14:dir="2700000" w14:sx="100000" w14:sy="100000" w14:kx="0" w14:ky="0" w14:algn="tl">
+            <w14:schemeClr w14:val="dk1">
+              <w14:alpha w14:val="60000"/>
+            </w14:schemeClr>
+          </w14:shadow>
+          <w14:textOutline w14:w="0" w14:cap="flat" w14:cmpd="sng" w14:algn="ctr">
+            <w14:noFill/>
+            <w14:prstDash w14:val="solid"/>
+            <w14:round/>
+          </w14:textOutline>
+        </w:rPr>
+        <w:t>In the case of ties, NumPy’s argmax selects the first occurring class.</w:t>
+      </w:r>
+    </w:p>
+    <w:p>
+      <w:pPr>
+        <w:pStyle w:val="Heading2"/>
+        <w:spacing w:before="0"/>
+        <w:rPr>
+          <w:bCs w:val="0"/>
+          <w:color w:val="FF0000"/>
+          <w:sz w:val="24"/>
+          <w:szCs w:val="24"/>
+          <w14:shadow w14:blurRad="38100" w14:dist="19050" w14:dir="2700000" w14:sx="100000" w14:sy="100000" w14:kx="0" w14:ky="0" w14:algn="tl">
+            <w14:schemeClr w14:val="dk1">
+              <w14:alpha w14:val="60000"/>
+            </w14:schemeClr>
+          </w14:shadow>
+          <w14:textOutline w14:w="0" w14:cap="flat" w14:cmpd="sng" w14:algn="ctr">
+            <w14:noFill/>
+            <w14:prstDash w14:val="solid"/>
+            <w14:round/>
+          </w14:textOutline>
+        </w:rPr>
+      </w:pPr>
+      <w:r>
+        <w:rPr>
+          <w:bCs w:val="0"/>
+          <w:color w:val="FF0000"/>
+          <w:sz w:val="24"/>
+          <w:szCs w:val="24"/>
+          <w14:shadow w14:blurRad="38100" w14:dist="19050" w14:dir="2700000" w14:sx="100000" w14:sy="100000" w14:kx="0" w14:ky="0" w14:algn="tl">
+            <w14:schemeClr w14:val="dk1">
+              <w14:alpha w14:val="60000"/>
+            </w14:schemeClr>
+          </w14:shadow>
+          <w14:textOutline w14:w="0" w14:cap="flat" w14:cmpd="sng" w14:algn="ctr">
+            <w14:noFill/>
+            <w14:prstDash w14:val="solid"/>
+            <w14:round/>
+          </w14:textOutline>
+        </w:rPr>
+        <w:t>Key Property: Variance Reduction</w:t>
+      </w:r>
+    </w:p>
+    <w:p>
+      <w:pPr>
+        <w:pStyle w:val="Heading2"/>
+        <w:spacing w:before="0"/>
+        <w:rPr>
+          <w:b w:val="0"/>
+          <w:color w:val="000000" w:themeColor="text1"/>
+          <w:sz w:val="24"/>
+          <w:szCs w:val="24"/>
+          <w14:shadow w14:blurRad="38100" w14:dist="19050" w14:dir="2700000" w14:sx="100000" w14:sy="100000" w14:kx="0" w14:ky="0" w14:algn="tl">
+            <w14:schemeClr w14:val="dk1">
+              <w14:alpha w14:val="60000"/>
+            </w14:schemeClr>
+          </w14:shadow>
+          <w14:textOutline w14:w="0" w14:cap="flat" w14:cmpd="sng" w14:algn="ctr">
+            <w14:noFill/>
+            <w14:prstDash w14:val="solid"/>
+            <w14:round/>
+          </w14:textOutline>
+        </w:rPr>
+      </w:pPr>
+      <w:r>
+        <w:rPr>
+          <w:b w:val="0"/>
+          <w:color w:val="000000" w:themeColor="text1"/>
+          <w:sz w:val="24"/>
+          <w:szCs w:val="24"/>
+          <w14:shadow w14:blurRad="38100" w14:dist="19050" w14:dir="2700000" w14:sx="100000" w14:sy="100000" w14:kx="0" w14:ky="0" w14:algn="tl">
+            <w14:schemeClr w14:val="dk1">
+              <w14:alpha w14:val="60000"/>
+            </w14:schemeClr>
+          </w14:shadow>
+          <w14:textOutline w14:w="0" w14:cap="flat" w14:cmpd="sng" w14:algn="ctr">
+            <w14:noFill/>
+            <w14:prstDash w14:val="solid"/>
+            <w14:round/>
+          </w14:textOutline>
+        </w:rPr>
+        <w:t xml:space="preserve">Unlike a single Decision Tree, which is highly sensitive to small changes in the data, Bagging reduces variance by averaging multiple models trained on different data distributions. This leads to improved </w:t>
+      </w:r>
+      <w:proofErr w:type="spellStart"/>
+      <w:r>
+        <w:rPr>
+          <w:b w:val="0"/>
+          <w:color w:val="000000" w:themeColor="text1"/>
+          <w:sz w:val="24"/>
+          <w:szCs w:val="24"/>
+          <w14:shadow w14:blurRad="38100" w14:dist="19050" w14:dir="2700000" w14:sx="100000" w14:sy="100000" w14:kx="0" w14:ky="0" w14:algn="tl">
+            <w14:schemeClr w14:val="dk1">
+              <w14:alpha w14:val="60000"/>
+            </w14:schemeClr>
+          </w14:shadow>
+          <w14:textOutline w14:w="0" w14:cap="flat" w14:cmpd="sng" w14:algn="ctr">
+            <w14:noFill/>
+            <w14:prstDash w14:val="solid"/>
+            <w14:round/>
+          </w14:textOutline>
+        </w:rPr>
+        <w:t>generalisation</w:t>
+      </w:r>
+      <w:proofErr w:type="spellEnd"/>
+      <w:r>
+        <w:rPr>
+          <w:b w:val="0"/>
+          <w:color w:val="000000" w:themeColor="text1"/>
+          <w:sz w:val="24"/>
+          <w:szCs w:val="24"/>
+          <w14:shadow w14:blurRad="38100" w14:dist="19050" w14:dir="2700000" w14:sx="100000" w14:sy="100000" w14:kx="0" w14:ky="0" w14:algn="tl">
+            <w14:schemeClr w14:val="dk1">
+              <w14:alpha w14:val="60000"/>
+            </w14:schemeClr>
+          </w14:shadow>
+          <w14:textOutline w14:w="0" w14:cap="flat" w14:cmpd="sng" w14:algn="ctr">
+            <w14:noFill/>
+            <w14:prstDash w14:val="solid"/>
+            <w14:round/>
+          </w14:textOutline>
+        </w:rPr>
+        <w:t xml:space="preserve"> without increasing bias.</w:t>
+      </w:r>
+    </w:p>
+    <w:p>
+      <w:pPr>
+        <w:pStyle w:val="Heading2"/>
+        <w:spacing w:before="0"/>
+        <w:rPr>
+          <w:b w:val="0"/>
+          <w:color w:val="000000" w:themeColor="text1"/>
+          <w:sz w:val="24"/>
+          <w:szCs w:val="24"/>
+          <w14:shadow w14:blurRad="38100" w14:dist="19050" w14:dir="2700000" w14:sx="100000" w14:sy="100000" w14:kx="0" w14:ky="0" w14:algn="tl">
+            <w14:schemeClr w14:val="dk1">
+              <w14:alpha w14:val="60000"/>
+            </w14:schemeClr>
+          </w14:shadow>
+          <w14:textOutline w14:w="0" w14:cap="flat" w14:cmpd="sng" w14:algn="ctr">
+            <w14:noFill/>
+            <w14:prstDash w14:val="solid"/>
+            <w14:round/>
+          </w14:textOutline>
+        </w:rPr>
+      </w:pPr>
+    </w:p>
+    <w:p>
+      <w:pPr>
+        <w:pStyle w:val="Heading2"/>
+      </w:pPr>
+      <w:r>
+        <w:t>4.2 Hyperparameter Tuning</w:t>
+      </w:r>
+    </w:p>
+    <w:p>
+      <w:pPr>
+        <w:pStyle w:val="Heading2"/>
+      </w:pPr>
+      <w:r>
+        <w:drawing>
+          <wp:inline distT="0" distB="0" distL="0" distR="0" wp14:anchorId="5EA72BC7" wp14:editId="0347ED6A">
+            <wp:extent cx="5832764" cy="3920836"/>
+            <wp:effectExtent l="0" t="0" r="0" b="3810"/>
+            <wp:docPr id="1045152065" name="Picture 1"/>
+            <wp:cNvGraphicFramePr>
+              <a:graphicFrameLocks xmlns:a="http://schemas.openxmlformats.org/drawingml/2006/main" noChangeAspect="1"/>
+            </wp:cNvGraphicFramePr>
+            <a:graphic xmlns:a="http://schemas.openxmlformats.org/drawingml/2006/main">
+              <a:graphicData uri="http://schemas.openxmlformats.org/drawingml/2006/picture">
+                <pic:pic xmlns:pic="http://schemas.openxmlformats.org/drawingml/2006/picture">
+                  <pic:nvPicPr>
+                    <pic:cNvPr id="1045152065" name=""/>
+                    <pic:cNvPicPr/>
+                  </pic:nvPicPr>
+                  <pic:blipFill rotWithShape="1">
+                    <a:blip r:embed="rId5"/>
+                    <a:srcRect r="1865" b="843"/>
+                    <a:stretch>
+                      <a:fillRect/>
+                    </a:stretch>
+                  </pic:blipFill>
+                  <pic:spPr bwMode="auto">
+                    <a:xfrm>
+                      <a:off x="0" y="0"/>
+                      <a:ext cx="5832764" cy="3920836"/>
+                    </a:xfrm>
+                    <a:prstGeom prst="rect">
+                      <a:avLst/>
+                    </a:prstGeom>
+                    <a:ln>
+                      <a:noFill/>
+                    </a:ln>
+                    <a:extLst>
+                      <a:ext uri="{53640926-AAD7-44D8-BBD7-CCE9431645EC}">
+                        <a14:shadowObscured xmlns:a14="http://schemas.microsoft.com/office/drawing/2010/main"/>
+                      </a:ext>
+                    </a:extLst>
+                  </pic:spPr>
+                </pic:pic>
+              </a:graphicData>
+            </a:graphic>
+          </wp:inline>
+        </w:drawing>
+      </w:r>
+    </w:p>
+    <w:p>
+      <w:pPr>
+        <w:pStyle w:val="Heading2"/>
+      </w:pPr>
+      <w:r>
+        <w:t>4.3 Test Set Results</w:t>
+      </w:r>
+    </w:p>
+    <w:p>
+      <w:pPr>
+        <w:pStyle w:val="Heading2"/>
+        <w:spacing w:before="0"/>
+        <w:rPr>
+          <w:b w:val="0"/>
+          <w:bCs w:val="0"/>
+          <w:color w:val="000000" w:themeColor="text1"/>
+          <w:sz w:val="24"/>
+          <w:szCs w:val="24"/>
+          <w14:shadow w14:blurRad="38100" w14:dist="19050" w14:dir="2700000" w14:sx="100000" w14:sy="100000" w14:kx="0" w14:ky="0" w14:algn="tl">
+            <w14:schemeClr w14:val="dk1">
+              <w14:alpha w14:val="60000"/>
+            </w14:schemeClr>
+          </w14:shadow>
+          <w14:textOutline w14:w="0" w14:cap="flat" w14:cmpd="sng" w14:algn="ctr">
+            <w14:noFill/>
+            <w14:prstDash w14:val="solid"/>
+            <w14:round/>
+          </w14:textOutline>
+        </w:rPr>
+      </w:pPr>
+      <w:r>
+        <w:rPr>
+          <w:b w:val="0"/>
+          <w:bCs w:val="0"/>
+          <w:color w:val="000000" w:themeColor="text1"/>
+          <w:sz w:val="24"/>
+          <w:szCs w:val="24"/>
+          <w14:shadow w14:blurRad="38100" w14:dist="19050" w14:dir="2700000" w14:sx="100000" w14:sy="100000" w14:kx="0" w14:ky="0" w14:algn="tl">
+            <w14:schemeClr w14:val="dk1">
+              <w14:alpha w14:val="60000"/>
+            </w14:schemeClr>
+          </w14:shadow>
+          <w14:textOutline w14:w="0" w14:cap="flat" w14:cmpd="sng" w14:algn="ctr">
+            <w14:noFill/>
+            <w14:prstDash w14:val="solid"/>
+            <w14:round/>
+          </w14:textOutline>
+        </w:rPr>
+        <w:t xml:space="preserve">The bagging ensemble was evaluated on the held-out test set of 184 samples across four values of </w:t>
+      </w:r>
+      <w:proofErr w:type="spellStart"/>
+      <w:r>
+        <w:rPr>
+          <w:b w:val="0"/>
+          <w:bCs w:val="0"/>
+          <w:color w:val="000000" w:themeColor="text1"/>
+          <w:sz w:val="24"/>
+          <w:szCs w:val="24"/>
+          <w14:shadow w14:blurRad="38100" w14:dist="19050" w14:dir="2700000" w14:sx="100000" w14:sy="100000" w14:kx="0" w14:ky="0" w14:algn="tl">
+            <w14:schemeClr w14:val="dk1">
+              <w14:alpha w14:val="60000"/>
+            </w14:schemeClr>
+          </w14:shadow>
+          <w14:textOutline w14:w="0" w14:cap="flat" w14:cmpd="sng" w14:algn="ctr">
+            <w14:noFill/>
+            <w14:prstDash w14:val="solid"/>
+            <w14:round/>
+          </w14:textOutline>
+        </w:rPr>
+        <w:t>n_estimators</w:t>
+      </w:r>
+      <w:proofErr w:type="spellEnd"/>
+      <w:r>
+        <w:rPr>
+          <w:b w:val="0"/>
+          <w:bCs w:val="0"/>
+          <w:color w:val="000000" w:themeColor="text1"/>
+          <w:sz w:val="24"/>
+          <w:szCs w:val="24"/>
+          <w14:shadow w14:blurRad="38100" w14:dist="19050" w14:dir="2700000" w14:sx="100000" w14:sy="100000" w14:kx="0" w14:ky="0" w14:algn="tl">
+            <w14:schemeClr w14:val="dk1">
+              <w14:alpha w14:val="60000"/>
+            </w14:schemeClr>
+          </w14:shadow>
+          <w14:textOutline w14:w="0" w14:cap="flat" w14:cmpd="sng" w14:algn="ctr">
+            <w14:noFill/>
+            <w14:prstDash w14:val="solid"/>
+            <w14:round/>
+          </w14:textOutline>
+        </w:rPr>
+        <w:t xml:space="preserve">. Results are </w:t>
+      </w:r>
+      <w:proofErr w:type="spellStart"/>
+      <w:r>
+        <w:rPr>
+          <w:b w:val="0"/>
+          <w:bCs w:val="0"/>
+          <w:color w:val="000000" w:themeColor="text1"/>
+          <w:sz w:val="24"/>
+          <w:szCs w:val="24"/>
+          <w14:shadow w14:blurRad="38100" w14:dist="19050" w14:dir="2700000" w14:sx="100000" w14:sy="100000" w14:kx="0" w14:ky="0" w14:algn="tl">
+            <w14:schemeClr w14:val="dk1">
+              <w14:alpha w14:val="60000"/>
+            </w14:schemeClr>
+          </w14:shadow>
+          <w14:textOutline w14:w="0" w14:cap="flat" w14:cmpd="sng" w14:algn="ctr">
+            <w14:noFill/>
+            <w14:prstDash w14:val="solid"/>
+            <w14:round/>
+          </w14:textOutline>
+        </w:rPr>
+        <w:t>summarised</w:t>
+      </w:r>
+      <w:proofErr w:type="spellEnd"/>
+      <w:r>
+        <w:rPr>
+          <w:b w:val="0"/>
+          <w:bCs w:val="0"/>
+          <w:color w:val="000000" w:themeColor="text1"/>
+          <w:sz w:val="24"/>
+          <w:szCs w:val="24"/>
+          <w14:shadow w14:blurRad="38100" w14:dist="19050" w14:dir="2700000" w14:sx="100000" w14:sy="100000" w14:kx="0" w14:ky="0" w14:algn="tl">
+            <w14:schemeClr w14:val="dk1">
+              <w14:alpha w14:val="60000"/>
+            </w14:schemeClr>
+          </w14:shadow>
+          <w14:textOutline w14:w="0" w14:cap="flat" w14:cmpd="sng" w14:algn="ctr">
+            <w14:noFill/>
+            <w14:prstDash w14:val="solid"/>
+            <w14:round/>
+          </w14:textOutline>
+        </w:rPr>
+        <w:t xml:space="preserve"> below.</w:t>
+      </w:r>
+    </w:p>
+    <w:tbl>
+      <w:tblPr>
+        <w:tblW w:w="9147" w:type="dxa"/>
+        <w:tblCellSpacing w:w="15" w:type="dxa"/>
+        <w:tblBorders>
+          <w:top w:val="single" w:sz="4" w:space="0" w:color="auto"/>
+          <w:left w:val="single" w:sz="4" w:space="0" w:color="auto"/>
+          <w:bottom w:val="single" w:sz="4" w:space="0" w:color="auto"/>
+          <w:right w:val="single" w:sz="4" w:space="0" w:color="auto"/>
+          <w:insideH w:val="single" w:sz="4" w:space="0" w:color="auto"/>
+          <w:insideV w:val="single" w:sz="4" w:space="0" w:color="auto"/>
+        </w:tblBorders>
+        <w:tblCellMar>
+          <w:top w:w="15" w:type="dxa"/>
+          <w:left w:w="15" w:type="dxa"/>
+          <w:bottom w:w="15" w:type="dxa"/>
+          <w:right w:w="15" w:type="dxa"/>
+        </w:tblCellMar>
+        <w:tblLook w:val="04A0" w:firstRow="1" w:lastRow="0" w:firstColumn="1" w:lastColumn="0" w:noHBand="0" w:noVBand="1"/>
+      </w:tblPr>
+      <w:tblGrid>
+        <w:gridCol w:w="2606"/>
+        <w:gridCol w:w="1895"/>
+        <w:gridCol w:w="1895"/>
+        <w:gridCol w:w="672"/>
+        <w:gridCol w:w="696"/>
+        <w:gridCol w:w="672"/>
+        <w:gridCol w:w="711"/>
+      </w:tblGrid>
+      <w:tr>
+        <w:trPr>
+          <w:trHeight w:val="425"/>
+          <w:tblHeader/>
+          <w:tblCellSpacing w:w="15" w:type="dxa"/>
+        </w:trPr>
+        <w:tc>
+          <w:tcPr>
+            <w:tcW w:w="0" w:type="auto"/>
+            <w:vAlign w:val="center"/>
+            <w:hideMark/>
+          </w:tcPr>
+          <w:p>
+            <w:pPr>
+              <w:pStyle w:val="Heading2"/>
+              <w:spacing w:before="0"/>
+              <w:rPr>
+                <w:b w:val="0"/>
+                <w:bCs w:val="0"/>
+                <w:color w:val="000000" w:themeColor="text1"/>
+                <w:sz w:val="24"/>
+                <w:szCs w:val="24"/>
+                <w14:shadow w14:blurRad="38100" w14:dist="19050" w14:dir="2700000" w14:sx="100000" w14:sy="100000" w14:kx="0" w14:ky="0" w14:algn="tl">
+                  <w14:schemeClr w14:val="dk1">
+                    <w14:alpha w14:val="60000"/>
+                  </w14:schemeClr>
+                </w14:shadow>
+                <w14:textOutline w14:w="0" w14:cap="flat" w14:cmpd="sng" w14:algn="ctr">
+                  <w14:noFill/>
+                  <w14:prstDash w14:val="solid"/>
+                  <w14:round/>
+                </w14:textOutline>
+              </w:rPr>
+            </w:pPr>
+            <w:proofErr w:type="spellStart"/>
+            <w:r>
+              <w:rPr>
+                <w:b w:val="0"/>
+                <w:bCs w:val="0"/>
+                <w:color w:val="000000" w:themeColor="text1"/>
+                <w:sz w:val="24"/>
+                <w:szCs w:val="24"/>
+                <w14:shadow w14:blurRad="38100" w14:dist="19050" w14:dir="2700000" w14:sx="100000" w14:sy="100000" w14:kx="0" w14:ky="0" w14:algn="tl">
+                  <w14:schemeClr w14:val="dk1">
+                    <w14:alpha w14:val="60000"/>
+                  </w14:schemeClr>
+                </w14:shadow>
+                <w14:textOutline w14:w="0" w14:cap="flat" w14:cmpd="sng" w14:algn="ctr">
+                  <w14:noFill/>
+                  <w14:prstDash w14:val="solid"/>
+                  <w14:round/>
+                </w14:textOutline>
+              </w:rPr>
+              <w:lastRenderedPageBreak/>
+              <w:t>n_estimators</w:t>
+            </w:r>
+            <w:proofErr w:type="spellEnd"/>
+          </w:p>
+        </w:tc>
+        <w:tc>
+          <w:tcPr>
+            <w:tcW w:w="0" w:type="auto"/>
+            <w:vAlign w:val="center"/>
+            <w:hideMark/>
+          </w:tcPr>
+          <w:p>
+            <w:pPr>
+              <w:pStyle w:val="Heading2"/>
+              <w:spacing w:before="0"/>
+              <w:rPr>
+                <w:b w:val="0"/>
+                <w:bCs w:val="0"/>
+                <w:color w:val="000000" w:themeColor="text1"/>
+                <w:sz w:val="24"/>
+                <w:szCs w:val="24"/>
+                <w14:shadow w14:blurRad="38100" w14:dist="19050" w14:dir="2700000" w14:sx="100000" w14:sy="100000" w14:kx="0" w14:ky="0" w14:algn="tl">
+                  <w14:schemeClr w14:val="dk1">
+                    <w14:alpha w14:val="60000"/>
+                  </w14:schemeClr>
+                </w14:shadow>
+                <w14:textOutline w14:w="0" w14:cap="flat" w14:cmpd="sng" w14:algn="ctr">
+                  <w14:noFill/>
+                  <w14:prstDash w14:val="solid"/>
+                  <w14:round/>
+                </w14:textOutline>
+              </w:rPr>
+            </w:pPr>
+            <w:r>
+              <w:rPr>
+                <w:b w:val="0"/>
+                <w:bCs w:val="0"/>
+                <w:color w:val="000000" w:themeColor="text1"/>
+                <w:sz w:val="24"/>
+                <w:szCs w:val="24"/>
+                <w14:shadow w14:blurRad="38100" w14:dist="19050" w14:dir="2700000" w14:sx="100000" w14:sy="100000" w14:kx="0" w14:ky="0" w14:algn="tl">
+                  <w14:schemeClr w14:val="dk1">
+                    <w14:alpha w14:val="60000"/>
+                  </w14:schemeClr>
+                </w14:shadow>
+                <w14:textOutline w14:w="0" w14:cap="flat" w14:cmpd="sng" w14:algn="ctr">
+                  <w14:noFill/>
+                  <w14:prstDash w14:val="solid"/>
+                  <w14:round/>
+                </w14:textOutline>
+              </w:rPr>
+              <w:t>Accuracy</w:t>
+            </w:r>
+          </w:p>
+        </w:tc>
+        <w:tc>
+          <w:tcPr>
+            <w:tcW w:w="0" w:type="auto"/>
+            <w:vAlign w:val="center"/>
+            <w:hideMark/>
+          </w:tcPr>
+          <w:p>
+            <w:pPr>
+              <w:pStyle w:val="Heading2"/>
+              <w:spacing w:before="0"/>
+              <w:rPr>
+                <w:b w:val="0"/>
+                <w:bCs w:val="0"/>
+                <w:color w:val="000000" w:themeColor="text1"/>
+                <w:sz w:val="24"/>
+                <w:szCs w:val="24"/>
+                <w14:shadow w14:blurRad="38100" w14:dist="19050" w14:dir="2700000" w14:sx="100000" w14:sy="100000" w14:kx="0" w14:ky="0" w14:algn="tl">
+                  <w14:schemeClr w14:val="dk1">
+                    <w14:alpha w14:val="60000"/>
+                  </w14:schemeClr>
+                </w14:shadow>
+                <w14:textOutline w14:w="0" w14:cap="flat" w14:cmpd="sng" w14:algn="ctr">
+                  <w14:noFill/>
+                  <w14:prstDash w14:val="solid"/>
+                  <w14:round/>
+                </w14:textOutline>
+              </w:rPr>
+            </w:pPr>
+            <w:r>
+              <w:rPr>
+                <w:b w:val="0"/>
+                <w:bCs w:val="0"/>
+                <w:color w:val="000000" w:themeColor="text1"/>
+                <w:sz w:val="24"/>
+                <w:szCs w:val="24"/>
+                <w14:shadow w14:blurRad="38100" w14:dist="19050" w14:dir="2700000" w14:sx="100000" w14:sy="100000" w14:kx="0" w14:ky="0" w14:algn="tl">
+                  <w14:schemeClr w14:val="dk1">
+                    <w14:alpha w14:val="60000"/>
+                  </w14:schemeClr>
+                </w14:shadow>
+                <w14:textOutline w14:w="0" w14:cap="flat" w14:cmpd="sng" w14:algn="ctr">
+                  <w14:noFill/>
+                  <w14:prstDash w14:val="solid"/>
+                  <w14:round/>
+                </w14:textOutline>
+              </w:rPr>
+              <w:t>F1-Score</w:t>
+            </w:r>
+          </w:p>
+        </w:tc>
+        <w:tc>
+          <w:tcPr>
+            <w:tcW w:w="0" w:type="auto"/>
+            <w:vAlign w:val="center"/>
+            <w:hideMark/>
+          </w:tcPr>
+          <w:p>
+            <w:pPr>
+              <w:pStyle w:val="Heading2"/>
+              <w:spacing w:before="0"/>
+              <w:rPr>
+                <w:b w:val="0"/>
+                <w:bCs w:val="0"/>
+                <w:color w:val="000000" w:themeColor="text1"/>
+                <w:sz w:val="24"/>
+                <w:szCs w:val="24"/>
+                <w14:shadow w14:blurRad="38100" w14:dist="19050" w14:dir="2700000" w14:sx="100000" w14:sy="100000" w14:kx="0" w14:ky="0" w14:algn="tl">
+                  <w14:schemeClr w14:val="dk1">
+                    <w14:alpha w14:val="60000"/>
+                  </w14:schemeClr>
+                </w14:shadow>
+                <w14:textOutline w14:w="0" w14:cap="flat" w14:cmpd="sng" w14:algn="ctr">
+                  <w14:noFill/>
+                  <w14:prstDash w14:val="solid"/>
+                  <w14:round/>
+                </w14:textOutline>
+              </w:rPr>
+            </w:pPr>
+            <w:r>
+              <w:rPr>
+                <w:b w:val="0"/>
+                <w:bCs w:val="0"/>
+                <w:color w:val="000000" w:themeColor="text1"/>
+                <w:sz w:val="24"/>
+                <w:szCs w:val="24"/>
+                <w14:shadow w14:blurRad="38100" w14:dist="19050" w14:dir="2700000" w14:sx="100000" w14:sy="100000" w14:kx="0" w14:ky="0" w14:algn="tl">
+                  <w14:schemeClr w14:val="dk1">
+                    <w14:alpha w14:val="60000"/>
+                  </w14:schemeClr>
+                </w14:shadow>
+                <w14:textOutline w14:w="0" w14:cap="flat" w14:cmpd="sng" w14:algn="ctr">
+                  <w14:noFill/>
+                  <w14:prstDash w14:val="solid"/>
+                  <w14:round/>
+                </w14:textOutline>
+              </w:rPr>
+              <w:t>TP</w:t>
+            </w:r>
+          </w:p>
+        </w:tc>
+        <w:tc>
+          <w:tcPr>
+            <w:tcW w:w="0" w:type="auto"/>
+            <w:vAlign w:val="center"/>
+            <w:hideMark/>
+          </w:tcPr>
+          <w:p>
+            <w:pPr>
+              <w:pStyle w:val="Heading2"/>
+              <w:spacing w:before="0"/>
+              <w:rPr>
+                <w:b w:val="0"/>
+                <w:bCs w:val="0"/>
+                <w:color w:val="000000" w:themeColor="text1"/>
+                <w:sz w:val="24"/>
+                <w:szCs w:val="24"/>
+                <w14:shadow w14:blurRad="38100" w14:dist="19050" w14:dir="2700000" w14:sx="100000" w14:sy="100000" w14:kx="0" w14:ky="0" w14:algn="tl">
+                  <w14:schemeClr w14:val="dk1">
+                    <w14:alpha w14:val="60000"/>
+                  </w14:schemeClr>
+                </w14:shadow>
+                <w14:textOutline w14:w="0" w14:cap="flat" w14:cmpd="sng" w14:algn="ctr">
+                  <w14:noFill/>
+                  <w14:prstDash w14:val="solid"/>
+                  <w14:round/>
+                </w14:textOutline>
+              </w:rPr>
+            </w:pPr>
+            <w:r>
+              <w:rPr>
+                <w:b w:val="0"/>
+                <w:bCs w:val="0"/>
+                <w:color w:val="000000" w:themeColor="text1"/>
+                <w:sz w:val="24"/>
+                <w:szCs w:val="24"/>
+                <w14:shadow w14:blurRad="38100" w14:dist="19050" w14:dir="2700000" w14:sx="100000" w14:sy="100000" w14:kx="0" w14:ky="0" w14:algn="tl">
+                  <w14:schemeClr w14:val="dk1">
+                    <w14:alpha w14:val="60000"/>
+                  </w14:schemeClr>
+                </w14:shadow>
+                <w14:textOutline w14:w="0" w14:cap="flat" w14:cmpd="sng" w14:algn="ctr">
+                  <w14:noFill/>
+                  <w14:prstDash w14:val="solid"/>
+                  <w14:round/>
+                </w14:textOutline>
+              </w:rPr>
+              <w:t>TN</w:t>
+            </w:r>
+          </w:p>
+        </w:tc>
+        <w:tc>
+          <w:tcPr>
+            <w:tcW w:w="0" w:type="auto"/>
+            <w:vAlign w:val="center"/>
+            <w:hideMark/>
+          </w:tcPr>
+          <w:p>
+            <w:pPr>
+              <w:pStyle w:val="Heading2"/>
+              <w:spacing w:before="0"/>
+              <w:rPr>
+                <w:b w:val="0"/>
+                <w:bCs w:val="0"/>
+                <w:color w:val="000000" w:themeColor="text1"/>
+                <w:sz w:val="24"/>
+                <w:szCs w:val="24"/>
+                <w14:shadow w14:blurRad="38100" w14:dist="19050" w14:dir="2700000" w14:sx="100000" w14:sy="100000" w14:kx="0" w14:ky="0" w14:algn="tl">
+                  <w14:schemeClr w14:val="dk1">
+                    <w14:alpha w14:val="60000"/>
+                  </w14:schemeClr>
+                </w14:shadow>
+                <w14:textOutline w14:w="0" w14:cap="flat" w14:cmpd="sng" w14:algn="ctr">
+                  <w14:noFill/>
+                  <w14:prstDash w14:val="solid"/>
+                  <w14:round/>
+                </w14:textOutline>
+              </w:rPr>
+            </w:pPr>
+            <w:r>
+              <w:rPr>
+                <w:b w:val="0"/>
+                <w:bCs w:val="0"/>
+                <w:color w:val="000000" w:themeColor="text1"/>
+                <w:sz w:val="24"/>
+                <w:szCs w:val="24"/>
+                <w14:shadow w14:blurRad="38100" w14:dist="19050" w14:dir="2700000" w14:sx="100000" w14:sy="100000" w14:kx="0" w14:ky="0" w14:algn="tl">
+                  <w14:schemeClr w14:val="dk1">
+                    <w14:alpha w14:val="60000"/>
+                  </w14:schemeClr>
+                </w14:shadow>
+                <w14:textOutline w14:w="0" w14:cap="flat" w14:cmpd="sng" w14:algn="ctr">
+                  <w14:noFill/>
+                  <w14:prstDash w14:val="solid"/>
+                  <w14:round/>
+                </w14:textOutline>
+              </w:rPr>
+              <w:t>FP</w:t>
+            </w:r>
+          </w:p>
+        </w:tc>
+        <w:tc>
+          <w:tcPr>
+            <w:tcW w:w="0" w:type="auto"/>
+            <w:vAlign w:val="center"/>
+            <w:hideMark/>
+          </w:tcPr>
+          <w:p>
+            <w:pPr>
+              <w:pStyle w:val="Heading2"/>
+              <w:spacing w:before="0"/>
+              <w:rPr>
+                <w:b w:val="0"/>
+                <w:bCs w:val="0"/>
+                <w:color w:val="000000" w:themeColor="text1"/>
+                <w:sz w:val="24"/>
+                <w:szCs w:val="24"/>
+                <w14:shadow w14:blurRad="38100" w14:dist="19050" w14:dir="2700000" w14:sx="100000" w14:sy="100000" w14:kx="0" w14:ky="0" w14:algn="tl">
+                  <w14:schemeClr w14:val="dk1">
+                    <w14:alpha w14:val="60000"/>
+                  </w14:schemeClr>
+                </w14:shadow>
+                <w14:textOutline w14:w="0" w14:cap="flat" w14:cmpd="sng" w14:algn="ctr">
+                  <w14:noFill/>
+                  <w14:prstDash w14:val="solid"/>
+                  <w14:round/>
+                </w14:textOutline>
+              </w:rPr>
+            </w:pPr>
+            <w:r>
+              <w:rPr>
+                <w:b w:val="0"/>
+                <w:bCs w:val="0"/>
+                <w:color w:val="000000" w:themeColor="text1"/>
+                <w:sz w:val="24"/>
+                <w:szCs w:val="24"/>
+                <w14:shadow w14:blurRad="38100" w14:dist="19050" w14:dir="2700000" w14:sx="100000" w14:sy="100000" w14:kx="0" w14:ky="0" w14:algn="tl">
+                  <w14:schemeClr w14:val="dk1">
+                    <w14:alpha w14:val="60000"/>
+                  </w14:schemeClr>
+                </w14:shadow>
+                <w14:textOutline w14:w="0" w14:cap="flat" w14:cmpd="sng" w14:algn="ctr">
+                  <w14:noFill/>
+                  <w14:prstDash w14:val="solid"/>
+                  <w14:round/>
+                </w14:textOutline>
+              </w:rPr>
+              <w:t>FN</w:t>
+            </w:r>
+          </w:p>
+        </w:tc>
+      </w:tr>
+      <w:tr>
+        <w:trPr>
+          <w:trHeight w:val="425"/>
+          <w:tblCellSpacing w:w="15" w:type="dxa"/>
+        </w:trPr>
+        <w:tc>
+          <w:tcPr>
+            <w:tcW w:w="0" w:type="auto"/>
+            <w:vAlign w:val="center"/>
+            <w:hideMark/>
+          </w:tcPr>
+          <w:p>
+            <w:pPr>
+              <w:pStyle w:val="Heading2"/>
+              <w:spacing w:before="0"/>
+              <w:rPr>
+                <w:b w:val="0"/>
+                <w:bCs w:val="0"/>
+                <w:color w:val="000000" w:themeColor="text1"/>
+                <w:sz w:val="24"/>
+                <w:szCs w:val="24"/>
+                <w14:shadow w14:blurRad="38100" w14:dist="19050" w14:dir="2700000" w14:sx="100000" w14:sy="100000" w14:kx="0" w14:ky="0" w14:algn="tl">
+                  <w14:schemeClr w14:val="dk1">
+                    <w14:alpha w14:val="60000"/>
+                  </w14:schemeClr>
+                </w14:shadow>
+                <w14:textOutline w14:w="0" w14:cap="flat" w14:cmpd="sng" w14:algn="ctr">
+                  <w14:noFill/>
+                  <w14:prstDash w14:val="solid"/>
+                  <w14:round/>
+                </w14:textOutline>
+              </w:rPr>
+            </w:pPr>
+            <w:r>
+              <w:rPr>
+                <w:b w:val="0"/>
+                <w:bCs w:val="0"/>
+                <w:color w:val="000000" w:themeColor="text1"/>
+                <w:sz w:val="24"/>
+                <w:szCs w:val="24"/>
+                <w14:shadow w14:blurRad="38100" w14:dist="19050" w14:dir="2700000" w14:sx="100000" w14:sy="100000" w14:kx="0" w14:ky="0" w14:algn="tl">
+                  <w14:schemeClr w14:val="dk1">
+                    <w14:alpha w14:val="60000"/>
+                  </w14:schemeClr>
+                </w14:shadow>
+                <w14:textOutline w14:w="0" w14:cap="flat" w14:cmpd="sng" w14:algn="ctr">
+                  <w14:noFill/>
+                  <w14:prstDash w14:val="solid"/>
+                  <w14:round/>
+                </w14:textOutline>
+              </w:rPr>
+              <w:t>5</w:t>
+            </w:r>
+          </w:p>
+        </w:tc>
+        <w:tc>
+          <w:tcPr>
+            <w:tcW w:w="0" w:type="auto"/>
+            <w:vAlign w:val="center"/>
+            <w:hideMark/>
+          </w:tcPr>
+          <w:p>
+            <w:pPr>
+              <w:pStyle w:val="Heading2"/>
+              <w:spacing w:before="0"/>
+              <w:rPr>
+                <w:b w:val="0"/>
+                <w:bCs w:val="0"/>
+                <w:color w:val="000000" w:themeColor="text1"/>
+                <w:sz w:val="24"/>
+                <w:szCs w:val="24"/>
+                <w14:shadow w14:blurRad="38100" w14:dist="19050" w14:dir="2700000" w14:sx="100000" w14:sy="100000" w14:kx="0" w14:ky="0" w14:algn="tl">
+                  <w14:schemeClr w14:val="dk1">
+                    <w14:alpha w14:val="60000"/>
+                  </w14:schemeClr>
+                </w14:shadow>
+                <w14:textOutline w14:w="0" w14:cap="flat" w14:cmpd="sng" w14:algn="ctr">
+                  <w14:noFill/>
+                  <w14:prstDash w14:val="solid"/>
+                  <w14:round/>
+                </w14:textOutline>
+              </w:rPr>
+            </w:pPr>
+            <w:r>
+              <w:rPr>
+                <w:b w:val="0"/>
+                <w:bCs w:val="0"/>
+                <w:color w:val="000000" w:themeColor="text1"/>
+                <w:sz w:val="24"/>
+                <w:szCs w:val="24"/>
+                <w14:shadow w14:blurRad="38100" w14:dist="19050" w14:dir="2700000" w14:sx="100000" w14:sy="100000" w14:kx="0" w14:ky="0" w14:algn="tl">
+                  <w14:schemeClr w14:val="dk1">
+                    <w14:alpha w14:val="60000"/>
+                  </w14:schemeClr>
+                </w14:shadow>
+                <w14:textOutline w14:w="0" w14:cap="flat" w14:cmpd="sng" w14:algn="ctr">
+                  <w14:noFill/>
+                  <w14:prstDash w14:val="solid"/>
+                  <w14:round/>
+                </w14:textOutline>
+              </w:rPr>
+              <w:t>0.8478</w:t>
+            </w:r>
+          </w:p>
+        </w:tc>
+        <w:tc>
+          <w:tcPr>
+            <w:tcW w:w="0" w:type="auto"/>
+            <w:vAlign w:val="center"/>
+            <w:hideMark/>
+          </w:tcPr>
+          <w:p>
+            <w:pPr>
+              <w:pStyle w:val="Heading2"/>
+              <w:spacing w:before="0"/>
+              <w:rPr>
+                <w:b w:val="0"/>
+                <w:bCs w:val="0"/>
+                <w:color w:val="000000" w:themeColor="text1"/>
+                <w:sz w:val="24"/>
+                <w:szCs w:val="24"/>
+                <w14:shadow w14:blurRad="38100" w14:dist="19050" w14:dir="2700000" w14:sx="100000" w14:sy="100000" w14:kx="0" w14:ky="0" w14:algn="tl">
+                  <w14:schemeClr w14:val="dk1">
+                    <w14:alpha w14:val="60000"/>
+                  </w14:schemeClr>
+                </w14:shadow>
+                <w14:textOutline w14:w="0" w14:cap="flat" w14:cmpd="sng" w14:algn="ctr">
+                  <w14:noFill/>
+                  <w14:prstDash w14:val="solid"/>
+                  <w14:round/>
+                </w14:textOutline>
+              </w:rPr>
+            </w:pPr>
+            <w:r>
+              <w:rPr>
+                <w:b w:val="0"/>
+                <w:bCs w:val="0"/>
+                <w:color w:val="000000" w:themeColor="text1"/>
+                <w:sz w:val="24"/>
+                <w:szCs w:val="24"/>
+                <w14:shadow w14:blurRad="38100" w14:dist="19050" w14:dir="2700000" w14:sx="100000" w14:sy="100000" w14:kx="0" w14:ky="0" w14:algn="tl">
+                  <w14:schemeClr w14:val="dk1">
+                    <w14:alpha w14:val="60000"/>
+                  </w14:schemeClr>
+                </w14:shadow>
+                <w14:textOutline w14:w="0" w14:cap="flat" w14:cmpd="sng" w14:algn="ctr">
+                  <w14:noFill/>
+                  <w14:prstDash w14:val="solid"/>
+                  <w14:round/>
+                </w14:textOutline>
+              </w:rPr>
+              <w:t>0.8526</w:t>
+            </w:r>
+          </w:p>
+        </w:tc>
+        <w:tc>
+          <w:tcPr>
+            <w:tcW w:w="0" w:type="auto"/>
+            <w:vAlign w:val="center"/>
+            <w:hideMark/>
+          </w:tcPr>
+          <w:p>
+            <w:pPr>
+              <w:pStyle w:val="Heading2"/>
+              <w:spacing w:before="0"/>
+              <w:rPr>
+                <w:b w:val="0"/>
+                <w:bCs w:val="0"/>
+                <w:color w:val="000000" w:themeColor="text1"/>
+                <w:sz w:val="24"/>
+                <w:szCs w:val="24"/>
+                <w14:shadow w14:blurRad="38100" w14:dist="19050" w14:dir="2700000" w14:sx="100000" w14:sy="100000" w14:kx="0" w14:ky="0" w14:algn="tl">
+                  <w14:schemeClr w14:val="dk1">
+                    <w14:alpha w14:val="60000"/>
+                  </w14:schemeClr>
+                </w14:shadow>
+                <w14:textOutline w14:w="0" w14:cap="flat" w14:cmpd="sng" w14:algn="ctr">
+                  <w14:noFill/>
+                  <w14:prstDash w14:val="solid"/>
+                  <w14:round/>
+                </w14:textOutline>
+              </w:rPr>
+            </w:pPr>
+            <w:r>
+              <w:rPr>
+                <w:b w:val="0"/>
+                <w:bCs w:val="0"/>
+                <w:color w:val="000000" w:themeColor="text1"/>
+                <w:sz w:val="24"/>
+                <w:szCs w:val="24"/>
+                <w14:shadow w14:blurRad="38100" w14:dist="19050" w14:dir="2700000" w14:sx="100000" w14:sy="100000" w14:kx="0" w14:ky="0" w14:algn="tl">
+                  <w14:schemeClr w14:val="dk1">
+                    <w14:alpha w14:val="60000"/>
+                  </w14:schemeClr>
+                </w14:shadow>
+                <w14:textOutline w14:w="0" w14:cap="flat" w14:cmpd="sng" w14:algn="ctr">
+                  <w14:noFill/>
+                  <w14:prstDash w14:val="solid"/>
+                  <w14:round/>
+                </w14:textOutline>
+              </w:rPr>
+              <w:t>81</w:t>
+            </w:r>
+          </w:p>
+        </w:tc>
+        <w:tc>
+          <w:tcPr>
+            <w:tcW w:w="0" w:type="auto"/>
+            <w:vAlign w:val="center"/>
+            <w:hideMark/>
+          </w:tcPr>
+          <w:p>
+            <w:pPr>
+              <w:pStyle w:val="Heading2"/>
+              <w:spacing w:before="0"/>
+              <w:rPr>
+                <w:b w:val="0"/>
+                <w:bCs w:val="0"/>
+                <w:color w:val="000000" w:themeColor="text1"/>
+                <w:sz w:val="24"/>
+                <w:szCs w:val="24"/>
+                <w14:shadow w14:blurRad="38100" w14:dist="19050" w14:dir="2700000" w14:sx="100000" w14:sy="100000" w14:kx="0" w14:ky="0" w14:algn="tl">
+                  <w14:schemeClr w14:val="dk1">
+                    <w14:alpha w14:val="60000"/>
+                  </w14:schemeClr>
+                </w14:shadow>
+                <w14:textOutline w14:w="0" w14:cap="flat" w14:cmpd="sng" w14:algn="ctr">
+                  <w14:noFill/>
+                  <w14:prstDash w14:val="solid"/>
+                  <w14:round/>
+                </w14:textOutline>
+              </w:rPr>
+            </w:pPr>
+            <w:r>
+              <w:rPr>
+                <w:b w:val="0"/>
+                <w:bCs w:val="0"/>
+                <w:color w:val="000000" w:themeColor="text1"/>
+                <w:sz w:val="24"/>
+                <w:szCs w:val="24"/>
+                <w14:shadow w14:blurRad="38100" w14:dist="19050" w14:dir="2700000" w14:sx="100000" w14:sy="100000" w14:kx="0" w14:ky="0" w14:algn="tl">
+                  <w14:schemeClr w14:val="dk1">
+                    <w14:alpha w14:val="60000"/>
+                  </w14:schemeClr>
+                </w14:shadow>
+                <w14:textOutline w14:w="0" w14:cap="flat" w14:cmpd="sng" w14:algn="ctr">
+                  <w14:noFill/>
+                  <w14:prstDash w14:val="solid"/>
+                  <w14:round/>
+                </w14:textOutline>
+              </w:rPr>
+              <w:t>75</w:t>
+            </w:r>
+          </w:p>
+        </w:tc>
+        <w:tc>
+          <w:tcPr>
+            <w:tcW w:w="0" w:type="auto"/>
+            <w:vAlign w:val="center"/>
+            <w:hideMark/>
+          </w:tcPr>
+          <w:p>
+            <w:pPr>
+              <w:pStyle w:val="Heading2"/>
+              <w:spacing w:before="0"/>
+              <w:rPr>
+                <w:b w:val="0"/>
+                <w:bCs w:val="0"/>
+                <w:color w:val="000000" w:themeColor="text1"/>
+                <w:sz w:val="24"/>
+                <w:szCs w:val="24"/>
+                <w14:shadow w14:blurRad="38100" w14:dist="19050" w14:dir="2700000" w14:sx="100000" w14:sy="100000" w14:kx="0" w14:ky="0" w14:algn="tl">
+                  <w14:schemeClr w14:val="dk1">
+                    <w14:alpha w14:val="60000"/>
+                  </w14:schemeClr>
+                </w14:shadow>
+                <w14:textOutline w14:w="0" w14:cap="flat" w14:cmpd="sng" w14:algn="ctr">
+                  <w14:noFill/>
+                  <w14:prstDash w14:val="solid"/>
+                  <w14:round/>
+                </w14:textOutline>
+              </w:rPr>
+            </w:pPr>
+            <w:r>
+              <w:rPr>
+                <w:b w:val="0"/>
+                <w:bCs w:val="0"/>
+                <w:color w:val="000000" w:themeColor="text1"/>
+                <w:sz w:val="24"/>
+                <w:szCs w:val="24"/>
+                <w14:shadow w14:blurRad="38100" w14:dist="19050" w14:dir="2700000" w14:sx="100000" w14:sy="100000" w14:kx="0" w14:ky="0" w14:algn="tl">
+                  <w14:schemeClr w14:val="dk1">
+                    <w14:alpha w14:val="60000"/>
+                  </w14:schemeClr>
+                </w14:shadow>
+                <w14:textOutline w14:w="0" w14:cap="flat" w14:cmpd="sng" w14:algn="ctr">
+                  <w14:noFill/>
+                  <w14:prstDash w14:val="solid"/>
+                  <w14:round/>
+                </w14:textOutline>
+              </w:rPr>
+              <w:t>7</w:t>
+            </w:r>
+          </w:p>
+        </w:tc>
+        <w:tc>
+          <w:tcPr>
+            <w:tcW w:w="0" w:type="auto"/>
+            <w:vAlign w:val="center"/>
+            <w:hideMark/>
+          </w:tcPr>
+          <w:p>
+            <w:pPr>
+              <w:pStyle w:val="Heading2"/>
+              <w:spacing w:before="0"/>
+              <w:rPr>
+                <w:b w:val="0"/>
+                <w:bCs w:val="0"/>
+                <w:color w:val="000000" w:themeColor="text1"/>
+                <w:sz w:val="24"/>
+                <w:szCs w:val="24"/>
+                <w14:shadow w14:blurRad="38100" w14:dist="19050" w14:dir="2700000" w14:sx="100000" w14:sy="100000" w14:kx="0" w14:ky="0" w14:algn="tl">
+                  <w14:schemeClr w14:val="dk1">
+                    <w14:alpha w14:val="60000"/>
+                  </w14:schemeClr>
+                </w14:shadow>
+                <w14:textOutline w14:w="0" w14:cap="flat" w14:cmpd="sng" w14:algn="ctr">
+                  <w14:noFill/>
+                  <w14:prstDash w14:val="solid"/>
+                  <w14:round/>
+                </w14:textOutline>
+              </w:rPr>
+            </w:pPr>
+            <w:r>
+              <w:rPr>
+                <w:b w:val="0"/>
+                <w:bCs w:val="0"/>
+                <w:color w:val="000000" w:themeColor="text1"/>
+                <w:sz w:val="24"/>
+                <w:szCs w:val="24"/>
+                <w14:shadow w14:blurRad="38100" w14:dist="19050" w14:dir="2700000" w14:sx="100000" w14:sy="100000" w14:kx="0" w14:ky="0" w14:algn="tl">
+                  <w14:schemeClr w14:val="dk1">
+                    <w14:alpha w14:val="60000"/>
+                  </w14:schemeClr>
+                </w14:shadow>
+                <w14:textOutline w14:w="0" w14:cap="flat" w14:cmpd="sng" w14:algn="ctr">
+                  <w14:noFill/>
+                  <w14:prstDash w14:val="solid"/>
+                  <w14:round/>
+                </w14:textOutline>
+              </w:rPr>
+              <w:t>21</w:t>
+            </w:r>
+          </w:p>
+        </w:tc>
+      </w:tr>
+      <w:tr>
+        <w:trPr>
+          <w:trHeight w:val="425"/>
+          <w:tblCellSpacing w:w="15" w:type="dxa"/>
+        </w:trPr>
+        <w:tc>
+          <w:tcPr>
+            <w:tcW w:w="0" w:type="auto"/>
+            <w:vAlign w:val="center"/>
+            <w:hideMark/>
+          </w:tcPr>
+          <w:p>
+            <w:pPr>
+              <w:pStyle w:val="Heading2"/>
+              <w:spacing w:before="0"/>
+              <w:rPr>
+                <w:b w:val="0"/>
+                <w:bCs w:val="0"/>
+                <w:color w:val="000000" w:themeColor="text1"/>
+                <w:sz w:val="24"/>
+                <w:szCs w:val="24"/>
+                <w14:shadow w14:blurRad="38100" w14:dist="19050" w14:dir="2700000" w14:sx="100000" w14:sy="100000" w14:kx="0" w14:ky="0" w14:algn="tl">
+                  <w14:schemeClr w14:val="dk1">
+                    <w14:alpha w14:val="60000"/>
+                  </w14:schemeClr>
+                </w14:shadow>
+                <w14:textOutline w14:w="0" w14:cap="flat" w14:cmpd="sng" w14:algn="ctr">
+                  <w14:noFill/>
+                  <w14:prstDash w14:val="solid"/>
+                  <w14:round/>
+                </w14:textOutline>
+              </w:rPr>
+            </w:pPr>
+            <w:r>
+              <w:rPr>
+                <w:b w:val="0"/>
+                <w:bCs w:val="0"/>
+                <w:color w:val="000000" w:themeColor="text1"/>
+                <w:sz w:val="24"/>
+                <w:szCs w:val="24"/>
+                <w14:shadow w14:blurRad="38100" w14:dist="19050" w14:dir="2700000" w14:sx="100000" w14:sy="100000" w14:kx="0" w14:ky="0" w14:algn="tl">
+                  <w14:schemeClr w14:val="dk1">
+                    <w14:alpha w14:val="60000"/>
+                  </w14:schemeClr>
+                </w14:shadow>
+                <w14:textOutline w14:w="0" w14:cap="flat" w14:cmpd="sng" w14:algn="ctr">
+                  <w14:noFill/>
+                  <w14:prstDash w14:val="solid"/>
+                  <w14:round/>
+                </w14:textOutline>
+              </w:rPr>
+              <w:t>10</w:t>
+            </w:r>
+          </w:p>
+        </w:tc>
+        <w:tc>
+          <w:tcPr>
+            <w:tcW w:w="0" w:type="auto"/>
+            <w:vAlign w:val="center"/>
+            <w:hideMark/>
+          </w:tcPr>
+          <w:p>
+            <w:pPr>
+              <w:pStyle w:val="Heading2"/>
+              <w:spacing w:before="0"/>
+              <w:rPr>
+                <w:b w:val="0"/>
+                <w:bCs w:val="0"/>
+                <w:color w:val="000000" w:themeColor="text1"/>
+                <w:sz w:val="24"/>
+                <w:szCs w:val="24"/>
+                <w14:shadow w14:blurRad="38100" w14:dist="19050" w14:dir="2700000" w14:sx="100000" w14:sy="100000" w14:kx="0" w14:ky="0" w14:algn="tl">
+                  <w14:schemeClr w14:val="dk1">
+                    <w14:alpha w14:val="60000"/>
+                  </w14:schemeClr>
+                </w14:shadow>
+                <w14:textOutline w14:w="0" w14:cap="flat" w14:cmpd="sng" w14:algn="ctr">
+                  <w14:noFill/>
+                  <w14:prstDash w14:val="solid"/>
+                  <w14:round/>
+                </w14:textOutline>
+              </w:rPr>
+            </w:pPr>
+            <w:r>
+              <w:rPr>
+                <w:b w:val="0"/>
+                <w:bCs w:val="0"/>
+                <w:color w:val="000000" w:themeColor="text1"/>
+                <w:sz w:val="24"/>
+                <w:szCs w:val="24"/>
+                <w14:shadow w14:blurRad="38100" w14:dist="19050" w14:dir="2700000" w14:sx="100000" w14:sy="100000" w14:kx="0" w14:ky="0" w14:algn="tl">
+                  <w14:schemeClr w14:val="dk1">
+                    <w14:alpha w14:val="60000"/>
+                  </w14:schemeClr>
+                </w14:shadow>
+                <w14:textOutline w14:w="0" w14:cap="flat" w14:cmpd="sng" w14:algn="ctr">
+                  <w14:noFill/>
+                  <w14:prstDash w14:val="solid"/>
+                  <w14:round/>
+                </w14:textOutline>
+              </w:rPr>
+              <w:t>0.8587</w:t>
+            </w:r>
+          </w:p>
+        </w:tc>
+        <w:tc>
+          <w:tcPr>
+            <w:tcW w:w="0" w:type="auto"/>
+            <w:vAlign w:val="center"/>
+            <w:hideMark/>
+          </w:tcPr>
+          <w:p>
+            <w:pPr>
+              <w:pStyle w:val="Heading2"/>
+              <w:spacing w:before="0"/>
+              <w:rPr>
+                <w:b w:val="0"/>
+                <w:bCs w:val="0"/>
+                <w:color w:val="000000" w:themeColor="text1"/>
+                <w:sz w:val="24"/>
+                <w:szCs w:val="24"/>
+                <w14:shadow w14:blurRad="38100" w14:dist="19050" w14:dir="2700000" w14:sx="100000" w14:sy="100000" w14:kx="0" w14:ky="0" w14:algn="tl">
+                  <w14:schemeClr w14:val="dk1">
+                    <w14:alpha w14:val="60000"/>
+                  </w14:schemeClr>
+                </w14:shadow>
+                <w14:textOutline w14:w="0" w14:cap="flat" w14:cmpd="sng" w14:algn="ctr">
+                  <w14:noFill/>
+                  <w14:prstDash w14:val="solid"/>
+                  <w14:round/>
+                </w14:textOutline>
+              </w:rPr>
+            </w:pPr>
+            <w:r>
+              <w:rPr>
+                <w:b w:val="0"/>
+                <w:bCs w:val="0"/>
+                <w:color w:val="000000" w:themeColor="text1"/>
+                <w:sz w:val="24"/>
+                <w:szCs w:val="24"/>
+                <w14:shadow w14:blurRad="38100" w14:dist="19050" w14:dir="2700000" w14:sx="100000" w14:sy="100000" w14:kx="0" w14:ky="0" w14:algn="tl">
+                  <w14:schemeClr w14:val="dk1">
+                    <w14:alpha w14:val="60000"/>
+                  </w14:schemeClr>
+                </w14:shadow>
+                <w14:textOutline w14:w="0" w14:cap="flat" w14:cmpd="sng" w14:algn="ctr">
+                  <w14:noFill/>
+                  <w14:prstDash w14:val="solid"/>
+                  <w14:round/>
+                </w14:textOutline>
+              </w:rPr>
+              <w:t>0.8632</w:t>
+            </w:r>
+          </w:p>
+        </w:tc>
+        <w:tc>
+          <w:tcPr>
+            <w:tcW w:w="0" w:type="auto"/>
+            <w:vAlign w:val="center"/>
+            <w:hideMark/>
+          </w:tcPr>
+          <w:p>
+            <w:pPr>
+              <w:pStyle w:val="Heading2"/>
+              <w:spacing w:before="0"/>
+              <w:rPr>
+                <w:b w:val="0"/>
+                <w:bCs w:val="0"/>
+                <w:color w:val="000000" w:themeColor="text1"/>
+                <w:sz w:val="24"/>
+                <w:szCs w:val="24"/>
+                <w14:shadow w14:blurRad="38100" w14:dist="19050" w14:dir="2700000" w14:sx="100000" w14:sy="100000" w14:kx="0" w14:ky="0" w14:algn="tl">
+                  <w14:schemeClr w14:val="dk1">
+                    <w14:alpha w14:val="60000"/>
+                  </w14:schemeClr>
+                </w14:shadow>
+                <w14:textOutline w14:w="0" w14:cap="flat" w14:cmpd="sng" w14:algn="ctr">
+                  <w14:noFill/>
+                  <w14:prstDash w14:val="solid"/>
+                  <w14:round/>
+                </w14:textOutline>
+              </w:rPr>
+            </w:pPr>
+            <w:r>
+              <w:rPr>
+                <w:b w:val="0"/>
+                <w:bCs w:val="0"/>
+                <w:color w:val="000000" w:themeColor="text1"/>
+                <w:sz w:val="24"/>
+                <w:szCs w:val="24"/>
+                <w14:shadow w14:blurRad="38100" w14:dist="19050" w14:dir="2700000" w14:sx="100000" w14:sy="100000" w14:kx="0" w14:ky="0" w14:algn="tl">
+                  <w14:schemeClr w14:val="dk1">
+                    <w14:alpha w14:val="60000"/>
+                  </w14:schemeClr>
+                </w14:shadow>
+                <w14:textOutline w14:w="0" w14:cap="flat" w14:cmpd="sng" w14:algn="ctr">
+                  <w14:noFill/>
+                  <w14:prstDash w14:val="solid"/>
+                  <w14:round/>
+                </w14:textOutline>
+              </w:rPr>
+              <w:t>82</w:t>
+            </w:r>
+          </w:p>
+        </w:tc>
+        <w:tc>
+          <w:tcPr>
+            <w:tcW w:w="0" w:type="auto"/>
+            <w:vAlign w:val="center"/>
+            <w:hideMark/>
+          </w:tcPr>
+          <w:p>
+            <w:pPr>
+              <w:pStyle w:val="Heading2"/>
+              <w:spacing w:before="0"/>
+              <w:rPr>
+                <w:b w:val="0"/>
+                <w:bCs w:val="0"/>
+                <w:color w:val="000000" w:themeColor="text1"/>
+                <w:sz w:val="24"/>
+                <w:szCs w:val="24"/>
+                <w14:shadow w14:blurRad="38100" w14:dist="19050" w14:dir="2700000" w14:sx="100000" w14:sy="100000" w14:kx="0" w14:ky="0" w14:algn="tl">
+                  <w14:schemeClr w14:val="dk1">
+                    <w14:alpha w14:val="60000"/>
+                  </w14:schemeClr>
+                </w14:shadow>
+                <w14:textOutline w14:w="0" w14:cap="flat" w14:cmpd="sng" w14:algn="ctr">
+                  <w14:noFill/>
+                  <w14:prstDash w14:val="solid"/>
+                  <w14:round/>
+                </w14:textOutline>
+              </w:rPr>
+            </w:pPr>
+            <w:r>
+              <w:rPr>
+                <w:b w:val="0"/>
+                <w:bCs w:val="0"/>
+                <w:color w:val="000000" w:themeColor="text1"/>
+                <w:sz w:val="24"/>
+                <w:szCs w:val="24"/>
+                <w14:shadow w14:blurRad="38100" w14:dist="19050" w14:dir="2700000" w14:sx="100000" w14:sy="100000" w14:kx="0" w14:ky="0" w14:algn="tl">
+                  <w14:schemeClr w14:val="dk1">
+                    <w14:alpha w14:val="60000"/>
+                  </w14:schemeClr>
+                </w14:shadow>
+                <w14:textOutline w14:w="0" w14:cap="flat" w14:cmpd="sng" w14:algn="ctr">
+                  <w14:noFill/>
+                  <w14:prstDash w14:val="solid"/>
+                  <w14:round/>
+                </w14:textOutline>
+              </w:rPr>
+              <w:t>76</w:t>
+            </w:r>
+          </w:p>
+        </w:tc>
+        <w:tc>
+          <w:tcPr>
+            <w:tcW w:w="0" w:type="auto"/>
+            <w:vAlign w:val="center"/>
+            <w:hideMark/>
+          </w:tcPr>
+          <w:p>
+            <w:pPr>
+              <w:pStyle w:val="Heading2"/>
+              <w:spacing w:before="0"/>
+              <w:rPr>
+                <w:b w:val="0"/>
+                <w:bCs w:val="0"/>
+                <w:color w:val="000000" w:themeColor="text1"/>
+                <w:sz w:val="24"/>
+                <w:szCs w:val="24"/>
+                <w14:shadow w14:blurRad="38100" w14:dist="19050" w14:dir="2700000" w14:sx="100000" w14:sy="100000" w14:kx="0" w14:ky="0" w14:algn="tl">
+                  <w14:schemeClr w14:val="dk1">
+                    <w14:alpha w14:val="60000"/>
+                  </w14:schemeClr>
+                </w14:shadow>
+                <w14:textOutline w14:w="0" w14:cap="flat" w14:cmpd="sng" w14:algn="ctr">
+                  <w14:noFill/>
+                  <w14:prstDash w14:val="solid"/>
+                  <w14:round/>
+                </w14:textOutline>
+              </w:rPr>
+            </w:pPr>
+            <w:r>
+              <w:rPr>
+                <w:b w:val="0"/>
+                <w:bCs w:val="0"/>
+                <w:color w:val="000000" w:themeColor="text1"/>
+                <w:sz w:val="24"/>
+                <w:szCs w:val="24"/>
+                <w14:shadow w14:blurRad="38100" w14:dist="19050" w14:dir="2700000" w14:sx="100000" w14:sy="100000" w14:kx="0" w14:ky="0" w14:algn="tl">
+                  <w14:schemeClr w14:val="dk1">
+                    <w14:alpha w14:val="60000"/>
+                  </w14:schemeClr>
+                </w14:shadow>
+                <w14:textOutline w14:w="0" w14:cap="flat" w14:cmpd="sng" w14:algn="ctr">
+                  <w14:noFill/>
+                  <w14:prstDash w14:val="solid"/>
+                  <w14:round/>
+                </w14:textOutline>
+              </w:rPr>
+              <w:t>6</w:t>
+            </w:r>
+          </w:p>
+        </w:tc>
+        <w:tc>
+          <w:tcPr>
+            <w:tcW w:w="0" w:type="auto"/>
+            <w:vAlign w:val="center"/>
+            <w:hideMark/>
+          </w:tcPr>
+          <w:p>
+            <w:pPr>
+              <w:pStyle w:val="Heading2"/>
+              <w:spacing w:before="0"/>
+              <w:rPr>
+                <w:b w:val="0"/>
+                <w:bCs w:val="0"/>
+                <w:color w:val="000000" w:themeColor="text1"/>
+                <w:sz w:val="24"/>
+                <w:szCs w:val="24"/>
+                <w14:shadow w14:blurRad="38100" w14:dist="19050" w14:dir="2700000" w14:sx="100000" w14:sy="100000" w14:kx="0" w14:ky="0" w14:algn="tl">
+                  <w14:schemeClr w14:val="dk1">
+                    <w14:alpha w14:val="60000"/>
+                  </w14:schemeClr>
+                </w14:shadow>
+                <w14:textOutline w14:w="0" w14:cap="flat" w14:cmpd="sng" w14:algn="ctr">
+                  <w14:noFill/>
+                  <w14:prstDash w14:val="solid"/>
+                  <w14:round/>
+                </w14:textOutline>
+              </w:rPr>
+            </w:pPr>
+            <w:r>
+              <w:rPr>
+                <w:b w:val="0"/>
+                <w:bCs w:val="0"/>
+                <w:color w:val="000000" w:themeColor="text1"/>
+                <w:sz w:val="24"/>
+                <w:szCs w:val="24"/>
+                <w14:shadow w14:blurRad="38100" w14:dist="19050" w14:dir="2700000" w14:sx="100000" w14:sy="100000" w14:kx="0" w14:ky="0" w14:algn="tl">
+                  <w14:schemeClr w14:val="dk1">
+                    <w14:alpha w14:val="60000"/>
+                  </w14:schemeClr>
+                </w14:shadow>
+                <w14:textOutline w14:w="0" w14:cap="flat" w14:cmpd="sng" w14:algn="ctr">
+                  <w14:noFill/>
+                  <w14:prstDash w14:val="solid"/>
+                  <w14:round/>
+                </w14:textOutline>
+              </w:rPr>
+              <w:t>20</w:t>
+            </w:r>
+          </w:p>
+        </w:tc>
+      </w:tr>
+      <w:tr>
+        <w:trPr>
+          <w:trHeight w:val="425"/>
+          <w:tblCellSpacing w:w="15" w:type="dxa"/>
+        </w:trPr>
+        <w:tc>
+          <w:tcPr>
+            <w:tcW w:w="0" w:type="auto"/>
+            <w:vAlign w:val="center"/>
+            <w:hideMark/>
+          </w:tcPr>
+          <w:p>
+            <w:pPr>
+              <w:pStyle w:val="Heading2"/>
+              <w:spacing w:before="0"/>
+              <w:rPr>
+                <w:b w:val="0"/>
+                <w:bCs w:val="0"/>
+                <w:color w:val="000000" w:themeColor="text1"/>
+                <w:sz w:val="24"/>
+                <w:szCs w:val="24"/>
+                <w14:shadow w14:blurRad="38100" w14:dist="19050" w14:dir="2700000" w14:sx="100000" w14:sy="100000" w14:kx="0" w14:ky="0" w14:algn="tl">
+                  <w14:schemeClr w14:val="dk1">
+                    <w14:alpha w14:val="60000"/>
+                  </w14:schemeClr>
+                </w14:shadow>
+                <w14:textOutline w14:w="0" w14:cap="flat" w14:cmpd="sng" w14:algn="ctr">
+                  <w14:noFill/>
+                  <w14:prstDash w14:val="solid"/>
+                  <w14:round/>
+                </w14:textOutline>
+              </w:rPr>
+            </w:pPr>
+            <w:r>
+              <w:rPr>
+                <w:b w:val="0"/>
+                <w:bCs w:val="0"/>
+                <w:color w:val="000000" w:themeColor="text1"/>
+                <w:sz w:val="24"/>
+                <w:szCs w:val="24"/>
+                <w14:shadow w14:blurRad="38100" w14:dist="19050" w14:dir="2700000" w14:sx="100000" w14:sy="100000" w14:kx="0" w14:ky="0" w14:algn="tl">
+                  <w14:schemeClr w14:val="dk1">
+                    <w14:alpha w14:val="60000"/>
+                  </w14:schemeClr>
+                </w14:shadow>
+                <w14:textOutline w14:w="0" w14:cap="flat" w14:cmpd="sng" w14:algn="ctr">
+                  <w14:noFill/>
+                  <w14:prstDash w14:val="solid"/>
+                  <w14:round/>
+                </w14:textOutline>
+              </w:rPr>
+              <w:t>20</w:t>
+            </w:r>
+          </w:p>
+        </w:tc>
+        <w:tc>
+          <w:tcPr>
+            <w:tcW w:w="0" w:type="auto"/>
+            <w:vAlign w:val="center"/>
+            <w:hideMark/>
+          </w:tcPr>
+          <w:p>
+            <w:pPr>
+              <w:pStyle w:val="Heading2"/>
+              <w:spacing w:before="0"/>
+              <w:rPr>
+                <w:b w:val="0"/>
+                <w:bCs w:val="0"/>
+                <w:color w:val="000000" w:themeColor="text1"/>
+                <w:sz w:val="24"/>
+                <w:szCs w:val="24"/>
+                <w14:shadow w14:blurRad="38100" w14:dist="19050" w14:dir="2700000" w14:sx="100000" w14:sy="100000" w14:kx="0" w14:ky="0" w14:algn="tl">
+                  <w14:schemeClr w14:val="dk1">
+                    <w14:alpha w14:val="60000"/>
+                  </w14:schemeClr>
+                </w14:shadow>
+                <w14:textOutline w14:w="0" w14:cap="flat" w14:cmpd="sng" w14:algn="ctr">
+                  <w14:noFill/>
+                  <w14:prstDash w14:val="solid"/>
+                  <w14:round/>
+                </w14:textOutline>
+              </w:rPr>
+            </w:pPr>
+            <w:r>
+              <w:rPr>
+                <w:b w:val="0"/>
+                <w:bCs w:val="0"/>
+                <w:color w:val="000000" w:themeColor="text1"/>
+                <w:sz w:val="24"/>
+                <w:szCs w:val="24"/>
+                <w14:shadow w14:blurRad="38100" w14:dist="19050" w14:dir="2700000" w14:sx="100000" w14:sy="100000" w14:kx="0" w14:ky="0" w14:algn="tl">
+                  <w14:schemeClr w14:val="dk1">
+                    <w14:alpha w14:val="60000"/>
+                  </w14:schemeClr>
+                </w14:shadow>
+                <w14:textOutline w14:w="0" w14:cap="flat" w14:cmpd="sng" w14:algn="ctr">
+                  <w14:noFill/>
+                  <w14:prstDash w14:val="solid"/>
+                  <w14:round/>
+                </w14:textOutline>
+              </w:rPr>
+              <w:t>0.8478</w:t>
+            </w:r>
+          </w:p>
+        </w:tc>
+        <w:tc>
+          <w:tcPr>
+            <w:tcW w:w="0" w:type="auto"/>
+            <w:vAlign w:val="center"/>
+            <w:hideMark/>
+          </w:tcPr>
+          <w:p>
+            <w:pPr>
+              <w:pStyle w:val="Heading2"/>
+              <w:spacing w:before="0"/>
+              <w:rPr>
+                <w:b w:val="0"/>
+                <w:bCs w:val="0"/>
+                <w:color w:val="000000" w:themeColor="text1"/>
+                <w:sz w:val="24"/>
+                <w:szCs w:val="24"/>
+                <w14:shadow w14:blurRad="38100" w14:dist="19050" w14:dir="2700000" w14:sx="100000" w14:sy="100000" w14:kx="0" w14:ky="0" w14:algn="tl">
+                  <w14:schemeClr w14:val="dk1">
+                    <w14:alpha w14:val="60000"/>
+                  </w14:schemeClr>
+                </w14:shadow>
+                <w14:textOutline w14:w="0" w14:cap="flat" w14:cmpd="sng" w14:algn="ctr">
+                  <w14:noFill/>
+                  <w14:prstDash w14:val="solid"/>
+                  <w14:round/>
+                </w14:textOutline>
+              </w:rPr>
+            </w:pPr>
+            <w:r>
+              <w:rPr>
+                <w:b w:val="0"/>
+                <w:bCs w:val="0"/>
+                <w:color w:val="000000" w:themeColor="text1"/>
+                <w:sz w:val="24"/>
+                <w:szCs w:val="24"/>
+                <w14:shadow w14:blurRad="38100" w14:dist="19050" w14:dir="2700000" w14:sx="100000" w14:sy="100000" w14:kx="0" w14:ky="0" w14:algn="tl">
+                  <w14:schemeClr w14:val="dk1">
+                    <w14:alpha w14:val="60000"/>
+                  </w14:schemeClr>
+                </w14:shadow>
+                <w14:textOutline w14:w="0" w14:cap="flat" w14:cmpd="sng" w14:algn="ctr">
+                  <w14:noFill/>
+                  <w14:prstDash w14:val="solid"/>
+                  <w14:round/>
+                </w14:textOutline>
+              </w:rPr>
+              <w:t>0.8586</w:t>
+            </w:r>
+          </w:p>
+        </w:tc>
+        <w:tc>
+          <w:tcPr>
+            <w:tcW w:w="0" w:type="auto"/>
+            <w:vAlign w:val="center"/>
+            <w:hideMark/>
+          </w:tcPr>
+          <w:p>
+            <w:pPr>
+              <w:pStyle w:val="Heading2"/>
+              <w:spacing w:before="0"/>
+              <w:rPr>
+                <w:b w:val="0"/>
+                <w:bCs w:val="0"/>
+                <w:color w:val="000000" w:themeColor="text1"/>
+                <w:sz w:val="24"/>
+                <w:szCs w:val="24"/>
+                <w14:shadow w14:blurRad="38100" w14:dist="19050" w14:dir="2700000" w14:sx="100000" w14:sy="100000" w14:kx="0" w14:ky="0" w14:algn="tl">
+                  <w14:schemeClr w14:val="dk1">
+                    <w14:alpha w14:val="60000"/>
+                  </w14:schemeClr>
+                </w14:shadow>
+                <w14:textOutline w14:w="0" w14:cap="flat" w14:cmpd="sng" w14:algn="ctr">
+                  <w14:noFill/>
+                  <w14:prstDash w14:val="solid"/>
+                  <w14:round/>
+                </w14:textOutline>
+              </w:rPr>
+            </w:pPr>
+            <w:r>
+              <w:rPr>
+                <w:b w:val="0"/>
+                <w:bCs w:val="0"/>
+                <w:color w:val="000000" w:themeColor="text1"/>
+                <w:sz w:val="24"/>
+                <w:szCs w:val="24"/>
+                <w14:shadow w14:blurRad="38100" w14:dist="19050" w14:dir="2700000" w14:sx="100000" w14:sy="100000" w14:kx="0" w14:ky="0" w14:algn="tl">
+                  <w14:schemeClr w14:val="dk1">
+                    <w14:alpha w14:val="60000"/>
+                  </w14:schemeClr>
+                </w14:shadow>
+                <w14:textOutline w14:w="0" w14:cap="flat" w14:cmpd="sng" w14:algn="ctr">
+                  <w14:noFill/>
+                  <w14:prstDash w14:val="solid"/>
+                  <w14:round/>
+                </w14:textOutline>
+              </w:rPr>
+              <w:t>85</w:t>
+            </w:r>
+          </w:p>
+        </w:tc>
+        <w:tc>
+          <w:tcPr>
+            <w:tcW w:w="0" w:type="auto"/>
+            <w:vAlign w:val="center"/>
+            <w:hideMark/>
+          </w:tcPr>
+          <w:p>
+            <w:pPr>
+              <w:pStyle w:val="Heading2"/>
+              <w:spacing w:before="0"/>
+              <w:rPr>
+                <w:b w:val="0"/>
+                <w:bCs w:val="0"/>
+                <w:color w:val="000000" w:themeColor="text1"/>
+                <w:sz w:val="24"/>
+                <w:szCs w:val="24"/>
+                <w14:shadow w14:blurRad="38100" w14:dist="19050" w14:dir="2700000" w14:sx="100000" w14:sy="100000" w14:kx="0" w14:ky="0" w14:algn="tl">
+                  <w14:schemeClr w14:val="dk1">
+                    <w14:alpha w14:val="60000"/>
+                  </w14:schemeClr>
+                </w14:shadow>
+                <w14:textOutline w14:w="0" w14:cap="flat" w14:cmpd="sng" w14:algn="ctr">
+                  <w14:noFill/>
+                  <w14:prstDash w14:val="solid"/>
+                  <w14:round/>
+                </w14:textOutline>
+              </w:rPr>
+            </w:pPr>
+            <w:r>
+              <w:rPr>
+                <w:b w:val="0"/>
+                <w:bCs w:val="0"/>
+                <w:color w:val="000000" w:themeColor="text1"/>
+                <w:sz w:val="24"/>
+                <w:szCs w:val="24"/>
+                <w14:shadow w14:blurRad="38100" w14:dist="19050" w14:dir="2700000" w14:sx="100000" w14:sy="100000" w14:kx="0" w14:ky="0" w14:algn="tl">
+                  <w14:schemeClr w14:val="dk1">
+                    <w14:alpha w14:val="60000"/>
+                  </w14:schemeClr>
+                </w14:shadow>
+                <w14:textOutline w14:w="0" w14:cap="flat" w14:cmpd="sng" w14:algn="ctr">
+                  <w14:noFill/>
+                  <w14:prstDash w14:val="solid"/>
+                  <w14:round/>
+                </w14:textOutline>
+              </w:rPr>
+              <w:t>71</w:t>
+            </w:r>
+          </w:p>
+        </w:tc>
+        <w:tc>
+          <w:tcPr>
+            <w:tcW w:w="0" w:type="auto"/>
+            <w:vAlign w:val="center"/>
+            <w:hideMark/>
+          </w:tcPr>
+          <w:p>
+            <w:pPr>
+              <w:pStyle w:val="Heading2"/>
+              <w:spacing w:before="0"/>
+              <w:rPr>
+                <w:b w:val="0"/>
+                <w:bCs w:val="0"/>
+                <w:color w:val="000000" w:themeColor="text1"/>
+                <w:sz w:val="24"/>
+                <w:szCs w:val="24"/>
+                <w14:shadow w14:blurRad="38100" w14:dist="19050" w14:dir="2700000" w14:sx="100000" w14:sy="100000" w14:kx="0" w14:ky="0" w14:algn="tl">
+                  <w14:schemeClr w14:val="dk1">
+                    <w14:alpha w14:val="60000"/>
+                  </w14:schemeClr>
+                </w14:shadow>
+                <w14:textOutline w14:w="0" w14:cap="flat" w14:cmpd="sng" w14:algn="ctr">
+                  <w14:noFill/>
+                  <w14:prstDash w14:val="solid"/>
+                  <w14:round/>
+                </w14:textOutline>
+              </w:rPr>
+            </w:pPr>
+            <w:r>
+              <w:rPr>
+                <w:b w:val="0"/>
+                <w:bCs w:val="0"/>
+                <w:color w:val="000000" w:themeColor="text1"/>
+                <w:sz w:val="24"/>
+                <w:szCs w:val="24"/>
+                <w14:shadow w14:blurRad="38100" w14:dist="19050" w14:dir="2700000" w14:sx="100000" w14:sy="100000" w14:kx="0" w14:ky="0" w14:algn="tl">
+                  <w14:schemeClr w14:val="dk1">
+                    <w14:alpha w14:val="60000"/>
+                  </w14:schemeClr>
+                </w14:shadow>
+                <w14:textOutline w14:w="0" w14:cap="flat" w14:cmpd="sng" w14:algn="ctr">
+                  <w14:noFill/>
+                  <w14:prstDash w14:val="solid"/>
+                  <w14:round/>
+                </w14:textOutline>
+              </w:rPr>
+              <w:t>11</w:t>
+            </w:r>
+          </w:p>
+        </w:tc>
+        <w:tc>
+          <w:tcPr>
+            <w:tcW w:w="0" w:type="auto"/>
+            <w:vAlign w:val="center"/>
+            <w:hideMark/>
+          </w:tcPr>
+          <w:p>
+            <w:pPr>
+              <w:pStyle w:val="Heading2"/>
+              <w:spacing w:before="0"/>
+              <w:rPr>
+                <w:b w:val="0"/>
+                <w:bCs w:val="0"/>
+                <w:color w:val="000000" w:themeColor="text1"/>
+                <w:sz w:val="24"/>
+                <w:szCs w:val="24"/>
+                <w14:shadow w14:blurRad="38100" w14:dist="19050" w14:dir="2700000" w14:sx="100000" w14:sy="100000" w14:kx="0" w14:ky="0" w14:algn="tl">
+                  <w14:schemeClr w14:val="dk1">
+                    <w14:alpha w14:val="60000"/>
+                  </w14:schemeClr>
+                </w14:shadow>
+                <w14:textOutline w14:w="0" w14:cap="flat" w14:cmpd="sng" w14:algn="ctr">
+                  <w14:noFill/>
+                  <w14:prstDash w14:val="solid"/>
+                  <w14:round/>
+                </w14:textOutline>
+              </w:rPr>
+            </w:pPr>
+            <w:r>
+              <w:rPr>
+                <w:b w:val="0"/>
+                <w:bCs w:val="0"/>
+                <w:color w:val="000000" w:themeColor="text1"/>
+                <w:sz w:val="24"/>
+                <w:szCs w:val="24"/>
+                <w14:shadow w14:blurRad="38100" w14:dist="19050" w14:dir="2700000" w14:sx="100000" w14:sy="100000" w14:kx="0" w14:ky="0" w14:algn="tl">
+                  <w14:schemeClr w14:val="dk1">
+                    <w14:alpha w14:val="60000"/>
+                  </w14:schemeClr>
+                </w14:shadow>
+                <w14:textOutline w14:w="0" w14:cap="flat" w14:cmpd="sng" w14:algn="ctr">
+                  <w14:noFill/>
+                  <w14:prstDash w14:val="solid"/>
+                  <w14:round/>
+                </w14:textOutline>
+              </w:rPr>
+              <w:t>17</w:t>
+            </w:r>
+          </w:p>
+        </w:tc>
+      </w:tr>
+      <w:tr>
+        <w:trPr>
+          <w:trHeight w:val="425"/>
+          <w:tblCellSpacing w:w="15" w:type="dxa"/>
+        </w:trPr>
+        <w:tc>
+          <w:tcPr>
+            <w:tcW w:w="0" w:type="auto"/>
+            <w:vAlign w:val="center"/>
+            <w:hideMark/>
+          </w:tcPr>
+          <w:p>
+            <w:pPr>
+              <w:pStyle w:val="Heading2"/>
+              <w:spacing w:before="0"/>
+              <w:rPr>
+                <w:b w:val="0"/>
+                <w:bCs w:val="0"/>
+                <w:color w:val="000000" w:themeColor="text1"/>
+                <w:sz w:val="24"/>
+                <w:szCs w:val="24"/>
+                <w14:shadow w14:blurRad="38100" w14:dist="19050" w14:dir="2700000" w14:sx="100000" w14:sy="100000" w14:kx="0" w14:ky="0" w14:algn="tl">
+                  <w14:schemeClr w14:val="dk1">
+                    <w14:alpha w14:val="60000"/>
+                  </w14:schemeClr>
+                </w14:shadow>
+                <w14:textOutline w14:w="0" w14:cap="flat" w14:cmpd="sng" w14:algn="ctr">
+                  <w14:noFill/>
+                  <w14:prstDash w14:val="solid"/>
+                  <w14:round/>
+                </w14:textOutline>
+              </w:rPr>
+            </w:pPr>
+            <w:r>
+              <w:rPr>
+                <w:b w:val="0"/>
+                <w:bCs w:val="0"/>
+                <w:color w:val="000000" w:themeColor="text1"/>
+                <w:sz w:val="24"/>
+                <w:szCs w:val="24"/>
+                <w14:shadow w14:blurRad="38100" w14:dist="19050" w14:dir="2700000" w14:sx="100000" w14:sy="100000" w14:kx="0" w14:ky="0" w14:algn="tl">
+                  <w14:schemeClr w14:val="dk1">
+                    <w14:alpha w14:val="60000"/>
+                  </w14:schemeClr>
+                </w14:shadow>
+                <w14:textOutline w14:w="0" w14:cap="flat" w14:cmpd="sng" w14:algn="ctr">
+                  <w14:noFill/>
+                  <w14:prstDash w14:val="solid"/>
+                  <w14:round/>
+                </w14:textOutline>
+              </w:rPr>
+              <w:t>50</w:t>
+            </w:r>
+          </w:p>
+        </w:tc>
+        <w:tc>
+          <w:tcPr>
+            <w:tcW w:w="0" w:type="auto"/>
+            <w:vAlign w:val="center"/>
+            <w:hideMark/>
+          </w:tcPr>
+          <w:p>
+            <w:pPr>
+              <w:pStyle w:val="Heading2"/>
+              <w:spacing w:before="0"/>
+              <w:rPr>
+                <w:b w:val="0"/>
+                <w:bCs w:val="0"/>
+                <w:color w:val="000000" w:themeColor="text1"/>
+                <w:sz w:val="24"/>
+                <w:szCs w:val="24"/>
+                <w14:shadow w14:blurRad="38100" w14:dist="19050" w14:dir="2700000" w14:sx="100000" w14:sy="100000" w14:kx="0" w14:ky="0" w14:algn="tl">
+                  <w14:schemeClr w14:val="dk1">
+                    <w14:alpha w14:val="60000"/>
+                  </w14:schemeClr>
+                </w14:shadow>
+                <w14:textOutline w14:w="0" w14:cap="flat" w14:cmpd="sng" w14:algn="ctr">
+                  <w14:noFill/>
+                  <w14:prstDash w14:val="solid"/>
+                  <w14:round/>
+                </w14:textOutline>
+              </w:rPr>
+            </w:pPr>
+            <w:r>
+              <w:rPr>
+                <w:b w:val="0"/>
+                <w:bCs w:val="0"/>
+                <w:color w:val="000000" w:themeColor="text1"/>
+                <w:sz w:val="24"/>
+                <w:szCs w:val="24"/>
+                <w14:shadow w14:blurRad="38100" w14:dist="19050" w14:dir="2700000" w14:sx="100000" w14:sy="100000" w14:kx="0" w14:ky="0" w14:algn="tl">
+                  <w14:schemeClr w14:val="dk1">
+                    <w14:alpha w14:val="60000"/>
+                  </w14:schemeClr>
+                </w14:shadow>
+                <w14:textOutline w14:w="0" w14:cap="flat" w14:cmpd="sng" w14:algn="ctr">
+                  <w14:noFill/>
+                  <w14:prstDash w14:val="solid"/>
+                  <w14:round/>
+                </w14:textOutline>
+              </w:rPr>
+              <w:t>0.8315</w:t>
+            </w:r>
+          </w:p>
+        </w:tc>
+        <w:tc>
+          <w:tcPr>
+            <w:tcW w:w="0" w:type="auto"/>
+            <w:vAlign w:val="center"/>
+            <w:hideMark/>
+          </w:tcPr>
+          <w:p>
+            <w:pPr>
+              <w:pStyle w:val="Heading2"/>
+              <w:spacing w:before="0"/>
+              <w:rPr>
+                <w:b w:val="0"/>
+                <w:bCs w:val="0"/>
+                <w:color w:val="000000" w:themeColor="text1"/>
+                <w:sz w:val="24"/>
+                <w:szCs w:val="24"/>
+                <w14:shadow w14:blurRad="38100" w14:dist="19050" w14:dir="2700000" w14:sx="100000" w14:sy="100000" w14:kx="0" w14:ky="0" w14:algn="tl">
+                  <w14:schemeClr w14:val="dk1">
+                    <w14:alpha w14:val="60000"/>
+                  </w14:schemeClr>
+                </w14:shadow>
+                <w14:textOutline w14:w="0" w14:cap="flat" w14:cmpd="sng" w14:algn="ctr">
+                  <w14:noFill/>
+                  <w14:prstDash w14:val="solid"/>
+                  <w14:round/>
+                </w14:textOutline>
+              </w:rPr>
+            </w:pPr>
+            <w:r>
+              <w:rPr>
+                <w:b w:val="0"/>
+                <w:bCs w:val="0"/>
+                <w:color w:val="000000" w:themeColor="text1"/>
+                <w:sz w:val="24"/>
+                <w:szCs w:val="24"/>
+                <w14:shadow w14:blurRad="38100" w14:dist="19050" w14:dir="2700000" w14:sx="100000" w14:sy="100000" w14:kx="0" w14:ky="0" w14:algn="tl">
+                  <w14:schemeClr w14:val="dk1">
+                    <w14:alpha w14:val="60000"/>
+                  </w14:schemeClr>
+                </w14:shadow>
+                <w14:textOutline w14:w="0" w14:cap="flat" w14:cmpd="sng" w14:algn="ctr">
+                  <w14:noFill/>
+                  <w14:prstDash w14:val="solid"/>
+                  <w14:round/>
+                </w14:textOutline>
+              </w:rPr>
+              <w:t>0.8488</w:t>
+            </w:r>
+          </w:p>
+        </w:tc>
+        <w:tc>
+          <w:tcPr>
+            <w:tcW w:w="0" w:type="auto"/>
+            <w:vAlign w:val="center"/>
+            <w:hideMark/>
+          </w:tcPr>
+          <w:p>
+            <w:pPr>
+              <w:pStyle w:val="Heading2"/>
+              <w:spacing w:before="0"/>
+              <w:rPr>
+                <w:b w:val="0"/>
+                <w:bCs w:val="0"/>
+                <w:color w:val="000000" w:themeColor="text1"/>
+                <w:sz w:val="24"/>
+                <w:szCs w:val="24"/>
+                <w14:shadow w14:blurRad="38100" w14:dist="19050" w14:dir="2700000" w14:sx="100000" w14:sy="100000" w14:kx="0" w14:ky="0" w14:algn="tl">
+                  <w14:schemeClr w14:val="dk1">
+                    <w14:alpha w14:val="60000"/>
+                  </w14:schemeClr>
+                </w14:shadow>
+                <w14:textOutline w14:w="0" w14:cap="flat" w14:cmpd="sng" w14:algn="ctr">
+                  <w14:noFill/>
+                  <w14:prstDash w14:val="solid"/>
+                  <w14:round/>
+                </w14:textOutline>
+              </w:rPr>
+            </w:pPr>
+            <w:r>
+              <w:rPr>
+                <w:b w:val="0"/>
+                <w:bCs w:val="0"/>
+                <w:color w:val="000000" w:themeColor="text1"/>
+                <w:sz w:val="24"/>
+                <w:szCs w:val="24"/>
+                <w14:shadow w14:blurRad="38100" w14:dist="19050" w14:dir="2700000" w14:sx="100000" w14:sy="100000" w14:kx="0" w14:ky="0" w14:algn="tl">
+                  <w14:schemeClr w14:val="dk1">
+                    <w14:alpha w14:val="60000"/>
+                  </w14:schemeClr>
+                </w14:shadow>
+                <w14:textOutline w14:w="0" w14:cap="flat" w14:cmpd="sng" w14:algn="ctr">
+                  <w14:noFill/>
+                  <w14:prstDash w14:val="solid"/>
+                  <w14:round/>
+                </w14:textOutline>
+              </w:rPr>
+              <w:t>87</w:t>
+            </w:r>
+          </w:p>
+        </w:tc>
+        <w:tc>
+          <w:tcPr>
+            <w:tcW w:w="0" w:type="auto"/>
+            <w:vAlign w:val="center"/>
+            <w:hideMark/>
+          </w:tcPr>
+          <w:p>
+            <w:pPr>
+              <w:pStyle w:val="Heading2"/>
+              <w:spacing w:before="0"/>
+              <w:rPr>
+                <w:b w:val="0"/>
+                <w:bCs w:val="0"/>
+                <w:color w:val="000000" w:themeColor="text1"/>
+                <w:sz w:val="24"/>
+                <w:szCs w:val="24"/>
+                <w14:shadow w14:blurRad="38100" w14:dist="19050" w14:dir="2700000" w14:sx="100000" w14:sy="100000" w14:kx="0" w14:ky="0" w14:algn="tl">
+                  <w14:schemeClr w14:val="dk1">
+                    <w14:alpha w14:val="60000"/>
+                  </w14:schemeClr>
+                </w14:shadow>
+                <w14:textOutline w14:w="0" w14:cap="flat" w14:cmpd="sng" w14:algn="ctr">
+                  <w14:noFill/>
+                  <w14:prstDash w14:val="solid"/>
+                  <w14:round/>
+                </w14:textOutline>
+              </w:rPr>
+            </w:pPr>
+            <w:r>
+              <w:rPr>
+                <w:b w:val="0"/>
+                <w:bCs w:val="0"/>
+                <w:color w:val="000000" w:themeColor="text1"/>
+                <w:sz w:val="24"/>
+                <w:szCs w:val="24"/>
+                <w14:shadow w14:blurRad="38100" w14:dist="19050" w14:dir="2700000" w14:sx="100000" w14:sy="100000" w14:kx="0" w14:ky="0" w14:algn="tl">
+                  <w14:schemeClr w14:val="dk1">
+                    <w14:alpha w14:val="60000"/>
+                  </w14:schemeClr>
+                </w14:shadow>
+                <w14:textOutline w14:w="0" w14:cap="flat" w14:cmpd="sng" w14:algn="ctr">
+                  <w14:noFill/>
+                  <w14:prstDash w14:val="solid"/>
+                  <w14:round/>
+                </w14:textOutline>
+              </w:rPr>
+              <w:t>66</w:t>
+            </w:r>
+          </w:p>
+        </w:tc>
+        <w:tc>
+          <w:tcPr>
+            <w:tcW w:w="0" w:type="auto"/>
+            <w:vAlign w:val="center"/>
+            <w:hideMark/>
+          </w:tcPr>
+          <w:p>
+            <w:pPr>
+              <w:pStyle w:val="Heading2"/>
+              <w:spacing w:before="0"/>
+              <w:rPr>
+                <w:b w:val="0"/>
+                <w:bCs w:val="0"/>
+                <w:color w:val="000000" w:themeColor="text1"/>
+                <w:sz w:val="24"/>
+                <w:szCs w:val="24"/>
+                <w14:shadow w14:blurRad="38100" w14:dist="19050" w14:dir="2700000" w14:sx="100000" w14:sy="100000" w14:kx="0" w14:ky="0" w14:algn="tl">
+                  <w14:schemeClr w14:val="dk1">
+                    <w14:alpha w14:val="60000"/>
+                  </w14:schemeClr>
+                </w14:shadow>
+                <w14:textOutline w14:w="0" w14:cap="flat" w14:cmpd="sng" w14:algn="ctr">
+                  <w14:noFill/>
+                  <w14:prstDash w14:val="solid"/>
+                  <w14:round/>
+                </w14:textOutline>
+              </w:rPr>
+            </w:pPr>
+            <w:r>
+              <w:rPr>
+                <w:b w:val="0"/>
+                <w:bCs w:val="0"/>
+                <w:color w:val="000000" w:themeColor="text1"/>
+                <w:sz w:val="24"/>
+                <w:szCs w:val="24"/>
+                <w14:shadow w14:blurRad="38100" w14:dist="19050" w14:dir="2700000" w14:sx="100000" w14:sy="100000" w14:kx="0" w14:ky="0" w14:algn="tl">
+                  <w14:schemeClr w14:val="dk1">
+                    <w14:alpha w14:val="60000"/>
+                  </w14:schemeClr>
+                </w14:shadow>
+                <w14:textOutline w14:w="0" w14:cap="flat" w14:cmpd="sng" w14:algn="ctr">
+                  <w14:noFill/>
+                  <w14:prstDash w14:val="solid"/>
+                  <w14:round/>
+                </w14:textOutline>
+              </w:rPr>
+              <w:t>16</w:t>
+            </w:r>
+          </w:p>
+        </w:tc>
+        <w:tc>
+          <w:tcPr>
+            <w:tcW w:w="0" w:type="auto"/>
+            <w:vAlign w:val="center"/>
+            <w:hideMark/>
+          </w:tcPr>
+          <w:p>
+            <w:pPr>
+              <w:pStyle w:val="Heading2"/>
+              <w:spacing w:before="0"/>
+              <w:rPr>
+                <w:b w:val="0"/>
+                <w:bCs w:val="0"/>
+                <w:color w:val="000000" w:themeColor="text1"/>
+                <w:sz w:val="24"/>
+                <w:szCs w:val="24"/>
+                <w14:shadow w14:blurRad="38100" w14:dist="19050" w14:dir="2700000" w14:sx="100000" w14:sy="100000" w14:kx="0" w14:ky="0" w14:algn="tl">
+                  <w14:schemeClr w14:val="dk1">
+                    <w14:alpha w14:val="60000"/>
+                  </w14:schemeClr>
+                </w14:shadow>
+                <w14:textOutline w14:w="0" w14:cap="flat" w14:cmpd="sng" w14:algn="ctr">
+                  <w14:noFill/>
+                  <w14:prstDash w14:val="solid"/>
+                  <w14:round/>
+                </w14:textOutline>
+              </w:rPr>
+            </w:pPr>
+            <w:r>
+              <w:rPr>
+                <w:b w:val="0"/>
+                <w:bCs w:val="0"/>
+                <w:color w:val="000000" w:themeColor="text1"/>
+                <w:sz w:val="24"/>
+                <w:szCs w:val="24"/>
+                <w14:shadow w14:blurRad="38100" w14:dist="19050" w14:dir="2700000" w14:sx="100000" w14:sy="100000" w14:kx="0" w14:ky="0" w14:algn="tl">
+                  <w14:schemeClr w14:val="dk1">
+                    <w14:alpha w14:val="60000"/>
+                  </w14:schemeClr>
+                </w14:shadow>
+                <w14:textOutline w14:w="0" w14:cap="flat" w14:cmpd="sng" w14:algn="ctr">
+                  <w14:noFill/>
+                  <w14:prstDash w14:val="solid"/>
+                  <w14:round/>
+                </w14:textOutline>
+              </w:rPr>
+              <w:t>15</w:t>
+            </w:r>
+          </w:p>
+        </w:tc>
+      </w:tr>
+    </w:tbl>
+    <w:p>
+      <w:pPr>
+        <w:pStyle w:val="Heading2"/>
+        <w:spacing w:before="0"/>
+        <w:rPr>
+          <w:b w:val="0"/>
+          <w:bCs w:val="0"/>
+          <w:color w:val="000000" w:themeColor="text1"/>
+          <w:sz w:val="24"/>
+          <w:szCs w:val="24"/>
+          <w14:shadow w14:blurRad="38100" w14:dist="19050" w14:dir="2700000" w14:sx="100000" w14:sy="100000" w14:kx="0" w14:ky="0" w14:algn="tl">
+            <w14:schemeClr w14:val="dk1">
+              <w14:alpha w14:val="60000"/>
+            </w14:schemeClr>
+          </w14:shadow>
+          <w14:textOutline w14:w="0" w14:cap="flat" w14:cmpd="sng" w14:algn="ctr">
+            <w14:noFill/>
+            <w14:prstDash w14:val="solid"/>
+            <w14:round/>
+          </w14:textOutline>
+        </w:rPr>
+      </w:pPr>
+      <w:r>
+        <w:rPr>
+          <w:b w:val="0"/>
+          <w:bCs w:val="0"/>
+          <w:color w:val="000000" w:themeColor="text1"/>
+          <w:sz w:val="24"/>
+          <w:szCs w:val="24"/>
+          <w14:shadow w14:blurRad="38100" w14:dist="19050" w14:dir="2700000" w14:sx="100000" w14:sy="100000" w14:kx="0" w14:ky="0" w14:algn="tl">
+            <w14:schemeClr w14:val="dk1">
+              <w14:alpha w14:val="60000"/>
+            </w14:schemeClr>
+          </w14:shadow>
+          <w14:textOutline w14:w="0" w14:cap="flat" w14:cmpd="sng" w14:algn="ctr">
+            <w14:noFill/>
+            <w14:prstDash w14:val="solid"/>
+            <w14:round/>
+          </w14:textOutline>
+        </w:rPr>
+        <w:t xml:space="preserve">Best configuration. </w:t>
+      </w:r>
+      <w:proofErr w:type="spellStart"/>
+      <w:r>
+        <w:rPr>
+          <w:b w:val="0"/>
+          <w:bCs w:val="0"/>
+          <w:color w:val="000000" w:themeColor="text1"/>
+          <w:sz w:val="24"/>
+          <w:szCs w:val="24"/>
+          <w14:shadow w14:blurRad="38100" w14:dist="19050" w14:dir="2700000" w14:sx="100000" w14:sy="100000" w14:kx="0" w14:ky="0" w14:algn="tl">
+            <w14:schemeClr w14:val="dk1">
+              <w14:alpha w14:val="60000"/>
+            </w14:schemeClr>
+          </w14:shadow>
+          <w14:textOutline w14:w="0" w14:cap="flat" w14:cmpd="sng" w14:algn="ctr">
+            <w14:noFill/>
+            <w14:prstDash w14:val="solid"/>
+            <w14:round/>
+          </w14:textOutline>
+        </w:rPr>
+        <w:t>n_estimators</w:t>
+      </w:r>
+      <w:proofErr w:type="spellEnd"/>
+      <w:r>
+        <w:rPr>
+          <w:b w:val="0"/>
+          <w:bCs w:val="0"/>
+          <w:color w:val="000000" w:themeColor="text1"/>
+          <w:sz w:val="24"/>
+          <w:szCs w:val="24"/>
+          <w14:shadow w14:blurRad="38100" w14:dist="19050" w14:dir="2700000" w14:sx="100000" w14:sy="100000" w14:kx="0" w14:ky="0" w14:algn="tl">
+            <w14:schemeClr w14:val="dk1">
+              <w14:alpha w14:val="60000"/>
+            </w14:schemeClr>
+          </w14:shadow>
+          <w14:textOutline w14:w="0" w14:cap="flat" w14:cmpd="sng" w14:algn="ctr">
+            <w14:noFill/>
+            <w14:prstDash w14:val="solid"/>
+            <w14:round/>
+          </w14:textOutline>
+        </w:rPr>
+        <w:t xml:space="preserve"> = 10 achieved the highest accuracy (0.8587) and F1-score (0.8632), with a well-balanced error profile: only 6 false positives and 20 false negatives. Despite having the second-lowest ensemble size, it </w:t>
+      </w:r>
+      <w:proofErr w:type="spellStart"/>
+      <w:r>
+        <w:rPr>
+          <w:b w:val="0"/>
+          <w:bCs w:val="0"/>
+          <w:color w:val="000000" w:themeColor="text1"/>
+          <w:sz w:val="24"/>
+          <w:szCs w:val="24"/>
+          <w14:shadow w14:blurRad="38100" w14:dist="19050" w14:dir="2700000" w14:sx="100000" w14:sy="100000" w14:kx="0" w14:ky="0" w14:algn="tl">
+            <w14:schemeClr w14:val="dk1">
+              <w14:alpha w14:val="60000"/>
+            </w14:schemeClr>
+          </w14:shadow>
+          <w14:textOutline w14:w="0" w14:cap="flat" w14:cmpd="sng" w14:algn="ctr">
+            <w14:noFill/>
+            <w14:prstDash w14:val="solid"/>
+            <w14:round/>
+          </w14:textOutline>
+        </w:rPr>
+        <w:t>generalised</w:t>
+      </w:r>
+      <w:proofErr w:type="spellEnd"/>
+      <w:r>
+        <w:rPr>
+          <w:b w:val="0"/>
+          <w:bCs w:val="0"/>
+          <w:color w:val="000000" w:themeColor="text1"/>
+          <w:sz w:val="24"/>
+          <w:szCs w:val="24"/>
+          <w14:shadow w14:blurRad="38100" w14:dist="19050" w14:dir="2700000" w14:sx="100000" w14:sy="100000" w14:kx="0" w14:ky="0" w14:algn="tl">
+            <w14:schemeClr w14:val="dk1">
+              <w14:alpha w14:val="60000"/>
+            </w14:schemeClr>
+          </w14:shadow>
+          <w14:textOutline w14:w="0" w14:cap="flat" w14:cmpd="sng" w14:algn="ctr">
+            <w14:noFill/>
+            <w14:prstDash w14:val="solid"/>
+            <w14:round/>
+          </w14:textOutline>
+        </w:rPr>
+        <w:t xml:space="preserve"> best to unseen data.</w:t>
+      </w:r>
+    </w:p>
+    <w:p>
+      <w:pPr>
+        <w:pStyle w:val="Heading2"/>
+        <w:spacing w:before="0"/>
+        <w:rPr>
+          <w:bCs w:val="0"/>
+          <w:color w:val="000000" w:themeColor="text1"/>
+          <w:sz w:val="32"/>
+          <w:szCs w:val="32"/>
+          <w14:textOutline w14:w="12700" w14:cap="flat" w14:cmpd="sng" w14:algn="ctr">
+            <w14:solidFill>
+              <w14:schemeClr w14:val="accent4"/>
+            </w14:solidFill>
+            <w14:prstDash w14:val="solid"/>
+            <w14:round/>
+          </w14:textOutline>
+          <w14:textFill>
+            <w14:gradFill>
+              <w14:gsLst>
+                <w14:gs w14:pos="0">
+                  <w14:schemeClr w14:val="accent4"/>
+                </w14:gs>
+                <w14:gs w14:pos="4000">
+                  <w14:schemeClr w14:val="accent4">
+                    <w14:lumMod w14:val="60000"/>
+                    <w14:lumOff w14:val="40000"/>
+                  </w14:schemeClr>
+                </w14:gs>
+                <w14:gs w14:pos="87000">
+                  <w14:schemeClr w14:val="accent4">
+                    <w14:lumMod w14:val="20000"/>
+                    <w14:lumOff w14:val="80000"/>
+                  </w14:schemeClr>
+                </w14:gs>
+              </w14:gsLst>
+              <w14:lin w14:ang="5400000" w14:scaled="0"/>
+            </w14:gradFill>
+          </w14:textFill>
+        </w:rPr>
+      </w:pPr>
+      <w:r>
+        <w:rPr>
+          <w:bCs w:val="0"/>
+          <w:color w:val="000000" w:themeColor="text1"/>
+          <w:sz w:val="32"/>
+          <w:szCs w:val="32"/>
+          <w14:textOutline w14:w="12700" w14:cap="flat" w14:cmpd="sng" w14:algn="ctr">
+            <w14:solidFill>
+              <w14:schemeClr w14:val="accent4"/>
+            </w14:solidFill>
+            <w14:prstDash w14:val="solid"/>
+            <w14:round/>
+          </w14:textOutline>
+          <w14:textFill>
+            <w14:gradFill>
+              <w14:gsLst>
+                <w14:gs w14:pos="0">
+                  <w14:schemeClr w14:val="accent4"/>
+                </w14:gs>
+                <w14:gs w14:pos="4000">
+                  <w14:schemeClr w14:val="accent4">
+                    <w14:lumMod w14:val="60000"/>
+                    <w14:lumOff w14:val="40000"/>
+                  </w14:schemeClr>
+                </w14:gs>
+                <w14:gs w14:pos="87000">
+                  <w14:schemeClr w14:val="accent4">
+                    <w14:lumMod w14:val="20000"/>
+                    <w14:lumOff w14:val="80000"/>
+                  </w14:schemeClr>
+                </w14:gs>
+              </w14:gsLst>
+              <w14:lin w14:ang="5400000" w14:scaled="0"/>
+            </w14:gradFill>
+          </w14:textFill>
+        </w:rPr>
+        <w:t>Confusion matrix for chosen model</w:t>
+      </w:r>
+      <w:r>
+        <w:rPr>
+          <w:bCs w:val="0"/>
+          <w:color w:val="000000" w:themeColor="text1"/>
+          <w:sz w:val="32"/>
+          <w:szCs w:val="32"/>
+          <w14:textOutline w14:w="12700" w14:cap="flat" w14:cmpd="sng" w14:algn="ctr">
+            <w14:solidFill>
+              <w14:schemeClr w14:val="accent4"/>
+            </w14:solidFill>
+            <w14:prstDash w14:val="solid"/>
+            <w14:round/>
+          </w14:textOutline>
+          <w14:textFill>
+            <w14:gradFill>
+              <w14:gsLst>
+                <w14:gs w14:pos="0">
+                  <w14:schemeClr w14:val="accent4"/>
+                </w14:gs>
+                <w14:gs w14:pos="4000">
+                  <w14:schemeClr w14:val="accent4">
+                    <w14:lumMod w14:val="60000"/>
+                    <w14:lumOff w14:val="40000"/>
+                  </w14:schemeClr>
+                </w14:gs>
+                <w14:gs w14:pos="87000">
+                  <w14:schemeClr w14:val="accent4">
+                    <w14:lumMod w14:val="20000"/>
+                    <w14:lumOff w14:val="80000"/>
+                  </w14:schemeClr>
+                </w14:gs>
+              </w14:gsLst>
+              <w14:lin w14:ang="5400000" w14:scaled="0"/>
+            </w14:gradFill>
+          </w14:textFill>
+        </w:rPr>
+        <w:t>, n = 10</w:t>
+      </w:r>
+      <w:r>
+        <w:rPr>
+          <w:bCs w:val="0"/>
+          <w:color w:val="000000" w:themeColor="text1"/>
+          <w:sz w:val="32"/>
+          <w:szCs w:val="32"/>
+          <w14:textOutline w14:w="12700" w14:cap="flat" w14:cmpd="sng" w14:algn="ctr">
+            <w14:solidFill>
+              <w14:schemeClr w14:val="accent4"/>
+            </w14:solidFill>
+            <w14:prstDash w14:val="solid"/>
+            <w14:round/>
+          </w14:textOutline>
+          <w14:textFill>
+            <w14:gradFill>
+              <w14:gsLst>
+                <w14:gs w14:pos="0">
+                  <w14:schemeClr w14:val="accent4"/>
+                </w14:gs>
+                <w14:gs w14:pos="4000">
+                  <w14:schemeClr w14:val="accent4">
+                    <w14:lumMod w14:val="60000"/>
+                    <w14:lumOff w14:val="40000"/>
+                  </w14:schemeClr>
+                </w14:gs>
+                <w14:gs w14:pos="87000">
+                  <w14:schemeClr w14:val="accent4">
+                    <w14:lumMod w14:val="20000"/>
+                    <w14:lumOff w14:val="80000"/>
+                  </w14:schemeClr>
+                </w14:gs>
+              </w14:gsLst>
+              <w14:lin w14:ang="5400000" w14:scaled="0"/>
+            </w14:gradFill>
+          </w14:textFill>
+        </w:rPr>
+        <w:t>:</w:t>
+      </w:r>
+    </w:p>
+    <w:p>
+      <w:pPr>
+        <w:pStyle w:val="Heading2"/>
+        <w:spacing w:before="0"/>
+        <w:rPr>
+          <w:noProof/>
+        </w:rPr>
+      </w:pPr>
+    </w:p>
+    <w:p>
+      <w:pPr>
+        <w:pStyle w:val="Heading2"/>
+        <w:spacing w:before="0"/>
+        <w:rPr>
+          <w:b w:val="0"/>
+          <w:bCs w:val="0"/>
+          <w:color w:val="000000" w:themeColor="text1"/>
+          <w:sz w:val="24"/>
+          <w:szCs w:val="24"/>
+          <w14:shadow w14:blurRad="38100" w14:dist="19050" w14:dir="2700000" w14:sx="100000" w14:sy="100000" w14:kx="0" w14:ky="0" w14:algn="tl">
+            <w14:schemeClr w14:val="dk1">
+              <w14:alpha w14:val="60000"/>
+            </w14:schemeClr>
+          </w14:shadow>
+          <w14:textOutline w14:w="0" w14:cap="flat" w14:cmpd="sng" w14:algn="ctr">
+            <w14:noFill/>
+            <w14:prstDash w14:val="solid"/>
+            <w14:round/>
+          </w14:textOutline>
+        </w:rPr>
+      </w:pPr>
+      <w:r>
+        <w:rPr>
+          <w:noProof/>
+        </w:rPr>
+        <w:drawing>
+          <wp:inline distT="0" distB="0" distL="0" distR="0" wp14:anchorId="7A3FED95" wp14:editId="5468912E">
+            <wp:extent cx="5943157" cy="2888442"/>
+            <wp:effectExtent l="0" t="0" r="635" b="7620"/>
+            <wp:docPr id="1983719240" name="Picture 1"/>
+            <wp:cNvGraphicFramePr>
+              <a:graphicFrameLocks xmlns:a="http://schemas.openxmlformats.org/drawingml/2006/main" noChangeAspect="1"/>
+            </wp:cNvGraphicFramePr>
+            <a:graphic xmlns:a="http://schemas.openxmlformats.org/drawingml/2006/main">
+              <a:graphicData uri="http://schemas.openxmlformats.org/drawingml/2006/picture">
+                <pic:pic xmlns:pic="http://schemas.openxmlformats.org/drawingml/2006/picture">
+                  <pic:nvPicPr>
+                    <pic:cNvPr id="1983719240" name=""/>
+                    <pic:cNvPicPr/>
+                  </pic:nvPicPr>
+                  <pic:blipFill rotWithShape="1">
+                    <a:blip r:embed="rId6"/>
+                    <a:srcRect t="6217" b="7381"/>
+                    <a:stretch>
+                      <a:fillRect/>
+                    </a:stretch>
+                  </pic:blipFill>
+                  <pic:spPr bwMode="auto">
+                    <a:xfrm>
+                      <a:off x="0" y="0"/>
+                      <a:ext cx="5943600" cy="2888657"/>
+                    </a:xfrm>
+                    <a:prstGeom prst="rect">
+                      <a:avLst/>
+                    </a:prstGeom>
+                    <a:ln>
+                      <a:noFill/>
+                    </a:ln>
+                    <a:extLst>
+                      <a:ext uri="{53640926-AAD7-44D8-BBD7-CCE9431645EC}">
+                        <a14:shadowObscured xmlns:a14="http://schemas.microsoft.com/office/drawing/2010/main"/>
+                      </a:ext>
+                    </a:extLst>
+                  </pic:spPr>
+                </pic:pic>
+              </a:graphicData>
+            </a:graphic>
+          </wp:inline>
+        </w:drawing>
+      </w:r>
+    </w:p>
+    <w:p>
+      <w:pPr>
+        <w:pStyle w:val="Heading2"/>
+        <w:spacing w:before="0"/>
+        <w:rPr>
+          <w:b w:val="0"/>
+          <w:bCs w:val="0"/>
+          <w:color w:val="000000" w:themeColor="text1"/>
+          <w:sz w:val="24"/>
+          <w:szCs w:val="24"/>
+          <w14:shadow w14:blurRad="38100" w14:dist="19050" w14:dir="2700000" w14:sx="100000" w14:sy="100000" w14:kx="0" w14:ky="0" w14:algn="tl">
+            <w14:schemeClr w14:val="dk1">
+              <w14:alpha w14:val="60000"/>
+            </w14:schemeClr>
+          </w14:shadow>
+          <w14:textOutline w14:w="0" w14:cap="flat" w14:cmpd="sng" w14:algn="ctr">
+            <w14:noFill/>
+            <w14:prstDash w14:val="solid"/>
+            <w14:round/>
+          </w14:textOutline>
+        </w:rPr>
+      </w:pPr>
+      <w:r>
+        <w:rPr>
+          <w:b w:val="0"/>
+          <w:bCs w:val="0"/>
+          <w:color w:val="000000" w:themeColor="text1"/>
+          <w:sz w:val="24"/>
+          <w:szCs w:val="24"/>
+          <w14:shadow w14:blurRad="38100" w14:dist="19050" w14:dir="2700000" w14:sx="100000" w14:sy="100000" w14:kx="0" w14:ky="0" w14:algn="tl">
+            <w14:schemeClr w14:val="dk1">
+              <w14:alpha w14:val="60000"/>
+            </w14:schemeClr>
+          </w14:shadow>
+          <w14:textOutline w14:w="0" w14:cap="flat" w14:cmpd="sng" w14:algn="ctr">
+            <w14:noFill/>
+            <w14:prstDash w14:val="solid"/>
+            <w14:round/>
+          </w14:textOutline>
+        </w:rPr>
+        <w:t xml:space="preserve">Effect of increasing </w:t>
+      </w:r>
+      <w:proofErr w:type="spellStart"/>
+      <w:r>
+        <w:rPr>
+          <w:b w:val="0"/>
+          <w:bCs w:val="0"/>
+          <w:color w:val="000000" w:themeColor="text1"/>
+          <w:sz w:val="24"/>
+          <w:szCs w:val="24"/>
+          <w14:shadow w14:blurRad="38100" w14:dist="19050" w14:dir="2700000" w14:sx="100000" w14:sy="100000" w14:kx="0" w14:ky="0" w14:algn="tl">
+            <w14:schemeClr w14:val="dk1">
+              <w14:alpha w14:val="60000"/>
+            </w14:schemeClr>
+          </w14:shadow>
+          <w14:textOutline w14:w="0" w14:cap="flat" w14:cmpd="sng" w14:algn="ctr">
+            <w14:noFill/>
+            <w14:prstDash w14:val="solid"/>
+            <w14:round/>
+          </w14:textOutline>
+        </w:rPr>
+        <w:t>n_estimators</w:t>
+      </w:r>
+      <w:proofErr w:type="spellEnd"/>
+      <w:r>
+        <w:rPr>
+          <w:b w:val="0"/>
+          <w:bCs w:val="0"/>
+          <w:color w:val="000000" w:themeColor="text1"/>
+          <w:sz w:val="24"/>
+          <w:szCs w:val="24"/>
+          <w14:shadow w14:blurRad="38100" w14:dist="19050" w14:dir="2700000" w14:sx="100000" w14:sy="100000" w14:kx="0" w14:ky="0" w14:algn="tl">
+            <w14:schemeClr w14:val="dk1">
+              <w14:alpha w14:val="60000"/>
+            </w14:schemeClr>
+          </w14:shadow>
+          <w14:textOutline w14:w="0" w14:cap="flat" w14:cmpd="sng" w14:algn="ctr">
+            <w14:noFill/>
+            <w14:prstDash w14:val="solid"/>
+            <w14:round/>
+          </w14:textOutline>
+        </w:rPr>
+        <w:t xml:space="preserve">. Moving from 10 to 20 estimators maintained a similar F1 (0.8586) but shifted the error distribution — false negatives decreased from 20 to 17 while false positives rose from 6 to 11. This trade-off reflects the ensemble becoming slightly more aggressive in predicting the positive class as more trees vote. At 50 estimators this trend continues: false negatives drop to 15 (the lowest across all settings) but false positives increase to 16, and both accuracy and F1 decline. The larger ensemble overfits the training distribution, reducing </w:t>
+      </w:r>
+      <w:proofErr w:type="spellStart"/>
+      <w:r>
+        <w:rPr>
+          <w:b w:val="0"/>
+          <w:bCs w:val="0"/>
+          <w:color w:val="000000" w:themeColor="text1"/>
+          <w:sz w:val="24"/>
+          <w:szCs w:val="24"/>
+          <w14:shadow w14:blurRad="38100" w14:dist="19050" w14:dir="2700000" w14:sx="100000" w14:sy="100000" w14:kx="0" w14:ky="0" w14:algn="tl">
+            <w14:schemeClr w14:val="dk1">
+              <w14:alpha w14:val="60000"/>
+            </w14:schemeClr>
+          </w14:shadow>
+          <w14:textOutline w14:w="0" w14:cap="flat" w14:cmpd="sng" w14:algn="ctr">
+            <w14:noFill/>
+            <w14:prstDash w14:val="solid"/>
+            <w14:round/>
+          </w14:textOutline>
+        </w:rPr>
+        <w:t>generalisation</w:t>
+      </w:r>
+      <w:proofErr w:type="spellEnd"/>
+      <w:r>
+        <w:rPr>
+          <w:b w:val="0"/>
+          <w:bCs w:val="0"/>
+          <w:color w:val="000000" w:themeColor="text1"/>
+          <w:sz w:val="24"/>
+          <w:szCs w:val="24"/>
+          <w14:shadow w14:blurRad="38100" w14:dist="19050" w14:dir="2700000" w14:sx="100000" w14:sy="100000" w14:kx="0" w14:ky="0" w14:algn="tl">
+            <w14:schemeClr w14:val="dk1">
+              <w14:alpha w14:val="60000"/>
+            </w14:schemeClr>
+          </w14:shadow>
+          <w14:textOutline w14:w="0" w14:cap="flat" w14:cmpd="sng" w14:algn="ctr">
+            <w14:noFill/>
+            <w14:prstDash w14:val="solid"/>
+            <w14:round/>
+          </w14:textOutline>
+        </w:rPr>
+        <w:t>.</w:t>
+      </w:r>
+    </w:p>
+    <w:p>
+      <w:pPr>
+        <w:pStyle w:val="Heading2"/>
+        <w:spacing w:before="0"/>
+        <w:rPr>
+          <w:b w:val="0"/>
+          <w:bCs w:val="0"/>
+          <w:color w:val="000000" w:themeColor="text1"/>
+          <w:sz w:val="24"/>
+          <w:szCs w:val="24"/>
+          <w14:shadow w14:blurRad="38100" w14:dist="19050" w14:dir="2700000" w14:sx="100000" w14:sy="100000" w14:kx="0" w14:ky="0" w14:algn="tl">
+            <w14:schemeClr w14:val="dk1">
+              <w14:alpha w14:val="60000"/>
+            </w14:schemeClr>
+          </w14:shadow>
+          <w14:textOutline w14:w="0" w14:cap="flat" w14:cmpd="sng" w14:algn="ctr">
+            <w14:noFill/>
+            <w14:prstDash w14:val="solid"/>
+            <w14:round/>
+          </w14:textOutline>
+        </w:rPr>
+      </w:pPr>
+      <w:r>
+        <w:rPr>
+          <w:b w:val="0"/>
+          <w:bCs w:val="0"/>
+          <w:color w:val="000000" w:themeColor="text1"/>
+          <w:sz w:val="24"/>
+          <w:szCs w:val="24"/>
+          <w14:shadow w14:blurRad="38100" w14:dist="19050" w14:dir="2700000" w14:sx="100000" w14:sy="100000" w14:kx="0" w14:ky="0" w14:algn="tl">
+            <w14:schemeClr w14:val="dk1">
+              <w14:alpha w14:val="60000"/>
+            </w14:schemeClr>
+          </w14:shadow>
+          <w14:textOutline w14:w="0" w14:cap="flat" w14:cmpd="sng" w14:algn="ctr">
+            <w14:noFill/>
+            <w14:prstDash w14:val="solid"/>
+            <w14:round/>
+          </w14:textOutline>
+        </w:rPr>
+        <w:t xml:space="preserve">Clinical relevance of the error trade-off. In a heart failure prediction context, false negatives (missed diagnoses) are more costly than false positives. The 20- and 50-estimator models reduce false negatives at the expense of precision, which may be </w:t>
+      </w:r>
+      <w:r>
+        <w:rPr>
+          <w:b w:val="0"/>
+          <w:bCs w:val="0"/>
+          <w:color w:val="000000" w:themeColor="text1"/>
+          <w:sz w:val="24"/>
+          <w:szCs w:val="24"/>
+          <w14:shadow w14:blurRad="38100" w14:dist="19050" w14:dir="2700000" w14:sx="100000" w14:sy="100000" w14:kx="0" w14:ky="0" w14:algn="tl">
+            <w14:schemeClr w14:val="dk1">
+              <w14:alpha w14:val="60000"/>
+            </w14:schemeClr>
+          </w14:shadow>
+          <w14:textOutline w14:w="0" w14:cap="flat" w14:cmpd="sng" w14:algn="ctr">
+            <w14:noFill/>
+            <w14:prstDash w14:val="solid"/>
+            <w14:round/>
+          </w14:textOutline>
+        </w:rPr>
+        <w:lastRenderedPageBreak/>
+        <w:t xml:space="preserve">preferable in a screening setting. However, since overall F1 is also lower at 50 estimators, </w:t>
+      </w:r>
+      <w:proofErr w:type="spellStart"/>
+      <w:r>
+        <w:rPr>
+          <w:b w:val="0"/>
+          <w:bCs w:val="0"/>
+          <w:color w:val="000000" w:themeColor="text1"/>
+          <w:sz w:val="24"/>
+          <w:szCs w:val="24"/>
+          <w14:shadow w14:blurRad="38100" w14:dist="19050" w14:dir="2700000" w14:sx="100000" w14:sy="100000" w14:kx="0" w14:ky="0" w14:algn="tl">
+            <w14:schemeClr w14:val="dk1">
+              <w14:alpha w14:val="60000"/>
+            </w14:schemeClr>
+          </w14:shadow>
+          <w14:textOutline w14:w="0" w14:cap="flat" w14:cmpd="sng" w14:algn="ctr">
+            <w14:noFill/>
+            <w14:prstDash w14:val="solid"/>
+            <w14:round/>
+          </w14:textOutline>
+        </w:rPr>
+        <w:t>n_estimators</w:t>
+      </w:r>
+      <w:proofErr w:type="spellEnd"/>
+      <w:r>
+        <w:rPr>
+          <w:b w:val="0"/>
+          <w:bCs w:val="0"/>
+          <w:color w:val="000000" w:themeColor="text1"/>
+          <w:sz w:val="24"/>
+          <w:szCs w:val="24"/>
+          <w14:shadow w14:blurRad="38100" w14:dist="19050" w14:dir="2700000" w14:sx="100000" w14:sy="100000" w14:kx="0" w14:ky="0" w14:algn="tl">
+            <w14:schemeClr w14:val="dk1">
+              <w14:alpha w14:val="60000"/>
+            </w14:schemeClr>
+          </w14:shadow>
+          <w14:textOutline w14:w="0" w14:cap="flat" w14:cmpd="sng" w14:algn="ctr">
+            <w14:noFill/>
+            <w14:prstDash w14:val="solid"/>
+            <w14:round/>
+          </w14:textOutline>
+        </w:rPr>
+        <w:t xml:space="preserve"> = 10 represents the best balance between predictive accuracy and reliability on this dataset.</w:t>
+      </w:r>
+    </w:p>
+    <w:p>
+      <w:pPr>
+        <w:pStyle w:val="Heading2"/>
+        <w:spacing w:before="0"/>
+        <w:rPr>
+          <w:b w:val="0"/>
+          <w:bCs w:val="0"/>
+          <w:color w:val="000000" w:themeColor="text1"/>
+          <w:sz w:val="24"/>
+          <w:szCs w:val="24"/>
+          <w14:shadow w14:blurRad="38100" w14:dist="19050" w14:dir="2700000" w14:sx="100000" w14:sy="100000" w14:kx="0" w14:ky="0" w14:algn="tl">
+            <w14:schemeClr w14:val="dk1">
+              <w14:alpha w14:val="60000"/>
+            </w14:schemeClr>
+          </w14:shadow>
+          <w14:textOutline w14:w="0" w14:cap="flat" w14:cmpd="sng" w14:algn="ctr">
+            <w14:noFill/>
+            <w14:prstDash w14:val="solid"/>
+            <w14:round/>
+          </w14:textOutline>
+        </w:rPr>
+      </w:pPr>
+      <w:proofErr w:type="spellStart"/>
+      <w:r>
+        <w:rPr>
+          <w:b w:val="0"/>
+          <w:bCs w:val="0"/>
+          <w:color w:val="000000" w:themeColor="text1"/>
+          <w:sz w:val="24"/>
+          <w:szCs w:val="24"/>
+          <w14:shadow w14:blurRad="38100" w14:dist="19050" w14:dir="2700000" w14:sx="100000" w14:sy="100000" w14:kx="0" w14:ky="0" w14:algn="tl">
+            <w14:schemeClr w14:val="dk1">
+              <w14:alpha w14:val="60000"/>
+            </w14:schemeClr>
+          </w14:shadow>
+          <w14:textOutline w14:w="0" w14:cap="flat" w14:cmpd="sng" w14:algn="ctr">
+            <w14:noFill/>
+            <w14:prstDash w14:val="solid"/>
+            <w14:round/>
+          </w14:textOutline>
+        </w:rPr>
+        <w:t>Generalisation</w:t>
+      </w:r>
+      <w:proofErr w:type="spellEnd"/>
+      <w:r>
+        <w:rPr>
+          <w:b w:val="0"/>
+          <w:bCs w:val="0"/>
+          <w:color w:val="000000" w:themeColor="text1"/>
+          <w:sz w:val="24"/>
+          <w:szCs w:val="24"/>
+          <w14:shadow w14:blurRad="38100" w14:dist="19050" w14:dir="2700000" w14:sx="100000" w14:sy="100000" w14:kx="0" w14:ky="0" w14:algn="tl">
+            <w14:schemeClr w14:val="dk1">
+              <w14:alpha w14:val="60000"/>
+            </w14:schemeClr>
+          </w14:shadow>
+          <w14:textOutline w14:w="0" w14:cap="flat" w14:cmpd="sng" w14:algn="ctr">
+            <w14:noFill/>
+            <w14:prstDash w14:val="solid"/>
+            <w14:round/>
+          </w14:textOutline>
+        </w:rPr>
+        <w:t xml:space="preserve"> gap. The best validation F1 observed during tuning was 0.9245, while the best test F1 is 0.8632 — a gap of approximately 0.061. This gap is expected: model selection was performed on the validation set, so the chosen configuration reflects a lucky draw over many random seeds. The test set provides </w:t>
+      </w:r>
+      <w:proofErr w:type="gramStart"/>
+      <w:r>
+        <w:rPr>
+          <w:b w:val="0"/>
+          <w:bCs w:val="0"/>
+          <w:color w:val="000000" w:themeColor="text1"/>
+          <w:sz w:val="24"/>
+          <w:szCs w:val="24"/>
+          <w14:shadow w14:blurRad="38100" w14:dist="19050" w14:dir="2700000" w14:sx="100000" w14:sy="100000" w14:kx="0" w14:ky="0" w14:algn="tl">
+            <w14:schemeClr w14:val="dk1">
+              <w14:alpha w14:val="60000"/>
+            </w14:schemeClr>
+          </w14:shadow>
+          <w14:textOutline w14:w="0" w14:cap="flat" w14:cmpd="sng" w14:algn="ctr">
+            <w14:noFill/>
+            <w14:prstDash w14:val="solid"/>
+            <w14:round/>
+          </w14:textOutline>
+        </w:rPr>
+        <w:t>the</w:t>
+      </w:r>
+      <w:proofErr w:type="gramEnd"/>
+      <w:r>
+        <w:rPr>
+          <w:b w:val="0"/>
+          <w:bCs w:val="0"/>
+          <w:color w:val="000000" w:themeColor="text1"/>
+          <w:sz w:val="24"/>
+          <w:szCs w:val="24"/>
+          <w14:shadow w14:blurRad="38100" w14:dist="19050" w14:dir="2700000" w14:sx="100000" w14:sy="100000" w14:kx="0" w14:ky="0" w14:algn="tl">
+            <w14:schemeClr w14:val="dk1">
+              <w14:alpha w14:val="60000"/>
+            </w14:schemeClr>
+          </w14:shadow>
+          <w14:textOutline w14:w="0" w14:cap="flat" w14:cmpd="sng" w14:algn="ctr">
+            <w14:noFill/>
+            <w14:prstDash w14:val="solid"/>
+            <w14:round/>
+          </w14:textOutline>
+        </w:rPr>
+        <w:t xml:space="preserve"> unbiased estimate of true </w:t>
+      </w:r>
+      <w:proofErr w:type="spellStart"/>
+      <w:r>
+        <w:rPr>
+          <w:b w:val="0"/>
+          <w:bCs w:val="0"/>
+          <w:color w:val="000000" w:themeColor="text1"/>
+          <w:sz w:val="24"/>
+          <w:szCs w:val="24"/>
+          <w14:shadow w14:blurRad="38100" w14:dist="19050" w14:dir="2700000" w14:sx="100000" w14:sy="100000" w14:kx="0" w14:ky="0" w14:algn="tl">
+            <w14:schemeClr w14:val="dk1">
+              <w14:alpha w14:val="60000"/>
+            </w14:schemeClr>
+          </w14:shadow>
+          <w14:textOutline w14:w="0" w14:cap="flat" w14:cmpd="sng" w14:algn="ctr">
+            <w14:noFill/>
+            <w14:prstDash w14:val="solid"/>
+            <w14:round/>
+          </w14:textOutline>
+        </w:rPr>
+        <w:t>generalisation</w:t>
+      </w:r>
+      <w:proofErr w:type="spellEnd"/>
+      <w:r>
+        <w:rPr>
+          <w:b w:val="0"/>
+          <w:bCs w:val="0"/>
+          <w:color w:val="000000" w:themeColor="text1"/>
+          <w:sz w:val="24"/>
+          <w:szCs w:val="24"/>
+          <w14:shadow w14:blurRad="38100" w14:dist="19050" w14:dir="2700000" w14:sx="100000" w14:sy="100000" w14:kx="0" w14:ky="0" w14:algn="tl">
+            <w14:schemeClr w14:val="dk1">
+              <w14:alpha w14:val="60000"/>
+            </w14:schemeClr>
+          </w14:shadow>
+          <w14:textOutline w14:w="0" w14:cap="flat" w14:cmpd="sng" w14:algn="ctr">
+            <w14:noFill/>
+            <w14:prstDash w14:val="solid"/>
+            <w14:round/>
+          </w14:textOutline>
+        </w:rPr>
+        <w:t xml:space="preserve"> performance.</w:t>
+      </w:r>
+    </w:p>
+    <w:p>
+      <w:pPr>
+        <w:pStyle w:val="Heading2"/>
+      </w:pPr>
+    </w:p>
+    <w:p>
+      <w:pPr>
+        <w:pStyle w:val="Heading1"/>
+        <w:pBdr>
+          <w:bottom w:val="single" w:sz="6" w:space="17" w:color="2E75B6"/>
+        </w:pBdr>
+      </w:pPr>
+      <w:r>
+        <w:t>5. AdaBoost Ensemble</w:t>
+      </w:r>
+    </w:p>
+    <w:p>
+      <w:pPr>
+        <w:pStyle w:val="Heading2"/>
+      </w:pPr>
+      <w:r>
+        <w:t>5.1 Algorithm Design</w:t>
       </w:r>
     </w:p>
     <w:p>
@@ -4389,173 +7875,6 @@
           <w:iCs/>
           <w:color w:val="888888"/>
         </w:rPr>
-        <w:t>[ Bagging</w:t>
-      </w:r>
-      <w:proofErr w:type="gramEnd"/>
-      <w:r>
-        <w:rPr>
-          <w:i/>
-          <w:iCs/>
-          <w:color w:val="888888"/>
-        </w:rPr>
-        <w:t xml:space="preserve"> implementation details — bootstrap sampling, ensemble size, aggregation strategy — to be </w:t>
-      </w:r>
-      <w:proofErr w:type="gramStart"/>
-      <w:r>
-        <w:rPr>
-          <w:i/>
-          <w:iCs/>
-          <w:color w:val="888888"/>
-        </w:rPr>
-        <w:t>completed ]</w:t>
-      </w:r>
-      <w:proofErr w:type="gramEnd"/>
-    </w:p>
-    <w:p>
-      <w:pPr>
-        <w:pStyle w:val="Heading2"/>
-      </w:pPr>
-      <w:r>
-        <w:t>4.2 Hyperparameter Tuning</w:t>
-      </w:r>
-    </w:p>
-    <w:p>
-      <w:pPr>
-        <w:pBdr>
-          <w:top w:val="dashed" w:sz="4" w:space="0" w:color="AAAAAA"/>
-          <w:left w:val="dashed" w:sz="4" w:space="0" w:color="AAAAAA"/>
-          <w:bottom w:val="dashed" w:sz="4" w:space="0" w:color="AAAAAA"/>
-          <w:right w:val="dashed" w:sz="4" w:space="0" w:color="AAAAAA"/>
-        </w:pBdr>
-        <w:shd w:val="clear" w:color="auto" w:fill="FAFAFA"/>
-        <w:spacing w:before="160" w:after="160"/>
-        <w:jc w:val="center"/>
-      </w:pPr>
-      <w:proofErr w:type="gramStart"/>
-      <w:r>
-        <w:rPr>
-          <w:i/>
-          <w:iCs/>
-          <w:color w:val="888888"/>
-        </w:rPr>
-        <w:t>[ Tuning</w:t>
-      </w:r>
-      <w:proofErr w:type="gramEnd"/>
-      <w:r>
-        <w:rPr>
-          <w:i/>
-          <w:iCs/>
-          <w:color w:val="888888"/>
-        </w:rPr>
-        <w:t xml:space="preserve"> grid, validation F1 across configurations, best params — to be </w:t>
-      </w:r>
-      <w:proofErr w:type="gramStart"/>
-      <w:r>
-        <w:rPr>
-          <w:i/>
-          <w:iCs/>
-          <w:color w:val="888888"/>
-        </w:rPr>
-        <w:t>completed ]</w:t>
-      </w:r>
-      <w:proofErr w:type="gramEnd"/>
-    </w:p>
-    <w:p>
-      <w:pPr>
-        <w:pStyle w:val="Heading2"/>
-      </w:pPr>
-      <w:r>
-        <w:t>4.3 Test Set Results</w:t>
-      </w:r>
-    </w:p>
-    <w:p>
-      <w:pPr>
-        <w:pBdr>
-          <w:top w:val="dashed" w:sz="4" w:space="0" w:color="AAAAAA"/>
-          <w:left w:val="dashed" w:sz="4" w:space="0" w:color="AAAAAA"/>
-          <w:bottom w:val="dashed" w:sz="4" w:space="0" w:color="AAAAAA"/>
-          <w:right w:val="dashed" w:sz="4" w:space="0" w:color="AAAAAA"/>
-        </w:pBdr>
-        <w:shd w:val="clear" w:color="auto" w:fill="FAFAFA"/>
-        <w:spacing w:before="160" w:after="160"/>
-        <w:jc w:val="center"/>
-      </w:pPr>
-      <w:proofErr w:type="gramStart"/>
-      <w:r>
-        <w:rPr>
-          <w:i/>
-          <w:iCs/>
-          <w:color w:val="888888"/>
-        </w:rPr>
-        <w:t>[ Accuracy</w:t>
-      </w:r>
-      <w:proofErr w:type="gramEnd"/>
-      <w:r>
-        <w:rPr>
-          <w:i/>
-          <w:iCs/>
-          <w:color w:val="888888"/>
-        </w:rPr>
-        <w:t xml:space="preserve">, F1-Score, Confusion Matrix, analysis — to be </w:t>
-      </w:r>
-      <w:proofErr w:type="gramStart"/>
-      <w:r>
-        <w:rPr>
-          <w:i/>
-          <w:iCs/>
-          <w:color w:val="888888"/>
-        </w:rPr>
-        <w:t>completed ]</w:t>
-      </w:r>
-      <w:proofErr w:type="gramEnd"/>
-    </w:p>
-    <w:p>
-      <w:pPr>
-        <w:pStyle w:val="Heading1"/>
-        <w:pBdr>
-          <w:bottom w:val="single" w:sz="6" w:space="17" w:color="2E75B6"/>
-        </w:pBdr>
-      </w:pPr>
-    </w:p>
-    <w:p>
-      <w:pPr>
-        <w:pStyle w:val="Heading1"/>
-        <w:pBdr>
-          <w:bottom w:val="single" w:sz="6" w:space="17" w:color="2E75B6"/>
-        </w:pBdr>
-      </w:pPr>
-      <w:r>
-        <w:t>5. AdaBoost Ensemble</w:t>
-      </w:r>
-    </w:p>
-    <w:p>
-      <w:pPr>
-        <w:pStyle w:val="Heading2"/>
-      </w:pPr>
-      <w:r>
-        <w:t>5.1 Algorithm Design</w:t>
-      </w:r>
-    </w:p>
-    <w:p>
-      <w:pPr>
-        <w:pBdr>
-          <w:top w:val="dashed" w:sz="4" w:space="0" w:color="AAAAAA"/>
-          <w:left w:val="dashed" w:sz="4" w:space="0" w:color="AAAAAA"/>
-          <w:bottom w:val="dashed" w:sz="4" w:space="0" w:color="AAAAAA"/>
-          <w:right w:val="dashed" w:sz="4" w:space="0" w:color="AAAAAA"/>
-        </w:pBdr>
-        <w:shd w:val="clear" w:color="auto" w:fill="FAFAFA"/>
-        <w:spacing w:before="160" w:after="160"/>
-        <w:jc w:val="center"/>
-      </w:pPr>
-      <w:proofErr w:type="gramStart"/>
-      <w:r>
-        <w:rPr>
-          <w:i/>
-          <w:iCs/>
-          <w:color w:val="888888"/>
-        </w:rPr>
-        <w:lastRenderedPageBreak/>
         <w:t>[ AdaBoost</w:t>
       </w:r>
       <w:proofErr w:type="gramEnd"/>
@@ -4721,12 +8040,6 @@
         <w:gridCol w:w="2080"/>
       </w:tblGrid>
       <w:tr>
-        <w:tblPrEx>
-          <w:tblCellMar>
-            <w:top w:w="0" w:type="dxa"/>
-            <w:bottom w:w="0" w:type="dxa"/>
-          </w:tblCellMar>
-        </w:tblPrEx>
         <w:tc>
           <w:tcPr>
             <w:tcW w:w="3120" w:type="dxa"/>
@@ -4861,12 +8174,6 @@
         </w:tc>
       </w:tr>
       <w:tr>
-        <w:tblPrEx>
-          <w:tblCellMar>
-            <w:top w:w="0" w:type="dxa"/>
-            <w:bottom w:w="0" w:type="dxa"/>
-          </w:tblCellMar>
-        </w:tblPrEx>
         <w:tc>
           <w:tcPr>
             <w:tcW w:w="3120" w:type="dxa"/>
@@ -4990,12 +8297,6 @@
         </w:tc>
       </w:tr>
       <w:tr>
-        <w:tblPrEx>
-          <w:tblCellMar>
-            <w:top w:w="0" w:type="dxa"/>
-            <w:bottom w:w="0" w:type="dxa"/>
-          </w:tblCellMar>
-        </w:tblPrEx>
         <w:tc>
           <w:tcPr>
             <w:tcW w:w="3120" w:type="dxa"/>
@@ -5119,12 +8420,6 @@
         </w:tc>
       </w:tr>
       <w:tr>
-        <w:tblPrEx>
-          <w:tblCellMar>
-            <w:top w:w="0" w:type="dxa"/>
-            <w:bottom w:w="0" w:type="dxa"/>
-          </w:tblCellMar>
-        </w:tblPrEx>
         <w:tc>
           <w:tcPr>
             <w:tcW w:w="3120" w:type="dxa"/>
@@ -5493,6 +8788,155 @@
       </w:pPr>
     </w:lvl>
   </w:abstractNum>
+  <w:abstractNum w:abstractNumId="2" w15:restartNumberingAfterBreak="0">
+    <w:nsid w:val="67B54525"/>
+    <w:multiLevelType w:val="multilevel"/>
+    <w:tmpl w:val="E07446DC"/>
+    <w:lvl w:ilvl="0">
+      <w:start w:val="1"/>
+      <w:numFmt w:val="bullet"/>
+      <w:lvlText w:val=""/>
+      <w:lvlJc w:val="left"/>
+      <w:pPr>
+        <w:tabs>
+          <w:tab w:val="num" w:pos="720"/>
+        </w:tabs>
+        <w:ind w:left="720" w:hanging="360"/>
+      </w:pPr>
+      <w:rPr>
+        <w:rFonts w:ascii="Symbol" w:hAnsi="Symbol" w:hint="default"/>
+        <w:sz w:val="20"/>
+      </w:rPr>
+    </w:lvl>
+    <w:lvl w:ilvl="1" w:tentative="1">
+      <w:start w:val="1"/>
+      <w:numFmt w:val="bullet"/>
+      <w:lvlText w:val="o"/>
+      <w:lvlJc w:val="left"/>
+      <w:pPr>
+        <w:tabs>
+          <w:tab w:val="num" w:pos="1440"/>
+        </w:tabs>
+        <w:ind w:left="1440" w:hanging="360"/>
+      </w:pPr>
+      <w:rPr>
+        <w:rFonts w:ascii="Courier New" w:hAnsi="Courier New" w:hint="default"/>
+        <w:sz w:val="20"/>
+      </w:rPr>
+    </w:lvl>
+    <w:lvl w:ilvl="2" w:tentative="1">
+      <w:start w:val="1"/>
+      <w:numFmt w:val="bullet"/>
+      <w:lvlText w:val=""/>
+      <w:lvlJc w:val="left"/>
+      <w:pPr>
+        <w:tabs>
+          <w:tab w:val="num" w:pos="2160"/>
+        </w:tabs>
+        <w:ind w:left="2160" w:hanging="360"/>
+      </w:pPr>
+      <w:rPr>
+        <w:rFonts w:ascii="Wingdings" w:hAnsi="Wingdings" w:hint="default"/>
+        <w:sz w:val="20"/>
+      </w:rPr>
+    </w:lvl>
+    <w:lvl w:ilvl="3" w:tentative="1">
+      <w:start w:val="1"/>
+      <w:numFmt w:val="bullet"/>
+      <w:lvlText w:val=""/>
+      <w:lvlJc w:val="left"/>
+      <w:pPr>
+        <w:tabs>
+          <w:tab w:val="num" w:pos="2880"/>
+        </w:tabs>
+        <w:ind w:left="2880" w:hanging="360"/>
+      </w:pPr>
+      <w:rPr>
+        <w:rFonts w:ascii="Wingdings" w:hAnsi="Wingdings" w:hint="default"/>
+        <w:sz w:val="20"/>
+      </w:rPr>
+    </w:lvl>
+    <w:lvl w:ilvl="4" w:tentative="1">
+      <w:start w:val="1"/>
+      <w:numFmt w:val="bullet"/>
+      <w:lvlText w:val=""/>
+      <w:lvlJc w:val="left"/>
+      <w:pPr>
+        <w:tabs>
+          <w:tab w:val="num" w:pos="3600"/>
+        </w:tabs>
+        <w:ind w:left="3600" w:hanging="360"/>
+      </w:pPr>
+      <w:rPr>
+        <w:rFonts w:ascii="Wingdings" w:hAnsi="Wingdings" w:hint="default"/>
+        <w:sz w:val="20"/>
+      </w:rPr>
+    </w:lvl>
+    <w:lvl w:ilvl="5" w:tentative="1">
+      <w:start w:val="1"/>
+      <w:numFmt w:val="bullet"/>
+      <w:lvlText w:val=""/>
+      <w:lvlJc w:val="left"/>
+      <w:pPr>
+        <w:tabs>
+          <w:tab w:val="num" w:pos="4320"/>
+        </w:tabs>
+        <w:ind w:left="4320" w:hanging="360"/>
+      </w:pPr>
+      <w:rPr>
+        <w:rFonts w:ascii="Wingdings" w:hAnsi="Wingdings" w:hint="default"/>
+        <w:sz w:val="20"/>
+      </w:rPr>
+    </w:lvl>
+    <w:lvl w:ilvl="6" w:tentative="1">
+      <w:start w:val="1"/>
+      <w:numFmt w:val="bullet"/>
+      <w:lvlText w:val=""/>
+      <w:lvlJc w:val="left"/>
+      <w:pPr>
+        <w:tabs>
+          <w:tab w:val="num" w:pos="5040"/>
+        </w:tabs>
+        <w:ind w:left="5040" w:hanging="360"/>
+      </w:pPr>
+      <w:rPr>
+        <w:rFonts w:ascii="Wingdings" w:hAnsi="Wingdings" w:hint="default"/>
+        <w:sz w:val="20"/>
+      </w:rPr>
+    </w:lvl>
+    <w:lvl w:ilvl="7" w:tentative="1">
+      <w:start w:val="1"/>
+      <w:numFmt w:val="bullet"/>
+      <w:lvlText w:val=""/>
+      <w:lvlJc w:val="left"/>
+      <w:pPr>
+        <w:tabs>
+          <w:tab w:val="num" w:pos="5760"/>
+        </w:tabs>
+        <w:ind w:left="5760" w:hanging="360"/>
+      </w:pPr>
+      <w:rPr>
+        <w:rFonts w:ascii="Wingdings" w:hAnsi="Wingdings" w:hint="default"/>
+        <w:sz w:val="20"/>
+      </w:rPr>
+    </w:lvl>
+    <w:lvl w:ilvl="8" w:tentative="1">
+      <w:start w:val="1"/>
+      <w:numFmt w:val="bullet"/>
+      <w:lvlText w:val=""/>
+      <w:lvlJc w:val="left"/>
+      <w:pPr>
+        <w:tabs>
+          <w:tab w:val="num" w:pos="6480"/>
+        </w:tabs>
+        <w:ind w:left="6480" w:hanging="360"/>
+      </w:pPr>
+      <w:rPr>
+        <w:rFonts w:ascii="Wingdings" w:hAnsi="Wingdings" w:hint="default"/>
+        <w:sz w:val="20"/>
+      </w:rPr>
+    </w:lvl>
+  </w:abstractNum>
   <w:num w:numId="1" w16cid:durableId="548957016">
     <w:abstractNumId w:val="1"/>
     <w:lvlOverride w:ilvl="0">
@@ -5504,6 +8948,9 @@
     <w:lvlOverride w:ilvl="0">
       <w:startOverride w:val="1"/>
     </w:lvlOverride>
+  </w:num>
+  <w:num w:numId="3" w16cid:durableId="2105682886">
+    <w:abstractNumId w:val="2"/>
   </w:num>
 </w:numbering>
 </file>
@@ -5995,7 +9442,6 @@
   <w:style w:type="character" w:default="1" w:styleId="DefaultParagraphFont">
     <w:name w:val="Default Paragraph Font"/>
     <w:uiPriority w:val="1"/>
-    <w:semiHidden/>
     <w:unhideWhenUsed/>
   </w:style>
   <w:style w:type="table" w:default="1" w:styleId="TableNormal">

--- a/report.docx
+++ b/report.docx
@@ -62,16 +62,33 @@
     <w:p>
       <w:pPr>
         <w:rPr>
+          <w:rFonts w:hint="cs"/>
+          <w:rtl/>
           <w:lang w:bidi="ar-EG"/>
         </w:rPr>
       </w:pPr>
       <w:r>
         <w:t xml:space="preserve">Name2: </w:t>
       </w:r>
+      <w:r>
+        <w:rPr>
+          <w:rFonts w:hint="cs"/>
+          <w:rtl/>
+          <w:lang w:bidi="ar-EG"/>
+        </w:rPr>
+        <w:t>ابراهيم عبدالحليم محمد عبدالحليم</w:t>
+      </w:r>
     </w:p>
     <w:p>
       <w:r>
         <w:t xml:space="preserve">ID2: </w:t>
+      </w:r>
+      <w:r>
+        <w:rPr>
+          <w:rFonts w:hint="cs"/>
+          <w:rtl/>
+        </w:rPr>
+        <w:t>22010474</w:t>
       </w:r>
     </w:p>
     <w:p>
@@ -6034,6 +6051,334 @@
               <w:pStyle w:val="Heading2"/>
               <w:spacing w:before="0"/>
               <w:rPr>
+                <w:color w:val="000000" w:themeColor="text1"/>
+                <w:sz w:val="24"/>
+                <w:szCs w:val="24"/>
+                <w14:shadow w14:blurRad="38100" w14:dist="19050" w14:dir="2700000" w14:sx="100000" w14:sy="100000" w14:kx="0" w14:ky="0" w14:algn="tl">
+                  <w14:schemeClr w14:val="dk1">
+                    <w14:alpha w14:val="60000"/>
+                  </w14:schemeClr>
+                </w14:shadow>
+                <w14:textOutline w14:w="0" w14:cap="flat" w14:cmpd="sng" w14:algn="ctr">
+                  <w14:noFill/>
+                  <w14:prstDash w14:val="solid"/>
+                  <w14:round/>
+                </w14:textOutline>
+              </w:rPr>
+            </w:pPr>
+            <w:r>
+              <w:rPr>
+                <w:color w:val="000000" w:themeColor="text1"/>
+                <w:sz w:val="24"/>
+                <w:szCs w:val="24"/>
+                <w14:shadow w14:blurRad="38100" w14:dist="19050" w14:dir="2700000" w14:sx="100000" w14:sy="100000" w14:kx="0" w14:ky="0" w14:algn="tl">
+                  <w14:schemeClr w14:val="dk1">
+                    <w14:alpha w14:val="60000"/>
+                  </w14:schemeClr>
+                </w14:shadow>
+                <w14:textOutline w14:w="0" w14:cap="flat" w14:cmpd="sng" w14:algn="ctr">
+                  <w14:noFill/>
+                  <w14:prstDash w14:val="solid"/>
+                  <w14:round/>
+                </w14:textOutline>
+              </w:rPr>
+              <w:t>10</w:t>
+            </w:r>
+          </w:p>
+        </w:tc>
+        <w:tc>
+          <w:tcPr>
+            <w:tcW w:w="0" w:type="auto"/>
+            <w:vAlign w:val="center"/>
+            <w:hideMark/>
+          </w:tcPr>
+          <w:p>
+            <w:pPr>
+              <w:pStyle w:val="Heading2"/>
+              <w:spacing w:before="0"/>
+              <w:rPr>
+                <w:color w:val="000000" w:themeColor="text1"/>
+                <w:sz w:val="24"/>
+                <w:szCs w:val="24"/>
+                <w14:shadow w14:blurRad="38100" w14:dist="19050" w14:dir="2700000" w14:sx="100000" w14:sy="100000" w14:kx="0" w14:ky="0" w14:algn="tl">
+                  <w14:schemeClr w14:val="dk1">
+                    <w14:alpha w14:val="60000"/>
+                  </w14:schemeClr>
+                </w14:shadow>
+                <w14:textOutline w14:w="0" w14:cap="flat" w14:cmpd="sng" w14:algn="ctr">
+                  <w14:noFill/>
+                  <w14:prstDash w14:val="solid"/>
+                  <w14:round/>
+                </w14:textOutline>
+              </w:rPr>
+            </w:pPr>
+            <w:r>
+              <w:rPr>
+                <w:color w:val="000000" w:themeColor="text1"/>
+                <w:sz w:val="24"/>
+                <w:szCs w:val="24"/>
+                <w14:shadow w14:blurRad="38100" w14:dist="19050" w14:dir="2700000" w14:sx="100000" w14:sy="100000" w14:kx="0" w14:ky="0" w14:algn="tl">
+                  <w14:schemeClr w14:val="dk1">
+                    <w14:alpha w14:val="60000"/>
+                  </w14:schemeClr>
+                </w14:shadow>
+                <w14:textOutline w14:w="0" w14:cap="flat" w14:cmpd="sng" w14:algn="ctr">
+                  <w14:noFill/>
+                  <w14:prstDash w14:val="solid"/>
+                  <w14:round/>
+                </w14:textOutline>
+              </w:rPr>
+              <w:t>0.8587</w:t>
+            </w:r>
+          </w:p>
+        </w:tc>
+        <w:tc>
+          <w:tcPr>
+            <w:tcW w:w="0" w:type="auto"/>
+            <w:vAlign w:val="center"/>
+            <w:hideMark/>
+          </w:tcPr>
+          <w:p>
+            <w:pPr>
+              <w:pStyle w:val="Heading2"/>
+              <w:spacing w:before="0"/>
+              <w:rPr>
+                <w:color w:val="000000" w:themeColor="text1"/>
+                <w:sz w:val="24"/>
+                <w:szCs w:val="24"/>
+                <w14:shadow w14:blurRad="38100" w14:dist="19050" w14:dir="2700000" w14:sx="100000" w14:sy="100000" w14:kx="0" w14:ky="0" w14:algn="tl">
+                  <w14:schemeClr w14:val="dk1">
+                    <w14:alpha w14:val="60000"/>
+                  </w14:schemeClr>
+                </w14:shadow>
+                <w14:textOutline w14:w="0" w14:cap="flat" w14:cmpd="sng" w14:algn="ctr">
+                  <w14:noFill/>
+                  <w14:prstDash w14:val="solid"/>
+                  <w14:round/>
+                </w14:textOutline>
+              </w:rPr>
+            </w:pPr>
+            <w:r>
+              <w:rPr>
+                <w:color w:val="000000" w:themeColor="text1"/>
+                <w:sz w:val="24"/>
+                <w:szCs w:val="24"/>
+                <w14:shadow w14:blurRad="38100" w14:dist="19050" w14:dir="2700000" w14:sx="100000" w14:sy="100000" w14:kx="0" w14:ky="0" w14:algn="tl">
+                  <w14:schemeClr w14:val="dk1">
+                    <w14:alpha w14:val="60000"/>
+                  </w14:schemeClr>
+                </w14:shadow>
+                <w14:textOutline w14:w="0" w14:cap="flat" w14:cmpd="sng" w14:algn="ctr">
+                  <w14:noFill/>
+                  <w14:prstDash w14:val="solid"/>
+                  <w14:round/>
+                </w14:textOutline>
+              </w:rPr>
+              <w:t>0.8632</w:t>
+            </w:r>
+          </w:p>
+        </w:tc>
+        <w:tc>
+          <w:tcPr>
+            <w:tcW w:w="0" w:type="auto"/>
+            <w:vAlign w:val="center"/>
+            <w:hideMark/>
+          </w:tcPr>
+          <w:p>
+            <w:pPr>
+              <w:pStyle w:val="Heading2"/>
+              <w:spacing w:before="0"/>
+              <w:rPr>
+                <w:color w:val="000000" w:themeColor="text1"/>
+                <w:sz w:val="24"/>
+                <w:szCs w:val="24"/>
+                <w14:shadow w14:blurRad="38100" w14:dist="19050" w14:dir="2700000" w14:sx="100000" w14:sy="100000" w14:kx="0" w14:ky="0" w14:algn="tl">
+                  <w14:schemeClr w14:val="dk1">
+                    <w14:alpha w14:val="60000"/>
+                  </w14:schemeClr>
+                </w14:shadow>
+                <w14:textOutline w14:w="0" w14:cap="flat" w14:cmpd="sng" w14:algn="ctr">
+                  <w14:noFill/>
+                  <w14:prstDash w14:val="solid"/>
+                  <w14:round/>
+                </w14:textOutline>
+              </w:rPr>
+            </w:pPr>
+            <w:r>
+              <w:rPr>
+                <w:color w:val="000000" w:themeColor="text1"/>
+                <w:sz w:val="24"/>
+                <w:szCs w:val="24"/>
+                <w14:shadow w14:blurRad="38100" w14:dist="19050" w14:dir="2700000" w14:sx="100000" w14:sy="100000" w14:kx="0" w14:ky="0" w14:algn="tl">
+                  <w14:schemeClr w14:val="dk1">
+                    <w14:alpha w14:val="60000"/>
+                  </w14:schemeClr>
+                </w14:shadow>
+                <w14:textOutline w14:w="0" w14:cap="flat" w14:cmpd="sng" w14:algn="ctr">
+                  <w14:noFill/>
+                  <w14:prstDash w14:val="solid"/>
+                  <w14:round/>
+                </w14:textOutline>
+              </w:rPr>
+              <w:t>82</w:t>
+            </w:r>
+          </w:p>
+        </w:tc>
+        <w:tc>
+          <w:tcPr>
+            <w:tcW w:w="0" w:type="auto"/>
+            <w:vAlign w:val="center"/>
+            <w:hideMark/>
+          </w:tcPr>
+          <w:p>
+            <w:pPr>
+              <w:pStyle w:val="Heading2"/>
+              <w:spacing w:before="0"/>
+              <w:rPr>
+                <w:color w:val="000000" w:themeColor="text1"/>
+                <w:sz w:val="24"/>
+                <w:szCs w:val="24"/>
+                <w14:shadow w14:blurRad="38100" w14:dist="19050" w14:dir="2700000" w14:sx="100000" w14:sy="100000" w14:kx="0" w14:ky="0" w14:algn="tl">
+                  <w14:schemeClr w14:val="dk1">
+                    <w14:alpha w14:val="60000"/>
+                  </w14:schemeClr>
+                </w14:shadow>
+                <w14:textOutline w14:w="0" w14:cap="flat" w14:cmpd="sng" w14:algn="ctr">
+                  <w14:noFill/>
+                  <w14:prstDash w14:val="solid"/>
+                  <w14:round/>
+                </w14:textOutline>
+              </w:rPr>
+            </w:pPr>
+            <w:r>
+              <w:rPr>
+                <w:color w:val="000000" w:themeColor="text1"/>
+                <w:sz w:val="24"/>
+                <w:szCs w:val="24"/>
+                <w14:shadow w14:blurRad="38100" w14:dist="19050" w14:dir="2700000" w14:sx="100000" w14:sy="100000" w14:kx="0" w14:ky="0" w14:algn="tl">
+                  <w14:schemeClr w14:val="dk1">
+                    <w14:alpha w14:val="60000"/>
+                  </w14:schemeClr>
+                </w14:shadow>
+                <w14:textOutline w14:w="0" w14:cap="flat" w14:cmpd="sng" w14:algn="ctr">
+                  <w14:noFill/>
+                  <w14:prstDash w14:val="solid"/>
+                  <w14:round/>
+                </w14:textOutline>
+              </w:rPr>
+              <w:t>76</w:t>
+            </w:r>
+          </w:p>
+        </w:tc>
+        <w:tc>
+          <w:tcPr>
+            <w:tcW w:w="0" w:type="auto"/>
+            <w:vAlign w:val="center"/>
+            <w:hideMark/>
+          </w:tcPr>
+          <w:p>
+            <w:pPr>
+              <w:pStyle w:val="Heading2"/>
+              <w:spacing w:before="0"/>
+              <w:rPr>
+                <w:color w:val="000000" w:themeColor="text1"/>
+                <w:sz w:val="24"/>
+                <w:szCs w:val="24"/>
+                <w14:shadow w14:blurRad="38100" w14:dist="19050" w14:dir="2700000" w14:sx="100000" w14:sy="100000" w14:kx="0" w14:ky="0" w14:algn="tl">
+                  <w14:schemeClr w14:val="dk1">
+                    <w14:alpha w14:val="60000"/>
+                  </w14:schemeClr>
+                </w14:shadow>
+                <w14:textOutline w14:w="0" w14:cap="flat" w14:cmpd="sng" w14:algn="ctr">
+                  <w14:noFill/>
+                  <w14:prstDash w14:val="solid"/>
+                  <w14:round/>
+                </w14:textOutline>
+              </w:rPr>
+            </w:pPr>
+            <w:r>
+              <w:rPr>
+                <w:color w:val="000000" w:themeColor="text1"/>
+                <w:sz w:val="24"/>
+                <w:szCs w:val="24"/>
+                <w14:shadow w14:blurRad="38100" w14:dist="19050" w14:dir="2700000" w14:sx="100000" w14:sy="100000" w14:kx="0" w14:ky="0" w14:algn="tl">
+                  <w14:schemeClr w14:val="dk1">
+                    <w14:alpha w14:val="60000"/>
+                  </w14:schemeClr>
+                </w14:shadow>
+                <w14:textOutline w14:w="0" w14:cap="flat" w14:cmpd="sng" w14:algn="ctr">
+                  <w14:noFill/>
+                  <w14:prstDash w14:val="solid"/>
+                  <w14:round/>
+                </w14:textOutline>
+              </w:rPr>
+              <w:t>6</w:t>
+            </w:r>
+          </w:p>
+        </w:tc>
+        <w:tc>
+          <w:tcPr>
+            <w:tcW w:w="0" w:type="auto"/>
+            <w:vAlign w:val="center"/>
+            <w:hideMark/>
+          </w:tcPr>
+          <w:p>
+            <w:pPr>
+              <w:pStyle w:val="Heading2"/>
+              <w:spacing w:before="0"/>
+              <w:rPr>
+                <w:color w:val="000000" w:themeColor="text1"/>
+                <w:sz w:val="24"/>
+                <w:szCs w:val="24"/>
+                <w14:shadow w14:blurRad="38100" w14:dist="19050" w14:dir="2700000" w14:sx="100000" w14:sy="100000" w14:kx="0" w14:ky="0" w14:algn="tl">
+                  <w14:schemeClr w14:val="dk1">
+                    <w14:alpha w14:val="60000"/>
+                  </w14:schemeClr>
+                </w14:shadow>
+                <w14:textOutline w14:w="0" w14:cap="flat" w14:cmpd="sng" w14:algn="ctr">
+                  <w14:noFill/>
+                  <w14:prstDash w14:val="solid"/>
+                  <w14:round/>
+                </w14:textOutline>
+              </w:rPr>
+            </w:pPr>
+            <w:r>
+              <w:rPr>
+                <w:color w:val="000000" w:themeColor="text1"/>
+                <w:sz w:val="24"/>
+                <w:szCs w:val="24"/>
+                <w14:shadow w14:blurRad="38100" w14:dist="19050" w14:dir="2700000" w14:sx="100000" w14:sy="100000" w14:kx="0" w14:ky="0" w14:algn="tl">
+                  <w14:schemeClr w14:val="dk1">
+                    <w14:alpha w14:val="60000"/>
+                  </w14:schemeClr>
+                </w14:shadow>
+                <w14:textOutline w14:w="0" w14:cap="flat" w14:cmpd="sng" w14:algn="ctr">
+                  <w14:noFill/>
+                  <w14:prstDash w14:val="solid"/>
+                  <w14:round/>
+                </w14:textOutline>
+              </w:rPr>
+              <w:t>20</w:t>
+            </w:r>
+          </w:p>
+        </w:tc>
+      </w:tr>
+      <w:tr>
+        <w:trPr>
+          <w:trHeight w:val="425"/>
+          <w:tblCellSpacing w:w="15" w:type="dxa"/>
+        </w:trPr>
+        <w:tc>
+          <w:tcPr>
+            <w:tcW w:w="0" w:type="auto"/>
+            <w:vAlign w:val="center"/>
+            <w:hideMark/>
+          </w:tcPr>
+          <w:p>
+            <w:pPr>
+              <w:pStyle w:val="Heading2"/>
+              <w:spacing w:before="0"/>
+              <w:rPr>
                 <w:b w:val="0"/>
                 <w:bCs w:val="0"/>
                 <w:color w:val="000000" w:themeColor="text1"/>
@@ -6069,7 +6414,7 @@
                   <w14:round/>
                 </w14:textOutline>
               </w:rPr>
-              <w:t>10</w:t>
+              <w:t>20</w:t>
             </w:r>
           </w:p>
         </w:tc>
@@ -6119,7 +6464,7 @@
                   <w14:round/>
                 </w14:textOutline>
               </w:rPr>
-              <w:t>0.8587</w:t>
+              <w:t>0.8478</w:t>
             </w:r>
           </w:p>
         </w:tc>
@@ -6169,7 +6514,7 @@
                   <w14:round/>
                 </w14:textOutline>
               </w:rPr>
-              <w:t>0.8632</w:t>
+              <w:t>0.8586</w:t>
             </w:r>
           </w:p>
         </w:tc>
@@ -6219,7 +6564,7 @@
                   <w14:round/>
                 </w14:textOutline>
               </w:rPr>
-              <w:t>82</w:t>
+              <w:t>85</w:t>
             </w:r>
           </w:p>
         </w:tc>
@@ -6269,7 +6614,7 @@
                   <w14:round/>
                 </w14:textOutline>
               </w:rPr>
-              <w:t>76</w:t>
+              <w:t>71</w:t>
             </w:r>
           </w:p>
         </w:tc>
@@ -6319,7 +6664,7 @@
                   <w14:round/>
                 </w14:textOutline>
               </w:rPr>
-              <w:t>6</w:t>
+              <w:t>11</w:t>
             </w:r>
           </w:p>
         </w:tc>
@@ -6369,7 +6714,7 @@
                   <w14:round/>
                 </w14:textOutline>
               </w:rPr>
-              <w:t>20</w:t>
+              <w:t>17</w:t>
             </w:r>
           </w:p>
         </w:tc>
@@ -6425,7 +6770,7 @@
                   <w14:round/>
                 </w14:textOutline>
               </w:rPr>
-              <w:t>20</w:t>
+              <w:t>50</w:t>
             </w:r>
           </w:p>
         </w:tc>
@@ -6475,7 +6820,7 @@
                   <w14:round/>
                 </w14:textOutline>
               </w:rPr>
-              <w:t>0.8478</w:t>
+              <w:t>0.8315</w:t>
             </w:r>
           </w:p>
         </w:tc>
@@ -6525,7 +6870,7 @@
                   <w14:round/>
                 </w14:textOutline>
               </w:rPr>
-              <w:t>0.8586</w:t>
+              <w:t>0.8488</w:t>
             </w:r>
           </w:p>
         </w:tc>
@@ -6575,7 +6920,7 @@
                   <w14:round/>
                 </w14:textOutline>
               </w:rPr>
-              <w:t>85</w:t>
+              <w:t>87</w:t>
             </w:r>
           </w:p>
         </w:tc>
@@ -6625,7 +6970,7 @@
                   <w14:round/>
                 </w14:textOutline>
               </w:rPr>
-              <w:t>71</w:t>
+              <w:t>66</w:t>
             </w:r>
           </w:p>
         </w:tc>
@@ -6675,7 +7020,7 @@
                   <w14:round/>
                 </w14:textOutline>
               </w:rPr>
-              <w:t>11</w:t>
+              <w:t>16</w:t>
             </w:r>
           </w:p>
         </w:tc>
@@ -6725,362 +7070,6 @@
                   <w14:round/>
                 </w14:textOutline>
               </w:rPr>
-              <w:t>17</w:t>
-            </w:r>
-          </w:p>
-        </w:tc>
-      </w:tr>
-      <w:tr>
-        <w:trPr>
-          <w:trHeight w:val="425"/>
-          <w:tblCellSpacing w:w="15" w:type="dxa"/>
-        </w:trPr>
-        <w:tc>
-          <w:tcPr>
-            <w:tcW w:w="0" w:type="auto"/>
-            <w:vAlign w:val="center"/>
-            <w:hideMark/>
-          </w:tcPr>
-          <w:p>
-            <w:pPr>
-              <w:pStyle w:val="Heading2"/>
-              <w:spacing w:before="0"/>
-              <w:rPr>
-                <w:b w:val="0"/>
-                <w:bCs w:val="0"/>
-                <w:color w:val="000000" w:themeColor="text1"/>
-                <w:sz w:val="24"/>
-                <w:szCs w:val="24"/>
-                <w14:shadow w14:blurRad="38100" w14:dist="19050" w14:dir="2700000" w14:sx="100000" w14:sy="100000" w14:kx="0" w14:ky="0" w14:algn="tl">
-                  <w14:schemeClr w14:val="dk1">
-                    <w14:alpha w14:val="60000"/>
-                  </w14:schemeClr>
-                </w14:shadow>
-                <w14:textOutline w14:w="0" w14:cap="flat" w14:cmpd="sng" w14:algn="ctr">
-                  <w14:noFill/>
-                  <w14:prstDash w14:val="solid"/>
-                  <w14:round/>
-                </w14:textOutline>
-              </w:rPr>
-            </w:pPr>
-            <w:r>
-              <w:rPr>
-                <w:b w:val="0"/>
-                <w:bCs w:val="0"/>
-                <w:color w:val="000000" w:themeColor="text1"/>
-                <w:sz w:val="24"/>
-                <w:szCs w:val="24"/>
-                <w14:shadow w14:blurRad="38100" w14:dist="19050" w14:dir="2700000" w14:sx="100000" w14:sy="100000" w14:kx="0" w14:ky="0" w14:algn="tl">
-                  <w14:schemeClr w14:val="dk1">
-                    <w14:alpha w14:val="60000"/>
-                  </w14:schemeClr>
-                </w14:shadow>
-                <w14:textOutline w14:w="0" w14:cap="flat" w14:cmpd="sng" w14:algn="ctr">
-                  <w14:noFill/>
-                  <w14:prstDash w14:val="solid"/>
-                  <w14:round/>
-                </w14:textOutline>
-              </w:rPr>
-              <w:t>50</w:t>
-            </w:r>
-          </w:p>
-        </w:tc>
-        <w:tc>
-          <w:tcPr>
-            <w:tcW w:w="0" w:type="auto"/>
-            <w:vAlign w:val="center"/>
-            <w:hideMark/>
-          </w:tcPr>
-          <w:p>
-            <w:pPr>
-              <w:pStyle w:val="Heading2"/>
-              <w:spacing w:before="0"/>
-              <w:rPr>
-                <w:b w:val="0"/>
-                <w:bCs w:val="0"/>
-                <w:color w:val="000000" w:themeColor="text1"/>
-                <w:sz w:val="24"/>
-                <w:szCs w:val="24"/>
-                <w14:shadow w14:blurRad="38100" w14:dist="19050" w14:dir="2700000" w14:sx="100000" w14:sy="100000" w14:kx="0" w14:ky="0" w14:algn="tl">
-                  <w14:schemeClr w14:val="dk1">
-                    <w14:alpha w14:val="60000"/>
-                  </w14:schemeClr>
-                </w14:shadow>
-                <w14:textOutline w14:w="0" w14:cap="flat" w14:cmpd="sng" w14:algn="ctr">
-                  <w14:noFill/>
-                  <w14:prstDash w14:val="solid"/>
-                  <w14:round/>
-                </w14:textOutline>
-              </w:rPr>
-            </w:pPr>
-            <w:r>
-              <w:rPr>
-                <w:b w:val="0"/>
-                <w:bCs w:val="0"/>
-                <w:color w:val="000000" w:themeColor="text1"/>
-                <w:sz w:val="24"/>
-                <w:szCs w:val="24"/>
-                <w14:shadow w14:blurRad="38100" w14:dist="19050" w14:dir="2700000" w14:sx="100000" w14:sy="100000" w14:kx="0" w14:ky="0" w14:algn="tl">
-                  <w14:schemeClr w14:val="dk1">
-                    <w14:alpha w14:val="60000"/>
-                  </w14:schemeClr>
-                </w14:shadow>
-                <w14:textOutline w14:w="0" w14:cap="flat" w14:cmpd="sng" w14:algn="ctr">
-                  <w14:noFill/>
-                  <w14:prstDash w14:val="solid"/>
-                  <w14:round/>
-                </w14:textOutline>
-              </w:rPr>
-              <w:t>0.8315</w:t>
-            </w:r>
-          </w:p>
-        </w:tc>
-        <w:tc>
-          <w:tcPr>
-            <w:tcW w:w="0" w:type="auto"/>
-            <w:vAlign w:val="center"/>
-            <w:hideMark/>
-          </w:tcPr>
-          <w:p>
-            <w:pPr>
-              <w:pStyle w:val="Heading2"/>
-              <w:spacing w:before="0"/>
-              <w:rPr>
-                <w:b w:val="0"/>
-                <w:bCs w:val="0"/>
-                <w:color w:val="000000" w:themeColor="text1"/>
-                <w:sz w:val="24"/>
-                <w:szCs w:val="24"/>
-                <w14:shadow w14:blurRad="38100" w14:dist="19050" w14:dir="2700000" w14:sx="100000" w14:sy="100000" w14:kx="0" w14:ky="0" w14:algn="tl">
-                  <w14:schemeClr w14:val="dk1">
-                    <w14:alpha w14:val="60000"/>
-                  </w14:schemeClr>
-                </w14:shadow>
-                <w14:textOutline w14:w="0" w14:cap="flat" w14:cmpd="sng" w14:algn="ctr">
-                  <w14:noFill/>
-                  <w14:prstDash w14:val="solid"/>
-                  <w14:round/>
-                </w14:textOutline>
-              </w:rPr>
-            </w:pPr>
-            <w:r>
-              <w:rPr>
-                <w:b w:val="0"/>
-                <w:bCs w:val="0"/>
-                <w:color w:val="000000" w:themeColor="text1"/>
-                <w:sz w:val="24"/>
-                <w:szCs w:val="24"/>
-                <w14:shadow w14:blurRad="38100" w14:dist="19050" w14:dir="2700000" w14:sx="100000" w14:sy="100000" w14:kx="0" w14:ky="0" w14:algn="tl">
-                  <w14:schemeClr w14:val="dk1">
-                    <w14:alpha w14:val="60000"/>
-                  </w14:schemeClr>
-                </w14:shadow>
-                <w14:textOutline w14:w="0" w14:cap="flat" w14:cmpd="sng" w14:algn="ctr">
-                  <w14:noFill/>
-                  <w14:prstDash w14:val="solid"/>
-                  <w14:round/>
-                </w14:textOutline>
-              </w:rPr>
-              <w:t>0.8488</w:t>
-            </w:r>
-          </w:p>
-        </w:tc>
-        <w:tc>
-          <w:tcPr>
-            <w:tcW w:w="0" w:type="auto"/>
-            <w:vAlign w:val="center"/>
-            <w:hideMark/>
-          </w:tcPr>
-          <w:p>
-            <w:pPr>
-              <w:pStyle w:val="Heading2"/>
-              <w:spacing w:before="0"/>
-              <w:rPr>
-                <w:b w:val="0"/>
-                <w:bCs w:val="0"/>
-                <w:color w:val="000000" w:themeColor="text1"/>
-                <w:sz w:val="24"/>
-                <w:szCs w:val="24"/>
-                <w14:shadow w14:blurRad="38100" w14:dist="19050" w14:dir="2700000" w14:sx="100000" w14:sy="100000" w14:kx="0" w14:ky="0" w14:algn="tl">
-                  <w14:schemeClr w14:val="dk1">
-                    <w14:alpha w14:val="60000"/>
-                  </w14:schemeClr>
-                </w14:shadow>
-                <w14:textOutline w14:w="0" w14:cap="flat" w14:cmpd="sng" w14:algn="ctr">
-                  <w14:noFill/>
-                  <w14:prstDash w14:val="solid"/>
-                  <w14:round/>
-                </w14:textOutline>
-              </w:rPr>
-            </w:pPr>
-            <w:r>
-              <w:rPr>
-                <w:b w:val="0"/>
-                <w:bCs w:val="0"/>
-                <w:color w:val="000000" w:themeColor="text1"/>
-                <w:sz w:val="24"/>
-                <w:szCs w:val="24"/>
-                <w14:shadow w14:blurRad="38100" w14:dist="19050" w14:dir="2700000" w14:sx="100000" w14:sy="100000" w14:kx="0" w14:ky="0" w14:algn="tl">
-                  <w14:schemeClr w14:val="dk1">
-                    <w14:alpha w14:val="60000"/>
-                  </w14:schemeClr>
-                </w14:shadow>
-                <w14:textOutline w14:w="0" w14:cap="flat" w14:cmpd="sng" w14:algn="ctr">
-                  <w14:noFill/>
-                  <w14:prstDash w14:val="solid"/>
-                  <w14:round/>
-                </w14:textOutline>
-              </w:rPr>
-              <w:t>87</w:t>
-            </w:r>
-          </w:p>
-        </w:tc>
-        <w:tc>
-          <w:tcPr>
-            <w:tcW w:w="0" w:type="auto"/>
-            <w:vAlign w:val="center"/>
-            <w:hideMark/>
-          </w:tcPr>
-          <w:p>
-            <w:pPr>
-              <w:pStyle w:val="Heading2"/>
-              <w:spacing w:before="0"/>
-              <w:rPr>
-                <w:b w:val="0"/>
-                <w:bCs w:val="0"/>
-                <w:color w:val="000000" w:themeColor="text1"/>
-                <w:sz w:val="24"/>
-                <w:szCs w:val="24"/>
-                <w14:shadow w14:blurRad="38100" w14:dist="19050" w14:dir="2700000" w14:sx="100000" w14:sy="100000" w14:kx="0" w14:ky="0" w14:algn="tl">
-                  <w14:schemeClr w14:val="dk1">
-                    <w14:alpha w14:val="60000"/>
-                  </w14:schemeClr>
-                </w14:shadow>
-                <w14:textOutline w14:w="0" w14:cap="flat" w14:cmpd="sng" w14:algn="ctr">
-                  <w14:noFill/>
-                  <w14:prstDash w14:val="solid"/>
-                  <w14:round/>
-                </w14:textOutline>
-              </w:rPr>
-            </w:pPr>
-            <w:r>
-              <w:rPr>
-                <w:b w:val="0"/>
-                <w:bCs w:val="0"/>
-                <w:color w:val="000000" w:themeColor="text1"/>
-                <w:sz w:val="24"/>
-                <w:szCs w:val="24"/>
-                <w14:shadow w14:blurRad="38100" w14:dist="19050" w14:dir="2700000" w14:sx="100000" w14:sy="100000" w14:kx="0" w14:ky="0" w14:algn="tl">
-                  <w14:schemeClr w14:val="dk1">
-                    <w14:alpha w14:val="60000"/>
-                  </w14:schemeClr>
-                </w14:shadow>
-                <w14:textOutline w14:w="0" w14:cap="flat" w14:cmpd="sng" w14:algn="ctr">
-                  <w14:noFill/>
-                  <w14:prstDash w14:val="solid"/>
-                  <w14:round/>
-                </w14:textOutline>
-              </w:rPr>
-              <w:t>66</w:t>
-            </w:r>
-          </w:p>
-        </w:tc>
-        <w:tc>
-          <w:tcPr>
-            <w:tcW w:w="0" w:type="auto"/>
-            <w:vAlign w:val="center"/>
-            <w:hideMark/>
-          </w:tcPr>
-          <w:p>
-            <w:pPr>
-              <w:pStyle w:val="Heading2"/>
-              <w:spacing w:before="0"/>
-              <w:rPr>
-                <w:b w:val="0"/>
-                <w:bCs w:val="0"/>
-                <w:color w:val="000000" w:themeColor="text1"/>
-                <w:sz w:val="24"/>
-                <w:szCs w:val="24"/>
-                <w14:shadow w14:blurRad="38100" w14:dist="19050" w14:dir="2700000" w14:sx="100000" w14:sy="100000" w14:kx="0" w14:ky="0" w14:algn="tl">
-                  <w14:schemeClr w14:val="dk1">
-                    <w14:alpha w14:val="60000"/>
-                  </w14:schemeClr>
-                </w14:shadow>
-                <w14:textOutline w14:w="0" w14:cap="flat" w14:cmpd="sng" w14:algn="ctr">
-                  <w14:noFill/>
-                  <w14:prstDash w14:val="solid"/>
-                  <w14:round/>
-                </w14:textOutline>
-              </w:rPr>
-            </w:pPr>
-            <w:r>
-              <w:rPr>
-                <w:b w:val="0"/>
-                <w:bCs w:val="0"/>
-                <w:color w:val="000000" w:themeColor="text1"/>
-                <w:sz w:val="24"/>
-                <w:szCs w:val="24"/>
-                <w14:shadow w14:blurRad="38100" w14:dist="19050" w14:dir="2700000" w14:sx="100000" w14:sy="100000" w14:kx="0" w14:ky="0" w14:algn="tl">
-                  <w14:schemeClr w14:val="dk1">
-                    <w14:alpha w14:val="60000"/>
-                  </w14:schemeClr>
-                </w14:shadow>
-                <w14:textOutline w14:w="0" w14:cap="flat" w14:cmpd="sng" w14:algn="ctr">
-                  <w14:noFill/>
-                  <w14:prstDash w14:val="solid"/>
-                  <w14:round/>
-                </w14:textOutline>
-              </w:rPr>
-              <w:t>16</w:t>
-            </w:r>
-          </w:p>
-        </w:tc>
-        <w:tc>
-          <w:tcPr>
-            <w:tcW w:w="0" w:type="auto"/>
-            <w:vAlign w:val="center"/>
-            <w:hideMark/>
-          </w:tcPr>
-          <w:p>
-            <w:pPr>
-              <w:pStyle w:val="Heading2"/>
-              <w:spacing w:before="0"/>
-              <w:rPr>
-                <w:b w:val="0"/>
-                <w:bCs w:val="0"/>
-                <w:color w:val="000000" w:themeColor="text1"/>
-                <w:sz w:val="24"/>
-                <w:szCs w:val="24"/>
-                <w14:shadow w14:blurRad="38100" w14:dist="19050" w14:dir="2700000" w14:sx="100000" w14:sy="100000" w14:kx="0" w14:ky="0" w14:algn="tl">
-                  <w14:schemeClr w14:val="dk1">
-                    <w14:alpha w14:val="60000"/>
-                  </w14:schemeClr>
-                </w14:shadow>
-                <w14:textOutline w14:w="0" w14:cap="flat" w14:cmpd="sng" w14:algn="ctr">
-                  <w14:noFill/>
-                  <w14:prstDash w14:val="solid"/>
-                  <w14:round/>
-                </w14:textOutline>
-              </w:rPr>
-            </w:pPr>
-            <w:r>
-              <w:rPr>
-                <w:b w:val="0"/>
-                <w:bCs w:val="0"/>
-                <w:color w:val="000000" w:themeColor="text1"/>
-                <w:sz w:val="24"/>
-                <w:szCs w:val="24"/>
-                <w14:shadow w14:blurRad="38100" w14:dist="19050" w14:dir="2700000" w14:sx="100000" w14:sy="100000" w14:kx="0" w14:ky="0" w14:algn="tl">
-                  <w14:schemeClr w14:val="dk1">
-                    <w14:alpha w14:val="60000"/>
-                  </w14:schemeClr>
-                </w14:shadow>
-                <w14:textOutline w14:w="0" w14:cap="flat" w14:cmpd="sng" w14:algn="ctr">
-                  <w14:noFill/>
-                  <w14:prstDash w14:val="solid"/>
-                  <w14:round/>
-                </w14:textOutline>
-              </w:rPr>
               <w:t>15</w:t>
             </w:r>
           </w:p>
@@ -7127,9 +7116,84 @@
             <w14:round/>
           </w14:textOutline>
         </w:rPr>
-        <w:t xml:space="preserve">Best configuration. </w:t>
+        <w:t>Best configuration</w:t>
+      </w:r>
+      <w:r>
+        <w:rPr>
+          <w:color w:val="FF0000"/>
+          <w:sz w:val="24"/>
+          <w:szCs w:val="24"/>
+          <w14:shadow w14:blurRad="38100" w14:dist="19050" w14:dir="2700000" w14:sx="100000" w14:sy="100000" w14:kx="0" w14:ky="0" w14:algn="tl">
+            <w14:schemeClr w14:val="dk1">
+              <w14:alpha w14:val="60000"/>
+            </w14:schemeClr>
+          </w14:shadow>
+          <w14:textOutline w14:w="0" w14:cap="flat" w14:cmpd="sng" w14:algn="ctr">
+            <w14:noFill/>
+            <w14:prstDash w14:val="solid"/>
+            <w14:round/>
+          </w14:textOutline>
+        </w:rPr>
+        <w:t xml:space="preserve">. </w:t>
       </w:r>
       <w:proofErr w:type="spellStart"/>
+      <w:r>
+        <w:rPr>
+          <w:color w:val="FF0000"/>
+          <w:sz w:val="24"/>
+          <w:szCs w:val="24"/>
+          <w14:shadow w14:blurRad="38100" w14:dist="19050" w14:dir="2700000" w14:sx="100000" w14:sy="100000" w14:kx="0" w14:ky="0" w14:algn="tl">
+            <w14:schemeClr w14:val="dk1">
+              <w14:alpha w14:val="60000"/>
+            </w14:schemeClr>
+          </w14:shadow>
+          <w14:textOutline w14:w="0" w14:cap="flat" w14:cmpd="sng" w14:algn="ctr">
+            <w14:noFill/>
+            <w14:prstDash w14:val="solid"/>
+            <w14:round/>
+          </w14:textOutline>
+        </w:rPr>
+        <w:t>n_estimators</w:t>
+      </w:r>
+      <w:proofErr w:type="spellEnd"/>
+      <w:r>
+        <w:rPr>
+          <w:color w:val="FF0000"/>
+          <w:sz w:val="24"/>
+          <w:szCs w:val="24"/>
+          <w14:shadow w14:blurRad="38100" w14:dist="19050" w14:dir="2700000" w14:sx="100000" w14:sy="100000" w14:kx="0" w14:ky="0" w14:algn="tl">
+            <w14:schemeClr w14:val="dk1">
+              <w14:alpha w14:val="60000"/>
+            </w14:schemeClr>
+          </w14:shadow>
+          <w14:textOutline w14:w="0" w14:cap="flat" w14:cmpd="sng" w14:algn="ctr">
+            <w14:noFill/>
+            <w14:prstDash w14:val="solid"/>
+            <w14:round/>
+          </w14:textOutline>
+        </w:rPr>
+        <w:t xml:space="preserve"> = 10</w:t>
+      </w:r>
+      <w:r>
+        <w:rPr>
+          <w:b w:val="0"/>
+          <w:bCs w:val="0"/>
+          <w:color w:val="FF0000"/>
+          <w:sz w:val="24"/>
+          <w:szCs w:val="24"/>
+          <w14:shadow w14:blurRad="38100" w14:dist="19050" w14:dir="2700000" w14:sx="100000" w14:sy="100000" w14:kx="0" w14:ky="0" w14:algn="tl">
+            <w14:schemeClr w14:val="dk1">
+              <w14:alpha w14:val="60000"/>
+            </w14:schemeClr>
+          </w14:shadow>
+          <w14:textOutline w14:w="0" w14:cap="flat" w14:cmpd="sng" w14:algn="ctr">
+            <w14:noFill/>
+            <w14:prstDash w14:val="solid"/>
+            <w14:round/>
+          </w14:textOutline>
+        </w:rPr>
+        <w:t xml:space="preserve"> </w:t>
+      </w:r>
       <w:r>
         <w:rPr>
           <w:b w:val="0"/>
@@ -7148,28 +7212,7 @@
             <w14:round/>
           </w14:textOutline>
         </w:rPr>
-        <w:t>n_estimators</w:t>
-      </w:r>
-      <w:proofErr w:type="spellEnd"/>
-      <w:r>
-        <w:rPr>
-          <w:b w:val="0"/>
-          <w:bCs w:val="0"/>
-          <w:color w:val="000000" w:themeColor="text1"/>
-          <w:sz w:val="24"/>
-          <w:szCs w:val="24"/>
-          <w14:shadow w14:blurRad="38100" w14:dist="19050" w14:dir="2700000" w14:sx="100000" w14:sy="100000" w14:kx="0" w14:ky="0" w14:algn="tl">
-            <w14:schemeClr w14:val="dk1">
-              <w14:alpha w14:val="60000"/>
-            </w14:schemeClr>
-          </w14:shadow>
-          <w14:textOutline w14:w="0" w14:cap="flat" w14:cmpd="sng" w14:algn="ctr">
-            <w14:noFill/>
-            <w14:prstDash w14:val="solid"/>
-            <w14:round/>
-          </w14:textOutline>
-        </w:rPr>
-        <w:t xml:space="preserve"> = 10 achieved the highest accuracy (0.8587) and F1-score (0.8632), with a well-balanced error profile: only 6 false positives and 20 false negatives. Despite having the second-lowest ensemble size, it </w:t>
+        <w:t xml:space="preserve">achieved the highest accuracy (0.8587) and F1-score (0.8632), with a well-balanced error profile: only 6 false positives and 20 false negatives. Despite having the second-lowest ensemble size, it </w:t>
       </w:r>
       <w:proofErr w:type="spellStart"/>
       <w:r>
@@ -7375,6 +7418,7 @@
         <w:spacing w:before="0"/>
         <w:rPr>
           <w:noProof/>
+          <w:lang w:bidi="ar-EG"/>
         </w:rPr>
       </w:pPr>
     </w:p>
@@ -8004,12 +8048,771 @@
       <w:pPr>
         <w:pStyle w:val="Heading1"/>
         <w:pBdr>
+          <w:bottom w:val="single" w:sz="6" w:space="17" w:color="2E75B6"/>
+        </w:pBdr>
+      </w:pPr>
+      <w:r>
+        <w:lastRenderedPageBreak/>
+        <w:t>6</w:t>
+      </w:r>
+      <w:r>
+        <w:t xml:space="preserve">. </w:t>
+      </w:r>
+      <w:r>
+        <w:t>Random Forest</w:t>
+      </w:r>
+    </w:p>
+    <w:p/>
+    <w:p>
+      <w:r>
+        <w:drawing>
+          <wp:inline distT="0" distB="0" distL="0" distR="0" wp14:anchorId="4BC67D2F" wp14:editId="72622980">
+            <wp:extent cx="5943600" cy="4763135"/>
+            <wp:effectExtent l="0" t="0" r="0" b="0"/>
+            <wp:docPr id="1700321938" name="Picture 1"/>
+            <wp:cNvGraphicFramePr>
+              <a:graphicFrameLocks xmlns:a="http://schemas.openxmlformats.org/drawingml/2006/main" noChangeAspect="1"/>
+            </wp:cNvGraphicFramePr>
+            <a:graphic xmlns:a="http://schemas.openxmlformats.org/drawingml/2006/main">
+              <a:graphicData uri="http://schemas.openxmlformats.org/drawingml/2006/picture">
+                <pic:pic xmlns:pic="http://schemas.openxmlformats.org/drawingml/2006/picture">
+                  <pic:nvPicPr>
+                    <pic:cNvPr id="1700321938" name=""/>
+                    <pic:cNvPicPr/>
+                  </pic:nvPicPr>
+                  <pic:blipFill>
+                    <a:blip r:embed="rId7"/>
+                    <a:stretch>
+                      <a:fillRect/>
+                    </a:stretch>
+                  </pic:blipFill>
+                  <pic:spPr>
+                    <a:xfrm>
+                      <a:off x="0" y="0"/>
+                      <a:ext cx="5943600" cy="4763135"/>
+                    </a:xfrm>
+                    <a:prstGeom prst="rect">
+                      <a:avLst/>
+                    </a:prstGeom>
+                  </pic:spPr>
+                </pic:pic>
+              </a:graphicData>
+            </a:graphic>
+          </wp:inline>
+        </w:drawing>
+      </w:r>
+    </w:p>
+    <w:p>
+      <w:r>
+        <w:rPr>
+          <w:b/>
+          <w:bCs/>
+        </w:rPr>
+        <w:t xml:space="preserve">Recommendation: use </w:t>
+      </w:r>
+      <w:proofErr w:type="spellStart"/>
+      <w:r>
+        <w:rPr>
+          <w:b/>
+          <w:bCs/>
+        </w:rPr>
+        <w:t>n_estimators</w:t>
+      </w:r>
+      <w:proofErr w:type="spellEnd"/>
+      <w:r>
+        <w:rPr>
+          <w:b/>
+          <w:bCs/>
+        </w:rPr>
+        <w:t>=20</w:t>
+      </w:r>
+      <w:r>
+        <w:t>.</w:t>
+      </w:r>
+    </w:p>
+    <w:p>
+      <w:r>
+        <w:t>Here's why:</w:t>
+      </w:r>
+    </w:p>
+    <w:p>
+      <w:r>
+        <w:rPr>
+          <w:b/>
+          <w:bCs/>
+        </w:rPr>
+        <w:t>F1 score</w:t>
+      </w:r>
+      <w:r>
+        <w:t xml:space="preserve"> is the right metric here (heart failure dataset is somewhat imbalanced — F1 balances precision and recall). On that metric n=20 wins clearly with </w:t>
+      </w:r>
+      <w:proofErr w:type="gramStart"/>
+      <w:r>
+        <w:t>0.8856, and</w:t>
+      </w:r>
+      <w:proofErr w:type="gramEnd"/>
+      <w:r>
+        <w:t xml:space="preserve"> also has the highest accuracy at 87.50%.</w:t>
+      </w:r>
+    </w:p>
+    <w:p>
+      <w:r>
+        <w:t xml:space="preserve">The interesting pattern worth mentioning is the </w:t>
+      </w:r>
+      <w:r>
+        <w:rPr>
+          <w:b/>
+          <w:bCs/>
+        </w:rPr>
+        <w:t>diminishing returns + slight degradation</w:t>
+      </w:r>
+      <w:r>
+        <w:t xml:space="preserve"> as you add more trees. This happens because with only sqrt(</w:t>
+      </w:r>
+      <w:proofErr w:type="spellStart"/>
+      <w:r>
+        <w:t>n_features</w:t>
+      </w:r>
+      <w:proofErr w:type="spellEnd"/>
+      <w:r>
+        <w:t xml:space="preserve">) features sampled per node, the trees are heavily randomized — at n=20 you already have enough diversity for good ensemble averaging, and beyond that the stochasticity of the hyperparameter tuning (each tree picks its own best </w:t>
+      </w:r>
+      <w:proofErr w:type="spellStart"/>
+      <w:r>
+        <w:t>max_depth</w:t>
+      </w:r>
+      <w:proofErr w:type="spellEnd"/>
+      <w:r>
+        <w:t xml:space="preserve"> / </w:t>
+      </w:r>
+      <w:proofErr w:type="spellStart"/>
+      <w:r>
+        <w:t>min_samples_split</w:t>
+      </w:r>
+      <w:proofErr w:type="spellEnd"/>
+      <w:r>
+        <w:t>) starts to introduce noise rather than reduce it.</w:t>
+      </w:r>
+    </w:p>
+    <w:p>
+      <w:r>
+        <w:t>Also notable from the confusion matrices: n=50 and n=100 trade away TN (correctly identified no-disease) for more TP (correctly identified disease). In a clinical context, false positives are less dangerous than false negatives, so that tradeoff could be argued either way — but n=20 has the best overall balance.</w:t>
+      </w:r>
+    </w:p>
+    <w:tbl>
+      <w:tblPr>
+        <w:tblW w:w="9347" w:type="dxa"/>
+        <w:tblCellSpacing w:w="15" w:type="dxa"/>
+        <w:tblBorders>
+          <w:top w:val="single" w:sz="4" w:space="0" w:color="auto"/>
+          <w:left w:val="single" w:sz="4" w:space="0" w:color="auto"/>
+          <w:bottom w:val="single" w:sz="4" w:space="0" w:color="auto"/>
+          <w:right w:val="single" w:sz="4" w:space="0" w:color="auto"/>
+          <w:insideH w:val="single" w:sz="4" w:space="0" w:color="auto"/>
+          <w:insideV w:val="single" w:sz="4" w:space="0" w:color="auto"/>
+        </w:tblBorders>
+        <w:tblCellMar>
+          <w:top w:w="15" w:type="dxa"/>
+          <w:left w:w="15" w:type="dxa"/>
+          <w:bottom w:w="15" w:type="dxa"/>
+          <w:right w:w="15" w:type="dxa"/>
+        </w:tblCellMar>
+        <w:tblLook w:val="04A0" w:firstRow="1" w:lastRow="0" w:firstColumn="1" w:lastColumn="0" w:noHBand="0" w:noVBand="1"/>
+      </w:tblPr>
+      <w:tblGrid>
+        <w:gridCol w:w="3223"/>
+        <w:gridCol w:w="2358"/>
+        <w:gridCol w:w="2194"/>
+        <w:gridCol w:w="765"/>
+        <w:gridCol w:w="807"/>
+      </w:tblGrid>
+      <w:tr>
+        <w:trPr>
+          <w:trHeight w:val="308"/>
+          <w:tblHeader/>
+          <w:tblCellSpacing w:w="15" w:type="dxa"/>
+        </w:trPr>
+        <w:tc>
+          <w:tcPr>
+            <w:tcW w:w="0" w:type="auto"/>
+            <w:vAlign w:val="center"/>
+            <w:hideMark/>
+          </w:tcPr>
+          <w:p>
+            <w:pPr>
+              <w:rPr>
+                <w:b/>
+                <w:bCs/>
+              </w:rPr>
+            </w:pPr>
+            <w:proofErr w:type="spellStart"/>
+            <w:r>
+              <w:rPr>
+                <w:b/>
+                <w:bCs/>
+              </w:rPr>
+              <w:lastRenderedPageBreak/>
+              <w:t>n_estimators</w:t>
+            </w:r>
+            <w:proofErr w:type="spellEnd"/>
+          </w:p>
+        </w:tc>
+        <w:tc>
+          <w:tcPr>
+            <w:tcW w:w="0" w:type="auto"/>
+            <w:vAlign w:val="center"/>
+            <w:hideMark/>
+          </w:tcPr>
+          <w:p>
+            <w:pPr>
+              <w:rPr>
+                <w:b/>
+                <w:bCs/>
+              </w:rPr>
+            </w:pPr>
+            <w:r>
+              <w:rPr>
+                <w:b/>
+                <w:bCs/>
+              </w:rPr>
+              <w:t>Accuracy</w:t>
+            </w:r>
+          </w:p>
+        </w:tc>
+        <w:tc>
+          <w:tcPr>
+            <w:tcW w:w="0" w:type="auto"/>
+            <w:vAlign w:val="center"/>
+            <w:hideMark/>
+          </w:tcPr>
+          <w:p>
+            <w:pPr>
+              <w:rPr>
+                <w:b/>
+                <w:bCs/>
+              </w:rPr>
+            </w:pPr>
+            <w:r>
+              <w:rPr>
+                <w:b/>
+                <w:bCs/>
+              </w:rPr>
+              <w:t>F1-score</w:t>
+            </w:r>
+          </w:p>
+        </w:tc>
+        <w:tc>
+          <w:tcPr>
+            <w:tcW w:w="0" w:type="auto"/>
+            <w:vAlign w:val="center"/>
+            <w:hideMark/>
+          </w:tcPr>
+          <w:p>
+            <w:pPr>
+              <w:rPr>
+                <w:b/>
+                <w:bCs/>
+              </w:rPr>
+            </w:pPr>
+            <w:r>
+              <w:rPr>
+                <w:b/>
+                <w:bCs/>
+              </w:rPr>
+              <w:t>FP</w:t>
+            </w:r>
+          </w:p>
+        </w:tc>
+        <w:tc>
+          <w:tcPr>
+            <w:tcW w:w="0" w:type="auto"/>
+            <w:vAlign w:val="center"/>
+            <w:hideMark/>
+          </w:tcPr>
+          <w:p>
+            <w:pPr>
+              <w:rPr>
+                <w:b/>
+                <w:bCs/>
+              </w:rPr>
+            </w:pPr>
+            <w:r>
+              <w:rPr>
+                <w:b/>
+                <w:bCs/>
+              </w:rPr>
+              <w:t>FN</w:t>
+            </w:r>
+          </w:p>
+        </w:tc>
+      </w:tr>
+      <w:tr>
+        <w:trPr>
+          <w:trHeight w:val="308"/>
+          <w:tblCellSpacing w:w="15" w:type="dxa"/>
+        </w:trPr>
+        <w:tc>
+          <w:tcPr>
+            <w:tcW w:w="0" w:type="auto"/>
+            <w:vAlign w:val="center"/>
+            <w:hideMark/>
+          </w:tcPr>
+          <w:p>
+            <w:r>
+              <w:t>10</w:t>
+            </w:r>
+          </w:p>
+        </w:tc>
+        <w:tc>
+          <w:tcPr>
+            <w:tcW w:w="0" w:type="auto"/>
+            <w:vAlign w:val="center"/>
+            <w:hideMark/>
+          </w:tcPr>
+          <w:p>
+            <w:r>
+              <w:t>86.96%</w:t>
+            </w:r>
+          </w:p>
+        </w:tc>
+        <w:tc>
+          <w:tcPr>
+            <w:tcW w:w="0" w:type="auto"/>
+            <w:vAlign w:val="center"/>
+            <w:hideMark/>
+          </w:tcPr>
+          <w:p>
+            <w:r>
+              <w:t>0.8800</w:t>
+            </w:r>
+          </w:p>
+        </w:tc>
+        <w:tc>
+          <w:tcPr>
+            <w:tcW w:w="0" w:type="auto"/>
+            <w:vAlign w:val="center"/>
+            <w:hideMark/>
+          </w:tcPr>
+          <w:p>
+            <w:r>
+              <w:t>10</w:t>
+            </w:r>
+          </w:p>
+        </w:tc>
+        <w:tc>
+          <w:tcPr>
+            <w:tcW w:w="0" w:type="auto"/>
+            <w:vAlign w:val="center"/>
+            <w:hideMark/>
+          </w:tcPr>
+          <w:p>
+            <w:r>
+              <w:t>14</w:t>
+            </w:r>
+          </w:p>
+        </w:tc>
+      </w:tr>
+      <w:tr>
+        <w:trPr>
+          <w:trHeight w:val="308"/>
+          <w:tblCellSpacing w:w="15" w:type="dxa"/>
+        </w:trPr>
+        <w:tc>
+          <w:tcPr>
+            <w:tcW w:w="0" w:type="auto"/>
+            <w:vAlign w:val="center"/>
+            <w:hideMark/>
+          </w:tcPr>
+          <w:p>
+            <w:r>
+              <w:rPr>
+                <w:b/>
+                <w:bCs/>
+              </w:rPr>
+              <w:t>20</w:t>
+            </w:r>
+          </w:p>
+        </w:tc>
+        <w:tc>
+          <w:tcPr>
+            <w:tcW w:w="0" w:type="auto"/>
+            <w:vAlign w:val="center"/>
+            <w:hideMark/>
+          </w:tcPr>
+          <w:p>
+            <w:r>
+              <w:rPr>
+                <w:b/>
+                <w:bCs/>
+              </w:rPr>
+              <w:t>87.50%</w:t>
+            </w:r>
+          </w:p>
+        </w:tc>
+        <w:tc>
+          <w:tcPr>
+            <w:tcW w:w="0" w:type="auto"/>
+            <w:vAlign w:val="center"/>
+            <w:hideMark/>
+          </w:tcPr>
+          <w:p>
+            <w:r>
+              <w:rPr>
+                <w:b/>
+                <w:bCs/>
+              </w:rPr>
+              <w:t>0.8856</w:t>
+            </w:r>
+          </w:p>
+        </w:tc>
+        <w:tc>
+          <w:tcPr>
+            <w:tcW w:w="0" w:type="auto"/>
+            <w:vAlign w:val="center"/>
+            <w:hideMark/>
+          </w:tcPr>
+          <w:p>
+            <w:r>
+              <w:rPr>
+                <w:b/>
+                <w:bCs/>
+              </w:rPr>
+              <w:t>10</w:t>
+            </w:r>
+          </w:p>
+        </w:tc>
+        <w:tc>
+          <w:tcPr>
+            <w:tcW w:w="0" w:type="auto"/>
+            <w:vAlign w:val="center"/>
+            <w:hideMark/>
+          </w:tcPr>
+          <w:p>
+            <w:r>
+              <w:rPr>
+                <w:b/>
+                <w:bCs/>
+              </w:rPr>
+              <w:t>13</w:t>
+            </w:r>
+          </w:p>
+        </w:tc>
+      </w:tr>
+      <w:tr>
+        <w:trPr>
+          <w:trHeight w:val="308"/>
+          <w:tblCellSpacing w:w="15" w:type="dxa"/>
+        </w:trPr>
+        <w:tc>
+          <w:tcPr>
+            <w:tcW w:w="0" w:type="auto"/>
+            <w:vAlign w:val="center"/>
+            <w:hideMark/>
+          </w:tcPr>
+          <w:p>
+            <w:r>
+              <w:t>50</w:t>
+            </w:r>
+          </w:p>
+        </w:tc>
+        <w:tc>
+          <w:tcPr>
+            <w:tcW w:w="0" w:type="auto"/>
+            <w:vAlign w:val="center"/>
+            <w:hideMark/>
+          </w:tcPr>
+          <w:p>
+            <w:r>
+              <w:t>86.41%</w:t>
+            </w:r>
+          </w:p>
+        </w:tc>
+        <w:tc>
+          <w:tcPr>
+            <w:tcW w:w="0" w:type="auto"/>
+            <w:vAlign w:val="center"/>
+            <w:hideMark/>
+          </w:tcPr>
+          <w:p>
+            <w:r>
+              <w:t>0.8815</w:t>
+            </w:r>
+          </w:p>
+        </w:tc>
+        <w:tc>
+          <w:tcPr>
+            <w:tcW w:w="0" w:type="auto"/>
+            <w:vAlign w:val="center"/>
+            <w:hideMark/>
+          </w:tcPr>
+          <w:p>
+            <w:r>
+              <w:t>16</w:t>
+            </w:r>
+          </w:p>
+        </w:tc>
+        <w:tc>
+          <w:tcPr>
+            <w:tcW w:w="0" w:type="auto"/>
+            <w:vAlign w:val="center"/>
+            <w:hideMark/>
+          </w:tcPr>
+          <w:p>
+            <w:r>
+              <w:t>9</w:t>
+            </w:r>
+          </w:p>
+        </w:tc>
+      </w:tr>
+      <w:tr>
+        <w:trPr>
+          <w:trHeight w:val="308"/>
+          <w:tblCellSpacing w:w="15" w:type="dxa"/>
+        </w:trPr>
+        <w:tc>
+          <w:tcPr>
+            <w:tcW w:w="0" w:type="auto"/>
+            <w:vAlign w:val="center"/>
+            <w:hideMark/>
+          </w:tcPr>
+          <w:p>
+            <w:r>
+              <w:t>100</w:t>
+            </w:r>
+          </w:p>
+        </w:tc>
+        <w:tc>
+          <w:tcPr>
+            <w:tcW w:w="0" w:type="auto"/>
+            <w:vAlign w:val="center"/>
+            <w:hideMark/>
+          </w:tcPr>
+          <w:p>
+            <w:r>
+              <w:t>85.33%</w:t>
+            </w:r>
+          </w:p>
+        </w:tc>
+        <w:tc>
+          <w:tcPr>
+            <w:tcW w:w="0" w:type="auto"/>
+            <w:vAlign w:val="center"/>
+            <w:hideMark/>
+          </w:tcPr>
+          <w:p>
+            <w:r>
+              <w:t>0.8708</w:t>
+            </w:r>
+          </w:p>
+        </w:tc>
+        <w:tc>
+          <w:tcPr>
+            <w:tcW w:w="0" w:type="auto"/>
+            <w:vAlign w:val="center"/>
+            <w:hideMark/>
+          </w:tcPr>
+          <w:p>
+            <w:r>
+              <w:t>16</w:t>
+            </w:r>
+          </w:p>
+        </w:tc>
+        <w:tc>
+          <w:tcPr>
+            <w:tcW w:w="0" w:type="auto"/>
+            <w:vAlign w:val="center"/>
+            <w:hideMark/>
+          </w:tcPr>
+          <w:p>
+            <w:r>
+              <w:t>11</w:t>
+            </w:r>
+          </w:p>
+        </w:tc>
+      </w:tr>
+    </w:tbl>
+    <w:p>
+      <w:pPr>
+        <w:rPr>
+          <w:b/>
+          <w:bCs/>
+          <w:noProof/>
+          <w:sz w:val="28"/>
+          <w:szCs w:val="28"/>
+          <w14:textOutline w14:w="12700" w14:cap="flat" w14:cmpd="sng" w14:algn="ctr">
+            <w14:solidFill>
+              <w14:schemeClr w14:val="accent4"/>
+            </w14:solidFill>
+            <w14:prstDash w14:val="solid"/>
+            <w14:round/>
+          </w14:textOutline>
+          <w14:textFill>
+            <w14:gradFill>
+              <w14:gsLst>
+                <w14:gs w14:pos="0">
+                  <w14:schemeClr w14:val="accent4"/>
+                </w14:gs>
+                <w14:gs w14:pos="4000">
+                  <w14:schemeClr w14:val="accent4">
+                    <w14:lumMod w14:val="60000"/>
+                    <w14:lumOff w14:val="40000"/>
+                  </w14:schemeClr>
+                </w14:gs>
+                <w14:gs w14:pos="87000">
+                  <w14:schemeClr w14:val="accent4">
+                    <w14:lumMod w14:val="20000"/>
+                    <w14:lumOff w14:val="80000"/>
+                  </w14:schemeClr>
+                </w14:gs>
+              </w14:gsLst>
+              <w14:lin w14:ang="5400000" w14:scaled="0"/>
+            </w14:gradFill>
+          </w14:textFill>
+        </w:rPr>
+      </w:pPr>
+    </w:p>
+    <w:p>
+      <w:pPr>
+        <w:rPr>
+          <w:b/>
+          <w:bCs/>
+          <w:noProof/>
+          <w:sz w:val="28"/>
+          <w:szCs w:val="28"/>
+          <w14:textOutline w14:w="12700" w14:cap="flat" w14:cmpd="sng" w14:algn="ctr">
+            <w14:solidFill>
+              <w14:schemeClr w14:val="accent4"/>
+            </w14:solidFill>
+            <w14:prstDash w14:val="solid"/>
+            <w14:round/>
+          </w14:textOutline>
+          <w14:textFill>
+            <w14:gradFill>
+              <w14:gsLst>
+                <w14:gs w14:pos="0">
+                  <w14:schemeClr w14:val="accent4"/>
+                </w14:gs>
+                <w14:gs w14:pos="4000">
+                  <w14:schemeClr w14:val="accent4">
+                    <w14:lumMod w14:val="60000"/>
+                    <w14:lumOff w14:val="40000"/>
+                  </w14:schemeClr>
+                </w14:gs>
+                <w14:gs w14:pos="87000">
+                  <w14:schemeClr w14:val="accent4">
+                    <w14:lumMod w14:val="20000"/>
+                    <w14:lumOff w14:val="80000"/>
+                  </w14:schemeClr>
+                </w14:gs>
+              </w14:gsLst>
+              <w14:lin w14:ang="5400000" w14:scaled="0"/>
+            </w14:gradFill>
+          </w14:textFill>
+        </w:rPr>
+      </w:pPr>
+      <w:r>
+        <w:rPr>
+          <w:b/>
+          <w:bCs/>
+          <w:noProof/>
+          <w:sz w:val="28"/>
+          <w:szCs w:val="28"/>
+          <w14:textOutline w14:w="12700" w14:cap="flat" w14:cmpd="sng" w14:algn="ctr">
+            <w14:solidFill>
+              <w14:schemeClr w14:val="accent4"/>
+            </w14:solidFill>
+            <w14:prstDash w14:val="solid"/>
+            <w14:round/>
+          </w14:textOutline>
+          <w14:textFill>
+            <w14:gradFill>
+              <w14:gsLst>
+                <w14:gs w14:pos="0">
+                  <w14:schemeClr w14:val="accent4"/>
+                </w14:gs>
+                <w14:gs w14:pos="4000">
+                  <w14:schemeClr w14:val="accent4">
+                    <w14:lumMod w14:val="60000"/>
+                    <w14:lumOff w14:val="40000"/>
+                  </w14:schemeClr>
+                </w14:gs>
+                <w14:gs w14:pos="87000">
+                  <w14:schemeClr w14:val="accent4">
+                    <w14:lumMod w14:val="20000"/>
+                    <w14:lumOff w14:val="80000"/>
+                  </w14:schemeClr>
+                </w14:gs>
+              </w14:gsLst>
+              <w14:lin w14:ang="5400000" w14:scaled="0"/>
+            </w14:gradFill>
+          </w14:textFill>
+        </w:rPr>
+        <w:t>For chosen model n = 20:</w:t>
+      </w:r>
+    </w:p>
+    <w:p>
+      <w:r>
+        <w:rPr>
+          <w:noProof/>
+        </w:rPr>
+        <w:drawing>
+          <wp:inline distT="0" distB="0" distL="0" distR="0" wp14:anchorId="4DCCEA21" wp14:editId="162E2E60">
+            <wp:extent cx="5943274" cy="2951018"/>
+            <wp:effectExtent l="0" t="0" r="635" b="1905"/>
+            <wp:docPr id="2127394890" name="Picture 1"/>
+            <wp:cNvGraphicFramePr>
+              <a:graphicFrameLocks xmlns:a="http://schemas.openxmlformats.org/drawingml/2006/main" noChangeAspect="1"/>
+            </wp:cNvGraphicFramePr>
+            <a:graphic xmlns:a="http://schemas.openxmlformats.org/drawingml/2006/main">
+              <a:graphicData uri="http://schemas.openxmlformats.org/drawingml/2006/picture">
+                <pic:pic xmlns:pic="http://schemas.openxmlformats.org/drawingml/2006/picture">
+                  <pic:nvPicPr>
+                    <pic:cNvPr id="2127394890" name=""/>
+                    <pic:cNvPicPr/>
+                  </pic:nvPicPr>
+                  <pic:blipFill rotWithShape="1">
+                    <a:blip r:embed="rId8"/>
+                    <a:srcRect t="5180" b="6548"/>
+                    <a:stretch>
+                      <a:fillRect/>
+                    </a:stretch>
+                  </pic:blipFill>
+                  <pic:spPr bwMode="auto">
+                    <a:xfrm>
+                      <a:off x="0" y="0"/>
+                      <a:ext cx="5943600" cy="2951180"/>
+                    </a:xfrm>
+                    <a:prstGeom prst="rect">
+                      <a:avLst/>
+                    </a:prstGeom>
+                    <a:ln>
+                      <a:noFill/>
+                    </a:ln>
+                    <a:extLst>
+                      <a:ext uri="{53640926-AAD7-44D8-BBD7-CCE9431645EC}">
+                        <a14:shadowObscured xmlns:a14="http://schemas.microsoft.com/office/drawing/2010/main"/>
+                      </a:ext>
+                    </a:extLst>
+                  </pic:spPr>
+                </pic:pic>
+              </a:graphicData>
+            </a:graphic>
+          </wp:inline>
+        </w:drawing>
+      </w:r>
+    </w:p>
+    <w:p>
+      <w:pPr>
+        <w:pStyle w:val="Heading1"/>
+        <w:pBdr>
           <w:bottom w:val="single" w:sz="6" w:space="1" w:color="2E75B6"/>
         </w:pBdr>
       </w:pPr>
       <w:r>
-        <w:lastRenderedPageBreak/>
-        <w:t>6. Comparison &amp; Analysis</w:t>
+        <w:t>7</w:t>
+      </w:r>
+      <w:r>
+        <w:t>. Comparison &amp; Analysis</w:t>
       </w:r>
     </w:p>
     <w:p>
@@ -8345,14 +9148,17 @@
           <w:p>
             <w:pPr>
               <w:jc w:val="center"/>
-            </w:pPr>
-            <w:r>
-              <w:rPr>
-                <w:color w:val="000000"/>
+              <w:rPr>
                 <w:sz w:val="22"/>
                 <w:szCs w:val="22"/>
               </w:rPr>
-              <w:t>—</w:t>
+            </w:pPr>
+            <w:r>
+              <w:rPr>
+                <w:sz w:val="22"/>
+                <w:szCs w:val="22"/>
+              </w:rPr>
+              <w:t>0.8587</w:t>
             </w:r>
           </w:p>
         </w:tc>
@@ -8376,14 +9182,17 @@
           <w:p>
             <w:pPr>
               <w:jc w:val="center"/>
-            </w:pPr>
-            <w:r>
-              <w:rPr>
-                <w:color w:val="000000"/>
+              <w:rPr>
                 <w:sz w:val="22"/>
                 <w:szCs w:val="22"/>
               </w:rPr>
-              <w:t>—</w:t>
+            </w:pPr>
+            <w:r>
+              <w:rPr>
+                <w:sz w:val="22"/>
+                <w:szCs w:val="22"/>
+              </w:rPr>
+              <w:t>0.8632</w:t>
             </w:r>
           </w:p>
         </w:tc>
@@ -8407,6 +9216,10 @@
           <w:p>
             <w:pPr>
               <w:jc w:val="center"/>
+              <w:rPr>
+                <w:sz w:val="22"/>
+                <w:szCs w:val="22"/>
+              </w:rPr>
             </w:pPr>
             <w:r>
               <w:rPr>
@@ -8414,7 +9227,7 @@
                 <w:sz w:val="22"/>
                 <w:szCs w:val="22"/>
               </w:rPr>
-              <w:t>—</w:t>
+              <w:t>4</w:t>
             </w:r>
           </w:p>
         </w:tc>
@@ -8542,6 +9355,167 @@
           </w:p>
         </w:tc>
       </w:tr>
+      <w:tr>
+        <w:tc>
+          <w:tcPr>
+            <w:tcW w:w="3120" w:type="dxa"/>
+            <w:tcBorders>
+              <w:top w:val="single" w:sz="1" w:space="0" w:color="CCCCCC"/>
+              <w:left w:val="single" w:sz="1" w:space="0" w:color="CCCCCC"/>
+              <w:bottom w:val="single" w:sz="1" w:space="0" w:color="CCCCCC"/>
+              <w:right w:val="single" w:sz="1" w:space="0" w:color="CCCCCC"/>
+            </w:tcBorders>
+            <w:shd w:val="clear" w:color="auto" w:fill="F2F2F2" w:themeFill="background1" w:themeFillShade="F2"/>
+            <w:tcMar>
+              <w:top w:w="80" w:type="dxa"/>
+              <w:left w:w="120" w:type="dxa"/>
+              <w:bottom w:w="80" w:type="dxa"/>
+              <w:right w:w="120" w:type="dxa"/>
+            </w:tcMar>
+          </w:tcPr>
+          <w:p>
+            <w:pPr>
+              <w:rPr>
+                <w:color w:val="000000"/>
+                <w:sz w:val="22"/>
+                <w:szCs w:val="22"/>
+              </w:rPr>
+            </w:pPr>
+            <w:r>
+              <w:rPr>
+                <w:color w:val="000000"/>
+                <w:sz w:val="22"/>
+                <w:szCs w:val="22"/>
+              </w:rPr>
+              <w:t>Random Forest</w:t>
+            </w:r>
+          </w:p>
+        </w:tc>
+        <w:tc>
+          <w:tcPr>
+            <w:tcW w:w="2080" w:type="dxa"/>
+            <w:tcBorders>
+              <w:top w:val="single" w:sz="1" w:space="0" w:color="CCCCCC"/>
+              <w:left w:val="single" w:sz="1" w:space="0" w:color="CCCCCC"/>
+              <w:bottom w:val="single" w:sz="1" w:space="0" w:color="CCCCCC"/>
+              <w:right w:val="single" w:sz="1" w:space="0" w:color="CCCCCC"/>
+            </w:tcBorders>
+            <w:shd w:val="clear" w:color="auto" w:fill="F2F2F2" w:themeFill="background1" w:themeFillShade="F2"/>
+            <w:tcMar>
+              <w:top w:w="80" w:type="dxa"/>
+              <w:left w:w="120" w:type="dxa"/>
+              <w:bottom w:w="80" w:type="dxa"/>
+              <w:right w:w="120" w:type="dxa"/>
+            </w:tcMar>
+          </w:tcPr>
+          <w:p>
+            <w:pPr>
+              <w:jc w:val="center"/>
+              <w:rPr>
+                <w:color w:val="000000"/>
+                <w:sz w:val="22"/>
+                <w:szCs w:val="22"/>
+              </w:rPr>
+            </w:pPr>
+            <w:r>
+              <w:rPr>
+                <w:color w:val="000000"/>
+                <w:sz w:val="22"/>
+                <w:szCs w:val="22"/>
+              </w:rPr>
+              <w:t>0.8</w:t>
+            </w:r>
+            <w:r>
+              <w:rPr>
+                <w:color w:val="000000"/>
+                <w:sz w:val="22"/>
+                <w:szCs w:val="22"/>
+              </w:rPr>
+              <w:t>750</w:t>
+            </w:r>
+          </w:p>
+        </w:tc>
+        <w:tc>
+          <w:tcPr>
+            <w:tcW w:w="2080" w:type="dxa"/>
+            <w:tcBorders>
+              <w:top w:val="single" w:sz="1" w:space="0" w:color="CCCCCC"/>
+              <w:left w:val="single" w:sz="1" w:space="0" w:color="CCCCCC"/>
+              <w:bottom w:val="single" w:sz="1" w:space="0" w:color="CCCCCC"/>
+              <w:right w:val="single" w:sz="1" w:space="0" w:color="CCCCCC"/>
+            </w:tcBorders>
+            <w:shd w:val="clear" w:color="auto" w:fill="F2F2F2" w:themeFill="background1" w:themeFillShade="F2"/>
+            <w:tcMar>
+              <w:top w:w="80" w:type="dxa"/>
+              <w:left w:w="120" w:type="dxa"/>
+              <w:bottom w:w="80" w:type="dxa"/>
+              <w:right w:w="120" w:type="dxa"/>
+            </w:tcMar>
+          </w:tcPr>
+          <w:p>
+            <w:pPr>
+              <w:jc w:val="center"/>
+              <w:rPr>
+                <w:color w:val="000000"/>
+                <w:sz w:val="22"/>
+                <w:szCs w:val="22"/>
+              </w:rPr>
+            </w:pPr>
+            <w:r>
+              <w:rPr>
+                <w:color w:val="000000"/>
+                <w:sz w:val="22"/>
+                <w:szCs w:val="22"/>
+              </w:rPr>
+              <w:t>0.8</w:t>
+            </w:r>
+            <w:r>
+              <w:rPr>
+                <w:color w:val="000000"/>
+                <w:sz w:val="22"/>
+                <w:szCs w:val="22"/>
+              </w:rPr>
+              <w:t>856</w:t>
+            </w:r>
+          </w:p>
+        </w:tc>
+        <w:tc>
+          <w:tcPr>
+            <w:tcW w:w="2080" w:type="dxa"/>
+            <w:tcBorders>
+              <w:top w:val="single" w:sz="1" w:space="0" w:color="CCCCCC"/>
+              <w:left w:val="single" w:sz="1" w:space="0" w:color="CCCCCC"/>
+              <w:bottom w:val="single" w:sz="1" w:space="0" w:color="CCCCCC"/>
+              <w:right w:val="single" w:sz="1" w:space="0" w:color="CCCCCC"/>
+            </w:tcBorders>
+            <w:shd w:val="clear" w:color="auto" w:fill="F2F2F2" w:themeFill="background1" w:themeFillShade="F2"/>
+            <w:tcMar>
+              <w:top w:w="80" w:type="dxa"/>
+              <w:left w:w="120" w:type="dxa"/>
+              <w:bottom w:w="80" w:type="dxa"/>
+              <w:right w:w="120" w:type="dxa"/>
+            </w:tcMar>
+          </w:tcPr>
+          <w:p>
+            <w:pPr>
+              <w:jc w:val="center"/>
+              <w:rPr>
+                <w:color w:val="000000"/>
+                <w:sz w:val="22"/>
+                <w:szCs w:val="22"/>
+              </w:rPr>
+            </w:pPr>
+            <w:r>
+              <w:rPr>
+                <w:color w:val="000000"/>
+                <w:sz w:val="22"/>
+                <w:szCs w:val="22"/>
+              </w:rPr>
+              <w:t>6</w:t>
+            </w:r>
+          </w:p>
+        </w:tc>
+      </w:tr>
     </w:tbl>
     <w:p>
       <w:pPr>
@@ -8592,6 +9566,7 @@
         <w:pStyle w:val="Heading2"/>
       </w:pPr>
       <w:r>
+        <w:lastRenderedPageBreak/>
         <w:t>6.3 Misclassification Patterns</w:t>
       </w:r>
     </w:p>
@@ -9349,9 +10324,11 @@
   <w:style w:type="paragraph" w:default="1" w:styleId="Normal">
     <w:name w:val="Normal"/>
     <w:qFormat/>
+    <w:rsid w:val="00E5444B"/>
   </w:style>
   <w:style w:type="paragraph" w:styleId="Heading1">
     <w:name w:val="heading 1"/>
+    <w:link w:val="Heading1Char"/>
     <w:uiPriority w:val="9"/>
     <w:qFormat/>
     <w:pPr>
@@ -9555,6 +10532,20 @@
     <w:rPr>
       <w:sz w:val="20"/>
       <w:szCs w:val="20"/>
+    </w:rPr>
+  </w:style>
+  <w:style w:type="character" w:customStyle="1" w:styleId="Heading1Char">
+    <w:name w:val="Heading 1 Char"/>
+    <w:basedOn w:val="DefaultParagraphFont"/>
+    <w:link w:val="Heading1"/>
+    <w:uiPriority w:val="9"/>
+    <w:rsid w:val="00425454"/>
+    <w:rPr>
+      <w:b/>
+      <w:bCs/>
+      <w:color w:val="1F4E79"/>
+      <w:sz w:val="36"/>
+      <w:szCs w:val="36"/>
     </w:rPr>
   </w:style>
 </w:styles>
